--- a/AWS-NOTES/EBS Volume Management and Backup Strategies.docx
+++ b/AWS-NOTES/EBS Volume Management and Backup Strategies.docx
@@ -4028,25 +4028,7 @@
           <w:sz w:val="20"/>
           <w:szCs w:val="20"/>
         </w:rPr>
-        <w:t>(EBS)</w:t>
-      </w:r>
-      <w:r>
-        <w:rPr>
-          <w:b/>
-          <w:bCs/>
-          <w:sz w:val="20"/>
-          <w:szCs w:val="20"/>
-        </w:rPr>
-        <w:t xml:space="preserve"> </w:t>
-      </w:r>
-      <w:r>
-        <w:rPr>
-          <w:b/>
-          <w:bCs/>
-          <w:sz w:val="20"/>
-          <w:szCs w:val="20"/>
-        </w:rPr>
-        <w:t xml:space="preserve">volume. </w:t>
+        <w:t xml:space="preserve">(EBS) volume. </w:t>
       </w:r>
     </w:p>
     <w:p>
@@ -4092,25 +4074,7 @@
           <w:sz w:val="20"/>
           <w:szCs w:val="20"/>
         </w:rPr>
-        <w:t>creating a</w:t>
-      </w:r>
-      <w:r>
-        <w:rPr>
-          <w:b/>
-          <w:bCs/>
-          <w:sz w:val="20"/>
-          <w:szCs w:val="20"/>
-        </w:rPr>
-        <w:t xml:space="preserve"> </w:t>
-      </w:r>
-      <w:r>
-        <w:rPr>
-          <w:b/>
-          <w:bCs/>
-          <w:sz w:val="20"/>
-          <w:szCs w:val="20"/>
-        </w:rPr>
-        <w:t>backup that is stored</w:t>
+        <w:t>creating a backup that is stored</w:t>
       </w:r>
       <w:r>
         <w:rPr>
@@ -4224,6 +4188,7 @@
           <w:lang w:val="en-IN"/>
         </w:rPr>
       </w:pPr>
+      <w:proofErr w:type="gramStart"/>
       <w:r>
         <w:rPr>
           <w:sz w:val="20"/>
@@ -4240,8 +4205,9 @@
           <w:szCs w:val="20"/>
           <w:lang w:val="en-IN"/>
         </w:rPr>
-        <w:t>Restore Data</w:t>
-      </w:r>
+        <w:t>Restore</w:t>
+      </w:r>
+      <w:proofErr w:type="gramEnd"/>
       <w:r>
         <w:rPr>
           <w:b/>
@@ -4250,7 +4216,39 @@
           <w:szCs w:val="20"/>
           <w:lang w:val="en-IN"/>
         </w:rPr>
-        <w:t xml:space="preserve"> :- </w:t>
+        <w:t xml:space="preserve"> </w:t>
+      </w:r>
+      <w:proofErr w:type="gramStart"/>
+      <w:r>
+        <w:rPr>
+          <w:b/>
+          <w:bCs/>
+          <w:sz w:val="20"/>
+          <w:szCs w:val="20"/>
+          <w:lang w:val="en-IN"/>
+        </w:rPr>
+        <w:t>Data</w:t>
+      </w:r>
+      <w:r>
+        <w:rPr>
+          <w:b/>
+          <w:bCs/>
+          <w:sz w:val="20"/>
+          <w:szCs w:val="20"/>
+          <w:lang w:val="en-IN"/>
+        </w:rPr>
+        <w:t xml:space="preserve"> :</w:t>
+      </w:r>
+      <w:proofErr w:type="gramEnd"/>
+      <w:r>
+        <w:rPr>
+          <w:b/>
+          <w:bCs/>
+          <w:sz w:val="20"/>
+          <w:szCs w:val="20"/>
+          <w:lang w:val="en-IN"/>
+        </w:rPr>
+        <w:t xml:space="preserve">- </w:t>
       </w:r>
       <w:r>
         <w:rPr>
@@ -4275,6 +4273,7 @@
           <w:lang w:val="en-IN"/>
         </w:rPr>
       </w:pPr>
+      <w:proofErr w:type="gramStart"/>
       <w:r>
         <w:rPr>
           <w:sz w:val="20"/>
@@ -4291,8 +4290,9 @@
           <w:szCs w:val="20"/>
           <w:lang w:val="en-IN"/>
         </w:rPr>
-        <w:t>Create Copies in Other AZs or Regions</w:t>
-      </w:r>
+        <w:t>Create</w:t>
+      </w:r>
+      <w:proofErr w:type="gramEnd"/>
       <w:r>
         <w:rPr>
           <w:b/>
@@ -4301,7 +4301,39 @@
           <w:szCs w:val="20"/>
           <w:lang w:val="en-IN"/>
         </w:rPr>
-        <w:t xml:space="preserve"> :- </w:t>
+        <w:t xml:space="preserve"> Copies in Other AZs or </w:t>
+      </w:r>
+      <w:proofErr w:type="gramStart"/>
+      <w:r>
+        <w:rPr>
+          <w:b/>
+          <w:bCs/>
+          <w:sz w:val="20"/>
+          <w:szCs w:val="20"/>
+          <w:lang w:val="en-IN"/>
+        </w:rPr>
+        <w:t>Regions</w:t>
+      </w:r>
+      <w:r>
+        <w:rPr>
+          <w:b/>
+          <w:bCs/>
+          <w:sz w:val="20"/>
+          <w:szCs w:val="20"/>
+          <w:lang w:val="en-IN"/>
+        </w:rPr>
+        <w:t xml:space="preserve"> :</w:t>
+      </w:r>
+      <w:proofErr w:type="gramEnd"/>
+      <w:r>
+        <w:rPr>
+          <w:b/>
+          <w:bCs/>
+          <w:sz w:val="20"/>
+          <w:szCs w:val="20"/>
+          <w:lang w:val="en-IN"/>
+        </w:rPr>
+        <w:t xml:space="preserve">- </w:t>
       </w:r>
       <w:r>
         <w:rPr>
@@ -4362,6 +4394,7 @@
           <w:lang w:val="en-IN"/>
         </w:rPr>
       </w:pPr>
+      <w:proofErr w:type="gramStart"/>
       <w:r>
         <w:rPr>
           <w:sz w:val="20"/>
@@ -4378,8 +4411,9 @@
           <w:szCs w:val="20"/>
           <w:lang w:val="en-IN"/>
         </w:rPr>
-        <w:t>Launch New Instances</w:t>
-      </w:r>
+        <w:t>Launch</w:t>
+      </w:r>
+      <w:proofErr w:type="gramEnd"/>
       <w:r>
         <w:rPr>
           <w:b/>
@@ -4388,7 +4422,39 @@
           <w:szCs w:val="20"/>
           <w:lang w:val="en-IN"/>
         </w:rPr>
-        <w:t xml:space="preserve"> :- </w:t>
+        <w:t xml:space="preserve"> New </w:t>
+      </w:r>
+      <w:proofErr w:type="gramStart"/>
+      <w:r>
+        <w:rPr>
+          <w:b/>
+          <w:bCs/>
+          <w:sz w:val="20"/>
+          <w:szCs w:val="20"/>
+          <w:lang w:val="en-IN"/>
+        </w:rPr>
+        <w:t>Instances</w:t>
+      </w:r>
+      <w:r>
+        <w:rPr>
+          <w:b/>
+          <w:bCs/>
+          <w:sz w:val="20"/>
+          <w:szCs w:val="20"/>
+          <w:lang w:val="en-IN"/>
+        </w:rPr>
+        <w:t xml:space="preserve"> :</w:t>
+      </w:r>
+      <w:proofErr w:type="gramEnd"/>
+      <w:r>
+        <w:rPr>
+          <w:b/>
+          <w:bCs/>
+          <w:sz w:val="20"/>
+          <w:szCs w:val="20"/>
+          <w:lang w:val="en-IN"/>
+        </w:rPr>
+        <w:t xml:space="preserve">- </w:t>
       </w:r>
       <w:r>
         <w:rPr>
@@ -4431,6 +4497,7 @@
           <w:lang w:val="en-IN"/>
         </w:rPr>
       </w:pPr>
+      <w:proofErr w:type="gramStart"/>
       <w:r>
         <w:rPr>
           <w:sz w:val="20"/>
@@ -4447,8 +4514,9 @@
           <w:szCs w:val="20"/>
           <w:lang w:val="en-IN"/>
         </w:rPr>
-        <w:t>Automate Backups</w:t>
-      </w:r>
+        <w:t>Automate</w:t>
+      </w:r>
+      <w:proofErr w:type="gramEnd"/>
       <w:r>
         <w:rPr>
           <w:b/>
@@ -4457,7 +4525,39 @@
           <w:szCs w:val="20"/>
           <w:lang w:val="en-IN"/>
         </w:rPr>
-        <w:t xml:space="preserve"> :- </w:t>
+        <w:t xml:space="preserve"> </w:t>
+      </w:r>
+      <w:proofErr w:type="gramStart"/>
+      <w:r>
+        <w:rPr>
+          <w:b/>
+          <w:bCs/>
+          <w:sz w:val="20"/>
+          <w:szCs w:val="20"/>
+          <w:lang w:val="en-IN"/>
+        </w:rPr>
+        <w:t>Backups</w:t>
+      </w:r>
+      <w:r>
+        <w:rPr>
+          <w:b/>
+          <w:bCs/>
+          <w:sz w:val="20"/>
+          <w:szCs w:val="20"/>
+          <w:lang w:val="en-IN"/>
+        </w:rPr>
+        <w:t xml:space="preserve"> :</w:t>
+      </w:r>
+      <w:proofErr w:type="gramEnd"/>
+      <w:r>
+        <w:rPr>
+          <w:b/>
+          <w:bCs/>
+          <w:sz w:val="20"/>
+          <w:szCs w:val="20"/>
+          <w:lang w:val="en-IN"/>
+        </w:rPr>
+        <w:t xml:space="preserve">- </w:t>
       </w:r>
       <w:r>
         <w:rPr>
@@ -4500,6 +4600,7 @@
           <w:lang w:val="en-IN"/>
         </w:rPr>
       </w:pPr>
+      <w:proofErr w:type="gramStart"/>
       <w:r>
         <w:rPr>
           <w:sz w:val="20"/>
@@ -4516,8 +4617,9 @@
           <w:szCs w:val="20"/>
           <w:lang w:val="en-IN"/>
         </w:rPr>
-        <w:t>Migrate Data</w:t>
-      </w:r>
+        <w:t>Migrate</w:t>
+      </w:r>
+      <w:proofErr w:type="gramEnd"/>
       <w:r>
         <w:rPr>
           <w:b/>
@@ -4526,7 +4628,39 @@
           <w:szCs w:val="20"/>
           <w:lang w:val="en-IN"/>
         </w:rPr>
-        <w:t xml:space="preserve"> :- </w:t>
+        <w:t xml:space="preserve"> </w:t>
+      </w:r>
+      <w:proofErr w:type="gramStart"/>
+      <w:r>
+        <w:rPr>
+          <w:b/>
+          <w:bCs/>
+          <w:sz w:val="20"/>
+          <w:szCs w:val="20"/>
+          <w:lang w:val="en-IN"/>
+        </w:rPr>
+        <w:t>Data</w:t>
+      </w:r>
+      <w:r>
+        <w:rPr>
+          <w:b/>
+          <w:bCs/>
+          <w:sz w:val="20"/>
+          <w:szCs w:val="20"/>
+          <w:lang w:val="en-IN"/>
+        </w:rPr>
+        <w:t xml:space="preserve"> :</w:t>
+      </w:r>
+      <w:proofErr w:type="gramEnd"/>
+      <w:r>
+        <w:rPr>
+          <w:b/>
+          <w:bCs/>
+          <w:sz w:val="20"/>
+          <w:szCs w:val="20"/>
+          <w:lang w:val="en-IN"/>
+        </w:rPr>
+        <w:t xml:space="preserve">- </w:t>
       </w:r>
       <w:r>
         <w:rPr>
@@ -4551,6 +4685,7 @@
           <w:lang w:val="en-IN"/>
         </w:rPr>
       </w:pPr>
+      <w:proofErr w:type="gramStart"/>
       <w:r>
         <w:rPr>
           <w:sz w:val="20"/>
@@ -4567,8 +4702,9 @@
           <w:szCs w:val="20"/>
           <w:lang w:val="en-IN"/>
         </w:rPr>
-        <w:t>Create AMIs (Amazon Machine Images)</w:t>
-      </w:r>
+        <w:t>Create</w:t>
+      </w:r>
+      <w:proofErr w:type="gramEnd"/>
       <w:r>
         <w:rPr>
           <w:b/>
@@ -4577,7 +4713,39 @@
           <w:szCs w:val="20"/>
           <w:lang w:val="en-IN"/>
         </w:rPr>
-        <w:t xml:space="preserve"> :- </w:t>
+        <w:t xml:space="preserve"> AMIs (Amazon Machine Images</w:t>
+      </w:r>
+      <w:proofErr w:type="gramStart"/>
+      <w:r>
+        <w:rPr>
+          <w:b/>
+          <w:bCs/>
+          <w:sz w:val="20"/>
+          <w:szCs w:val="20"/>
+          <w:lang w:val="en-IN"/>
+        </w:rPr>
+        <w:t>)</w:t>
+      </w:r>
+      <w:r>
+        <w:rPr>
+          <w:b/>
+          <w:bCs/>
+          <w:sz w:val="20"/>
+          <w:szCs w:val="20"/>
+          <w:lang w:val="en-IN"/>
+        </w:rPr>
+        <w:t xml:space="preserve"> :</w:t>
+      </w:r>
+      <w:proofErr w:type="gramEnd"/>
+      <w:r>
+        <w:rPr>
+          <w:b/>
+          <w:bCs/>
+          <w:sz w:val="20"/>
+          <w:szCs w:val="20"/>
+          <w:lang w:val="en-IN"/>
+        </w:rPr>
+        <w:t xml:space="preserve">- </w:t>
       </w:r>
       <w:r>
         <w:rPr>
@@ -4793,39 +4961,7 @@
           <w:szCs w:val="20"/>
           <w:lang w:val="en-IN"/>
         </w:rPr>
-        <w:t>Amazon Data Lifecycle Manager (DLM) is a feature within the EC2 service in AWS</w:t>
-      </w:r>
-      <w:r>
-        <w:rPr>
-          <w:sz w:val="20"/>
-          <w:szCs w:val="20"/>
-          <w:lang w:val="en-IN"/>
-        </w:rPr>
-        <w:t xml:space="preserve"> </w:t>
-      </w:r>
-      <w:r>
-        <w:rPr>
-          <w:sz w:val="20"/>
-          <w:szCs w:val="20"/>
-          <w:lang w:val="en-IN"/>
-        </w:rPr>
-        <w:t>that allows users to automate the creation, retention, and deletion of Amazon EBS</w:t>
-      </w:r>
-      <w:r>
-        <w:rPr>
-          <w:sz w:val="20"/>
-          <w:szCs w:val="20"/>
-          <w:lang w:val="en-IN"/>
-        </w:rPr>
-        <w:t xml:space="preserve"> </w:t>
-      </w:r>
-      <w:r>
-        <w:rPr>
-          <w:sz w:val="20"/>
-          <w:szCs w:val="20"/>
-          <w:lang w:val="en-IN"/>
-        </w:rPr>
-        <w:t xml:space="preserve">snapshots. </w:t>
+        <w:t xml:space="preserve">Amazon Data Lifecycle Manager (DLM) is a feature within the EC2 service in AWS that allows users to automate the creation, retention, and deletion of Amazon EBS snapshots. </w:t>
       </w:r>
     </w:p>
     <w:p>
@@ -4848,39 +4984,7 @@
           <w:szCs w:val="20"/>
           <w:lang w:val="en-IN"/>
         </w:rPr>
-        <w:t>With DLM, system administrators can define lifecycle policies to ensure</w:t>
-      </w:r>
-      <w:r>
-        <w:rPr>
-          <w:sz w:val="20"/>
-          <w:szCs w:val="20"/>
-          <w:lang w:val="en-IN"/>
-        </w:rPr>
-        <w:t xml:space="preserve"> </w:t>
-      </w:r>
-      <w:r>
-        <w:rPr>
-          <w:sz w:val="20"/>
-          <w:szCs w:val="20"/>
-          <w:lang w:val="en-IN"/>
-        </w:rPr>
-        <w:t>that snapshots are created on a regular schedule and that older backups are</w:t>
-      </w:r>
-      <w:r>
-        <w:rPr>
-          <w:sz w:val="20"/>
-          <w:szCs w:val="20"/>
-          <w:lang w:val="en-IN"/>
-        </w:rPr>
-        <w:t xml:space="preserve"> </w:t>
-      </w:r>
-      <w:r>
-        <w:rPr>
-          <w:sz w:val="20"/>
-          <w:szCs w:val="20"/>
-          <w:lang w:val="en-IN"/>
-        </w:rPr>
-        <w:t>automatically deleted based on retention rules.</w:t>
+        <w:t>With DLM, system administrators can define lifecycle policies to ensure that snapshots are created on a regular schedule and that older backups are automatically deleted based on retention rules.</w:t>
       </w:r>
     </w:p>
     <w:p>
@@ -5219,29 +5323,7 @@
           <w:sz w:val="20"/>
           <w:szCs w:val="20"/>
         </w:rPr>
-        <w:t>Retention: 7 snapshots (oldest snapshot automatically deleted when 8th is</w:t>
-      </w:r>
-      <w:r>
-        <w:rPr>
-          <w:b/>
-          <w:bCs/>
-          <w:i/>
-          <w:iCs/>
-          <w:sz w:val="20"/>
-          <w:szCs w:val="20"/>
-        </w:rPr>
-        <w:t xml:space="preserve"> </w:t>
-      </w:r>
-      <w:r>
-        <w:rPr>
-          <w:b/>
-          <w:bCs/>
-          <w:i/>
-          <w:iCs/>
-          <w:sz w:val="20"/>
-          <w:szCs w:val="20"/>
-        </w:rPr>
-        <w:t>created)</w:t>
+        <w:t>Retention: 7 snapshots (oldest snapshot automatically deleted when 8th is created)</w:t>
       </w:r>
     </w:p>
     <w:p>
@@ -5274,7 +5356,27 @@
           <w:sz w:val="20"/>
           <w:szCs w:val="20"/>
         </w:rPr>
-        <w:t>NAME MAJ:MIN RM SIZE RO TYPE MOUNTPOINT</w:t>
+        <w:t xml:space="preserve">NAME </w:t>
+      </w:r>
+      <w:proofErr w:type="gramStart"/>
+      <w:r>
+        <w:rPr>
+          <w:b/>
+          <w:bCs/>
+          <w:sz w:val="20"/>
+          <w:szCs w:val="20"/>
+        </w:rPr>
+        <w:t>MAJ:MIN</w:t>
+      </w:r>
+      <w:proofErr w:type="gramEnd"/>
+      <w:r>
+        <w:rPr>
+          <w:b/>
+          <w:bCs/>
+          <w:sz w:val="20"/>
+          <w:szCs w:val="20"/>
+        </w:rPr>
+        <w:t xml:space="preserve"> RM SIZE RO TYPE MOUNTPOINT</w:t>
       </w:r>
     </w:p>
     <w:p>
@@ -5350,7 +5452,27 @@
           <w:sz w:val="20"/>
           <w:szCs w:val="20"/>
         </w:rPr>
-        <w:t xml:space="preserve">Step 1 :- </w:t>
+        <w:t xml:space="preserve">Step </w:t>
+      </w:r>
+      <w:proofErr w:type="gramStart"/>
+      <w:r>
+        <w:rPr>
+          <w:b/>
+          <w:bCs/>
+          <w:sz w:val="20"/>
+          <w:szCs w:val="20"/>
+        </w:rPr>
+        <w:t>1 :</w:t>
+      </w:r>
+      <w:proofErr w:type="gramEnd"/>
+      <w:r>
+        <w:rPr>
+          <w:b/>
+          <w:bCs/>
+          <w:sz w:val="20"/>
+          <w:szCs w:val="20"/>
+        </w:rPr>
+        <w:t xml:space="preserve">- </w:t>
       </w:r>
       <w:r>
         <w:rPr>
@@ -5467,7 +5589,27 @@
           <w:sz w:val="20"/>
           <w:szCs w:val="20"/>
         </w:rPr>
-        <w:t xml:space="preserve">Step 2 :- </w:t>
+        <w:t xml:space="preserve">Step </w:t>
+      </w:r>
+      <w:proofErr w:type="gramStart"/>
+      <w:r>
+        <w:rPr>
+          <w:b/>
+          <w:bCs/>
+          <w:sz w:val="20"/>
+          <w:szCs w:val="20"/>
+        </w:rPr>
+        <w:t>2 :</w:t>
+      </w:r>
+      <w:proofErr w:type="gramEnd"/>
+      <w:r>
+        <w:rPr>
+          <w:b/>
+          <w:bCs/>
+          <w:sz w:val="20"/>
+          <w:szCs w:val="20"/>
+        </w:rPr>
+        <w:t xml:space="preserve">- </w:t>
       </w:r>
       <w:r>
         <w:rPr>
@@ -5521,7 +5663,23 @@
           <w:sz w:val="20"/>
           <w:szCs w:val="20"/>
         </w:rPr>
-        <w:t xml:space="preserve"> mkfs.ext4 /dev/xvdf1</w:t>
+        <w:t xml:space="preserve"> </w:t>
+      </w:r>
+      <w:proofErr w:type="gramStart"/>
+      <w:r>
+        <w:rPr>
+          <w:sz w:val="20"/>
+          <w:szCs w:val="20"/>
+        </w:rPr>
+        <w:t>mkfs.ext</w:t>
+      </w:r>
+      <w:proofErr w:type="gramEnd"/>
+      <w:r>
+        <w:rPr>
+          <w:sz w:val="20"/>
+          <w:szCs w:val="20"/>
+        </w:rPr>
+        <w:t>4 /dev/xvdf1</w:t>
       </w:r>
     </w:p>
     <w:p>
@@ -5545,6 +5703,7 @@
         </w:rPr>
         <w:t xml:space="preserve">Step </w:t>
       </w:r>
+      <w:proofErr w:type="gramStart"/>
       <w:r>
         <w:rPr>
           <w:b/>
@@ -5552,7 +5711,17 @@
           <w:sz w:val="20"/>
           <w:szCs w:val="20"/>
         </w:rPr>
-        <w:t xml:space="preserve">3 :- </w:t>
+        <w:t>3 :</w:t>
+      </w:r>
+      <w:proofErr w:type="gramEnd"/>
+      <w:r>
+        <w:rPr>
+          <w:b/>
+          <w:bCs/>
+          <w:sz w:val="20"/>
+          <w:szCs w:val="20"/>
+        </w:rPr>
+        <w:t xml:space="preserve">- </w:t>
       </w:r>
       <w:r>
         <w:rPr>
@@ -5712,7 +5881,27 @@
           <w:sz w:val="20"/>
           <w:szCs w:val="20"/>
         </w:rPr>
-        <w:t xml:space="preserve">Step 4 :- </w:t>
+        <w:t xml:space="preserve">Step </w:t>
+      </w:r>
+      <w:proofErr w:type="gramStart"/>
+      <w:r>
+        <w:rPr>
+          <w:b/>
+          <w:bCs/>
+          <w:sz w:val="20"/>
+          <w:szCs w:val="20"/>
+        </w:rPr>
+        <w:t>4 :</w:t>
+      </w:r>
+      <w:proofErr w:type="gramEnd"/>
+      <w:r>
+        <w:rPr>
+          <w:b/>
+          <w:bCs/>
+          <w:sz w:val="20"/>
+          <w:szCs w:val="20"/>
+        </w:rPr>
+        <w:t xml:space="preserve">- </w:t>
       </w:r>
       <w:r>
         <w:rPr>
@@ -5831,7 +6020,27 @@
           <w:sz w:val="20"/>
           <w:szCs w:val="20"/>
         </w:rPr>
-        <w:t xml:space="preserve">Step 5 :- </w:t>
+        <w:t xml:space="preserve">Step </w:t>
+      </w:r>
+      <w:proofErr w:type="gramStart"/>
+      <w:r>
+        <w:rPr>
+          <w:b/>
+          <w:bCs/>
+          <w:sz w:val="20"/>
+          <w:szCs w:val="20"/>
+        </w:rPr>
+        <w:t>5 :</w:t>
+      </w:r>
+      <w:proofErr w:type="gramEnd"/>
+      <w:r>
+        <w:rPr>
+          <w:b/>
+          <w:bCs/>
+          <w:sz w:val="20"/>
+          <w:szCs w:val="20"/>
+        </w:rPr>
+        <w:t xml:space="preserve">- </w:t>
       </w:r>
       <w:r>
         <w:rPr>
@@ -6061,6 +6270,7 @@
         <w:t xml:space="preserve">/data ext4 </w:t>
       </w:r>
       <w:proofErr w:type="spellStart"/>
+      <w:proofErr w:type="gramStart"/>
       <w:r>
         <w:rPr>
           <w:sz w:val="20"/>
@@ -6069,6 +6279,7 @@
         <w:t>defaults,nofail</w:t>
       </w:r>
       <w:proofErr w:type="spellEnd"/>
+      <w:proofErr w:type="gramEnd"/>
       <w:r>
         <w:rPr>
           <w:sz w:val="20"/>
@@ -6087,6 +6298,8 @@
           <w:bCs/>
           <w:i/>
           <w:iCs/>
+          <w:sz w:val="20"/>
+          <w:szCs w:val="20"/>
         </w:rPr>
       </w:pPr>
       <w:r>
@@ -6095,6 +6308,8 @@
           <w:bCs/>
           <w:i/>
           <w:iCs/>
+          <w:sz w:val="20"/>
+          <w:szCs w:val="20"/>
         </w:rPr>
         <w:t>C</w:t>
       </w:r>
@@ -6104,6 +6319,8 @@
           <w:bCs/>
           <w:i/>
           <w:iCs/>
+          <w:sz w:val="20"/>
+          <w:szCs w:val="20"/>
         </w:rPr>
         <w:t>ommands</w:t>
       </w:r>
@@ -6113,17 +6330,45 @@
           <w:bCs/>
           <w:i/>
           <w:iCs/>
-        </w:rPr>
-        <w:t xml:space="preserve"> for </w:t>
-      </w:r>
+          <w:sz w:val="20"/>
+          <w:szCs w:val="20"/>
+        </w:rPr>
+        <w:t xml:space="preserve"> </w:t>
+      </w:r>
+      <w:proofErr w:type="gramStart"/>
       <w:r>
         <w:rPr>
           <w:b/>
           <w:bCs/>
           <w:i/>
           <w:iCs/>
-        </w:rPr>
-        <w:t xml:space="preserve"> practice.</w:t>
+          <w:sz w:val="20"/>
+          <w:szCs w:val="20"/>
+        </w:rPr>
+        <w:t xml:space="preserve">for </w:t>
+      </w:r>
+      <w:r>
+        <w:rPr>
+          <w:b/>
+          <w:bCs/>
+          <w:i/>
+          <w:iCs/>
+          <w:sz w:val="20"/>
+          <w:szCs w:val="20"/>
+        </w:rPr>
+        <w:t xml:space="preserve"> practice</w:t>
+      </w:r>
+      <w:proofErr w:type="gramEnd"/>
+      <w:r>
+        <w:rPr>
+          <w:b/>
+          <w:bCs/>
+          <w:i/>
+          <w:iCs/>
+          <w:sz w:val="20"/>
+          <w:szCs w:val="20"/>
+        </w:rPr>
+        <w:t>.</w:t>
       </w:r>
     </w:p>
     <w:p>
@@ -6139,6 +6384,8 @@
           <w:bCs/>
           <w:i/>
           <w:iCs/>
+          <w:sz w:val="20"/>
+          <w:szCs w:val="20"/>
         </w:rPr>
       </w:pPr>
       <w:r>
@@ -6147,6 +6394,8 @@
           <w:bCs/>
           <w:i/>
           <w:iCs/>
+          <w:sz w:val="20"/>
+          <w:szCs w:val="20"/>
         </w:rPr>
         <w:t>apt</w:t>
       </w:r>
@@ -6156,6 +6405,8 @@
           <w:bCs/>
           <w:i/>
           <w:iCs/>
+          <w:sz w:val="20"/>
+          <w:szCs w:val="20"/>
         </w:rPr>
         <w:t xml:space="preserve"> update -y</w:t>
       </w:r>
@@ -6173,6 +6424,8 @@
           <w:bCs/>
           <w:i/>
           <w:iCs/>
+          <w:sz w:val="20"/>
+          <w:szCs w:val="20"/>
         </w:rPr>
       </w:pPr>
       <w:r>
@@ -6181,6 +6434,8 @@
           <w:bCs/>
           <w:i/>
           <w:iCs/>
+          <w:sz w:val="20"/>
+          <w:szCs w:val="20"/>
         </w:rPr>
         <w:t xml:space="preserve">apt install </w:t>
       </w:r>
@@ -6191,6 +6446,8 @@
           <w:bCs/>
           <w:i/>
           <w:iCs/>
+          <w:sz w:val="20"/>
+          <w:szCs w:val="20"/>
         </w:rPr>
         <w:t>nfs</w:t>
       </w:r>
@@ -6201,6 +6458,8 @@
           <w:bCs/>
           <w:i/>
           <w:iCs/>
+          <w:sz w:val="20"/>
+          <w:szCs w:val="20"/>
         </w:rPr>
         <w:t>—utils</w:t>
       </w:r>
@@ -6218,6 +6477,8 @@
           <w:bCs/>
           <w:i/>
           <w:iCs/>
+          <w:sz w:val="20"/>
+          <w:szCs w:val="20"/>
         </w:rPr>
       </w:pPr>
       <w:r>
@@ -6226,6 +6487,8 @@
           <w:bCs/>
           <w:i/>
           <w:iCs/>
+          <w:sz w:val="20"/>
+          <w:szCs w:val="20"/>
         </w:rPr>
         <w:t>apt-cache se</w:t>
       </w:r>
@@ -6235,6 +6498,8 @@
           <w:bCs/>
           <w:i/>
           <w:iCs/>
+          <w:sz w:val="20"/>
+          <w:szCs w:val="20"/>
         </w:rPr>
         <w:t xml:space="preserve">arch </w:t>
       </w:r>
@@ -6245,6 +6510,8 @@
           <w:bCs/>
           <w:i/>
           <w:iCs/>
+          <w:sz w:val="20"/>
+          <w:szCs w:val="20"/>
         </w:rPr>
         <w:t>nfs</w:t>
       </w:r>
@@ -6263,6 +6530,8 @@
           <w:bCs/>
           <w:i/>
           <w:iCs/>
+          <w:sz w:val="20"/>
+          <w:szCs w:val="20"/>
         </w:rPr>
       </w:pPr>
       <w:r>
@@ -6271,6 +6540,8 @@
           <w:bCs/>
           <w:i/>
           <w:iCs/>
+          <w:sz w:val="20"/>
+          <w:szCs w:val="20"/>
         </w:rPr>
         <w:t xml:space="preserve">apt install </w:t>
       </w:r>
@@ -6281,6 +6552,8 @@
           <w:bCs/>
           <w:i/>
           <w:iCs/>
+          <w:sz w:val="20"/>
+          <w:szCs w:val="20"/>
         </w:rPr>
         <w:t>nfd</w:t>
       </w:r>
@@ -6291,6 +6564,8 @@
           <w:bCs/>
           <w:i/>
           <w:iCs/>
+          <w:sz w:val="20"/>
+          <w:szCs w:val="20"/>
         </w:rPr>
         <w:t>-common</w:t>
       </w:r>
@@ -6306,12 +6581,16 @@
         <w:rPr>
           <w:b/>
           <w:bCs/>
+          <w:sz w:val="20"/>
+          <w:szCs w:val="20"/>
         </w:rPr>
       </w:pPr>
       <w:r>
         <w:rPr>
           <w:b/>
           <w:bCs/>
+          <w:sz w:val="20"/>
+          <w:szCs w:val="20"/>
         </w:rPr>
         <w:t>vim /</w:t>
       </w:r>
@@ -6320,6 +6599,8 @@
         <w:rPr>
           <w:b/>
           <w:bCs/>
+          <w:sz w:val="20"/>
+          <w:szCs w:val="20"/>
         </w:rPr>
         <w:t>etc</w:t>
       </w:r>
@@ -6328,6 +6609,8 @@
         <w:rPr>
           <w:b/>
           <w:bCs/>
+          <w:sz w:val="20"/>
+          <w:szCs w:val="20"/>
         </w:rPr>
         <w:t>/</w:t>
       </w:r>
@@ -6336,15 +6619,10 @@
         <w:rPr>
           <w:b/>
           <w:bCs/>
-        </w:rPr>
-        <w:t>f</w:t>
-      </w:r>
-      <w:r>
-        <w:rPr>
-          <w:b/>
-          <w:bCs/>
-        </w:rPr>
-        <w:t>stag</w:t>
+          <w:sz w:val="20"/>
+          <w:szCs w:val="20"/>
+        </w:rPr>
+        <w:t>fstag</w:t>
       </w:r>
       <w:proofErr w:type="spellEnd"/>
     </w:p>
@@ -6361,6 +6639,8 @@
           <w:bCs/>
           <w:i/>
           <w:iCs/>
+          <w:sz w:val="20"/>
+          <w:szCs w:val="20"/>
         </w:rPr>
       </w:pPr>
       <w:proofErr w:type="spellStart"/>
@@ -6370,8 +6650,34 @@
           <w:bCs/>
           <w:i/>
           <w:iCs/>
-        </w:rPr>
-        <w:t>usw-est,amazonaws.com:mnt</w:t>
+          <w:sz w:val="20"/>
+          <w:szCs w:val="20"/>
+        </w:rPr>
+        <w:t>usw-</w:t>
+      </w:r>
+      <w:proofErr w:type="gramStart"/>
+      <w:r>
+        <w:rPr>
+          <w:b/>
+          <w:bCs/>
+          <w:i/>
+          <w:iCs/>
+          <w:sz w:val="20"/>
+          <w:szCs w:val="20"/>
+        </w:rPr>
+        <w:t>est,amazonaws.com</w:t>
+      </w:r>
+      <w:proofErr w:type="gramEnd"/>
+      <w:r>
+        <w:rPr>
+          <w:b/>
+          <w:bCs/>
+          <w:i/>
+          <w:iCs/>
+          <w:sz w:val="20"/>
+          <w:szCs w:val="20"/>
+        </w:rPr>
+        <w:t>:mnt</w:t>
       </w:r>
       <w:proofErr w:type="spellEnd"/>
       <w:r>
@@ -6380,9 +6686,24 @@
           <w:bCs/>
           <w:i/>
           <w:iCs/>
-        </w:rPr>
-        <w:t>/nfs4   default 0  0</w:t>
-      </w:r>
+          <w:sz w:val="20"/>
+          <w:szCs w:val="20"/>
+        </w:rPr>
+        <w:t xml:space="preserve">/nfs4   default </w:t>
+      </w:r>
+      <w:proofErr w:type="gramStart"/>
+      <w:r>
+        <w:rPr>
+          <w:b/>
+          <w:bCs/>
+          <w:i/>
+          <w:iCs/>
+          <w:sz w:val="20"/>
+          <w:szCs w:val="20"/>
+        </w:rPr>
+        <w:t>0  0</w:t>
+      </w:r>
+      <w:proofErr w:type="gramEnd"/>
     </w:p>
     <w:p>
       <w:pPr>
@@ -6397,6 +6718,8 @@
           <w:bCs/>
           <w:i/>
           <w:iCs/>
+          <w:sz w:val="20"/>
+          <w:szCs w:val="20"/>
         </w:rPr>
       </w:pPr>
       <w:r>
@@ -6405,6 +6728,8 @@
           <w:bCs/>
           <w:i/>
           <w:iCs/>
+          <w:sz w:val="20"/>
+          <w:szCs w:val="20"/>
         </w:rPr>
         <w:t>mount -a</w:t>
       </w:r>
@@ -6428,8 +6753,37 @@
           <w:i/>
           <w:iCs/>
         </w:rPr>
-        <w:t xml:space="preserve">General interview Question </w:t>
-      </w:r>
+        <w:t xml:space="preserve">[ </w:t>
+      </w:r>
+      <w:r>
+        <w:rPr>
+          <w:b/>
+          <w:bCs/>
+          <w:i/>
+          <w:iCs/>
+        </w:rPr>
+        <w:t xml:space="preserve">General interview </w:t>
+      </w:r>
+      <w:proofErr w:type="gramStart"/>
+      <w:r>
+        <w:rPr>
+          <w:b/>
+          <w:bCs/>
+          <w:i/>
+          <w:iCs/>
+        </w:rPr>
+        <w:t xml:space="preserve">Question </w:t>
+      </w:r>
+      <w:r>
+        <w:rPr>
+          <w:b/>
+          <w:bCs/>
+          <w:i/>
+          <w:iCs/>
+        </w:rPr>
+        <w:t>]</w:t>
+      </w:r>
+      <w:proofErr w:type="gramEnd"/>
     </w:p>
     <w:p>
       <w:pPr>
@@ -6449,7 +6803,16 @@
           <w:i/>
           <w:iCs/>
         </w:rPr>
-        <w:t xml:space="preserve">1. </w:t>
+        <w:t>Q1</w:t>
+      </w:r>
+      <w:r>
+        <w:rPr>
+          <w:b/>
+          <w:bCs/>
+          <w:i/>
+          <w:iCs/>
+        </w:rPr>
+        <w:t xml:space="preserve">. </w:t>
       </w:r>
       <w:r>
         <w:rPr>
@@ -7273,16 +7636,12 @@
     <w:p>
       <w:pPr>
         <w:pStyle w:val="Heading1"/>
-        <w:numPr>
-          <w:ilvl w:val="0"/>
-          <w:numId w:val="18"/>
-        </w:numPr>
         <w:tabs>
           <w:tab w:val="left" w:pos="742"/>
           <w:tab w:val="left" w:pos="744"/>
         </w:tabs>
         <w:spacing w:line="278" w:lineRule="auto"/>
-        <w:ind w:right="87"/>
+        <w:ind w:left="361" w:right="87"/>
         <w:rPr>
           <w:rFonts w:ascii="Wingdings" w:hAnsi="Wingdings"/>
           <w:b w:val="0"/>
@@ -7290,6 +7649,13 @@
           <w:szCs w:val="20"/>
         </w:rPr>
       </w:pPr>
+      <w:r>
+        <w:rPr>
+          <w:sz w:val="20"/>
+          <w:szCs w:val="20"/>
+        </w:rPr>
+        <w:t xml:space="preserve">Q2. </w:t>
+      </w:r>
       <w:r>
         <w:rPr>
           <w:sz w:val="20"/>
@@ -8109,16 +8475,12 @@
     <w:p>
       <w:pPr>
         <w:pStyle w:val="Heading1"/>
-        <w:numPr>
-          <w:ilvl w:val="0"/>
-          <w:numId w:val="18"/>
-        </w:numPr>
         <w:tabs>
           <w:tab w:val="left" w:pos="742"/>
           <w:tab w:val="left" w:pos="744"/>
         </w:tabs>
         <w:spacing w:line="280" w:lineRule="auto"/>
-        <w:ind w:right="982"/>
+        <w:ind w:left="361" w:right="982"/>
         <w:rPr>
           <w:rFonts w:ascii="Wingdings" w:hAnsi="Wingdings"/>
           <w:b w:val="0"/>
@@ -8126,6 +8488,13 @@
           <w:szCs w:val="20"/>
         </w:rPr>
       </w:pPr>
+      <w:r>
+        <w:rPr>
+          <w:sz w:val="20"/>
+          <w:szCs w:val="20"/>
+        </w:rPr>
+        <w:t xml:space="preserve">Q3. </w:t>
+      </w:r>
       <w:r>
         <w:rPr>
           <w:sz w:val="20"/>
@@ -8492,7 +8861,7 @@
       <w:pPr>
         <w:pStyle w:val="Heading3"/>
         <w:spacing w:line="292" w:lineRule="exact"/>
-        <w:ind w:left="361"/>
+        <w:ind w:left="720"/>
         <w:rPr>
           <w:sz w:val="20"/>
           <w:szCs w:val="20"/>
@@ -8571,13 +8940,14 @@
       <w:pPr>
         <w:pStyle w:val="ListParagraph"/>
         <w:numPr>
-          <w:ilvl w:val="1"/>
-          <w:numId w:val="19"/>
+          <w:ilvl w:val="0"/>
+          <w:numId w:val="48"/>
         </w:numPr>
         <w:tabs>
           <w:tab w:val="left" w:pos="969"/>
         </w:tabs>
         <w:spacing w:before="206"/>
+        <w:ind w:left="1439"/>
         <w:rPr>
           <w:sz w:val="20"/>
           <w:szCs w:val="20"/>
@@ -8788,13 +9158,14 @@
       <w:pPr>
         <w:pStyle w:val="ListParagraph"/>
         <w:numPr>
-          <w:ilvl w:val="1"/>
-          <w:numId w:val="19"/>
+          <w:ilvl w:val="0"/>
+          <w:numId w:val="48"/>
         </w:numPr>
         <w:tabs>
           <w:tab w:val="left" w:pos="969"/>
         </w:tabs>
         <w:spacing w:before="206"/>
+        <w:ind w:left="1439"/>
         <w:rPr>
           <w:sz w:val="20"/>
           <w:szCs w:val="20"/>
@@ -8923,15 +9294,11 @@
     <w:p>
       <w:pPr>
         <w:pStyle w:val="Heading2"/>
-        <w:numPr>
-          <w:ilvl w:val="0"/>
-          <w:numId w:val="18"/>
-        </w:numPr>
         <w:tabs>
           <w:tab w:val="left" w:pos="744"/>
         </w:tabs>
         <w:spacing w:line="283" w:lineRule="auto"/>
-        <w:ind w:right="350"/>
+        <w:ind w:left="0" w:right="350" w:firstLine="0"/>
         <w:rPr>
           <w:rFonts w:ascii="Wingdings" w:hAnsi="Wingdings"/>
           <w:b w:val="0"/>
@@ -8939,6 +9306,13 @@
           <w:szCs w:val="20"/>
         </w:rPr>
       </w:pPr>
+      <w:r>
+        <w:rPr>
+          <w:sz w:val="20"/>
+          <w:szCs w:val="20"/>
+        </w:rPr>
+        <w:t xml:space="preserve">Q4. </w:t>
+      </w:r>
       <w:r>
         <w:rPr>
           <w:sz w:val="20"/>
@@ -9835,16 +10209,12 @@
     <w:p>
       <w:pPr>
         <w:pStyle w:val="Heading1"/>
-        <w:numPr>
-          <w:ilvl w:val="0"/>
-          <w:numId w:val="18"/>
-        </w:numPr>
         <w:tabs>
           <w:tab w:val="left" w:pos="742"/>
           <w:tab w:val="left" w:pos="744"/>
         </w:tabs>
         <w:spacing w:before="1" w:line="283" w:lineRule="auto"/>
-        <w:ind w:right="1210"/>
+        <w:ind w:left="0" w:right="1210" w:firstLine="0"/>
         <w:rPr>
           <w:rFonts w:ascii="Wingdings" w:hAnsi="Wingdings"/>
           <w:b w:val="0"/>
@@ -9852,6 +10222,13 @@
           <w:szCs w:val="20"/>
         </w:rPr>
       </w:pPr>
+      <w:r>
+        <w:rPr>
+          <w:sz w:val="20"/>
+          <w:szCs w:val="20"/>
+        </w:rPr>
+        <w:t xml:space="preserve">Q5. </w:t>
+      </w:r>
       <w:r>
         <w:rPr>
           <w:sz w:val="20"/>
@@ -10151,6 +10528,7 @@
         </w:rPr>
         <w:t xml:space="preserve"> </w:t>
       </w:r>
+      <w:proofErr w:type="gramStart"/>
       <w:r>
         <w:rPr>
           <w:b/>
@@ -10164,7 +10542,15 @@
           <w:sz w:val="20"/>
           <w:szCs w:val="20"/>
         </w:rPr>
-        <w:t>(3</w:t>
+        <w:t>(</w:t>
+      </w:r>
+      <w:proofErr w:type="gramEnd"/>
+      <w:r>
+        <w:rPr>
+          <w:sz w:val="20"/>
+          <w:szCs w:val="20"/>
+        </w:rPr>
+        <w:t>3</w:t>
       </w:r>
       <w:r>
         <w:rPr>
@@ -10433,16 +10819,12 @@
     <w:p>
       <w:pPr>
         <w:pStyle w:val="Heading1"/>
-        <w:numPr>
-          <w:ilvl w:val="0"/>
-          <w:numId w:val="18"/>
-        </w:numPr>
         <w:tabs>
           <w:tab w:val="left" w:pos="742"/>
           <w:tab w:val="left" w:pos="744"/>
         </w:tabs>
         <w:spacing w:line="280" w:lineRule="auto"/>
-        <w:ind w:right="213"/>
+        <w:ind w:left="0" w:right="213" w:firstLine="0"/>
         <w:rPr>
           <w:rFonts w:ascii="Wingdings" w:hAnsi="Wingdings"/>
           <w:b w:val="0"/>
@@ -10450,6 +10832,13 @@
           <w:szCs w:val="20"/>
         </w:rPr>
       </w:pPr>
+      <w:r>
+        <w:rPr>
+          <w:sz w:val="20"/>
+          <w:szCs w:val="20"/>
+        </w:rPr>
+        <w:t xml:space="preserve">Q6. </w:t>
+      </w:r>
       <w:r>
         <w:rPr>
           <w:sz w:val="20"/>
@@ -11146,21 +11535,24 @@
     <w:p>
       <w:pPr>
         <w:pStyle w:val="Heading1"/>
-        <w:numPr>
-          <w:ilvl w:val="0"/>
-          <w:numId w:val="18"/>
-        </w:numPr>
         <w:tabs>
           <w:tab w:val="left" w:pos="742"/>
           <w:tab w:val="left" w:pos="744"/>
         </w:tabs>
         <w:spacing w:before="203" w:line="278" w:lineRule="auto"/>
-        <w:ind w:right="371"/>
-        <w:rPr>
-          <w:sz w:val="20"/>
-          <w:szCs w:val="20"/>
-        </w:rPr>
-      </w:pPr>
+        <w:ind w:left="0" w:right="371" w:firstLine="0"/>
+        <w:rPr>
+          <w:sz w:val="20"/>
+          <w:szCs w:val="20"/>
+        </w:rPr>
+      </w:pPr>
+      <w:r>
+        <w:rPr>
+          <w:sz w:val="20"/>
+          <w:szCs w:val="20"/>
+        </w:rPr>
+        <w:t xml:space="preserve">Q7. </w:t>
+      </w:r>
       <w:r>
         <w:rPr>
           <w:sz w:val="20"/>
@@ -11301,7 +11693,7 @@
           <w:tab w:val="left" w:pos="744"/>
         </w:tabs>
         <w:spacing w:before="203" w:line="278" w:lineRule="auto"/>
-        <w:ind w:right="371"/>
+        <w:ind w:left="744" w:right="371"/>
         <w:rPr>
           <w:b w:val="0"/>
           <w:bCs w:val="0"/>
@@ -11582,13 +11974,12 @@
         <w:pStyle w:val="ListParagraph"/>
         <w:numPr>
           <w:ilvl w:val="0"/>
-          <w:numId w:val="17"/>
+          <w:numId w:val="49"/>
         </w:numPr>
         <w:tabs>
           <w:tab w:val="left" w:pos="743"/>
         </w:tabs>
         <w:spacing w:before="2"/>
-        <w:ind w:left="1080" w:hanging="360"/>
         <w:rPr>
           <w:rFonts w:ascii="Wingdings" w:hAnsi="Wingdings"/>
           <w:b/>
@@ -11671,7 +12062,7 @@
           <w:tab w:val="left" w:pos="743"/>
         </w:tabs>
         <w:spacing w:before="48"/>
-        <w:ind w:left="1080" w:hanging="360"/>
+        <w:ind w:left="720" w:hanging="360"/>
         <w:rPr>
           <w:sz w:val="20"/>
           <w:szCs w:val="20"/>
@@ -11825,7 +12216,7 @@
           <w:tab w:val="left" w:pos="743"/>
         </w:tabs>
         <w:spacing w:before="35"/>
-        <w:ind w:left="1080" w:hanging="360"/>
+        <w:ind w:left="720" w:hanging="360"/>
         <w:rPr>
           <w:sz w:val="20"/>
           <w:szCs w:val="20"/>
@@ -11973,6 +12364,7 @@
           <w:tab w:val="left" w:pos="743"/>
         </w:tabs>
         <w:spacing w:before="40"/>
+        <w:ind w:left="743"/>
         <w:rPr>
           <w:rFonts w:ascii="Wingdings" w:hAnsi="Wingdings"/>
           <w:sz w:val="20"/>
@@ -12130,19 +12522,23 @@
     <w:p>
       <w:pPr>
         <w:pStyle w:val="Heading2"/>
-        <w:numPr>
-          <w:ilvl w:val="0"/>
-          <w:numId w:val="18"/>
-        </w:numPr>
         <w:tabs>
           <w:tab w:val="left" w:pos="743"/>
         </w:tabs>
         <w:spacing w:before="215"/>
-        <w:rPr>
-          <w:sz w:val="20"/>
-          <w:szCs w:val="20"/>
-        </w:rPr>
-      </w:pPr>
+        <w:ind w:left="0" w:firstLine="0"/>
+        <w:rPr>
+          <w:sz w:val="20"/>
+          <w:szCs w:val="20"/>
+        </w:rPr>
+      </w:pPr>
+      <w:r>
+        <w:rPr>
+          <w:sz w:val="20"/>
+          <w:szCs w:val="20"/>
+        </w:rPr>
+        <w:t xml:space="preserve">Q8. </w:t>
+      </w:r>
       <w:r>
         <w:rPr>
           <w:sz w:val="20"/>
@@ -12281,12 +12677,16 @@
         </w:numPr>
         <w:spacing w:before="206"/>
         <w:rPr>
-          <w:sz w:val="20"/>
-          <w:szCs w:val="20"/>
-        </w:rPr>
-      </w:pPr>
-      <w:r>
-        <w:rPr>
+          <w:i/>
+          <w:iCs/>
+          <w:sz w:val="20"/>
+          <w:szCs w:val="20"/>
+        </w:rPr>
+      </w:pPr>
+      <w:r>
+        <w:rPr>
+          <w:i/>
+          <w:iCs/>
           <w:sz w:val="20"/>
           <w:szCs w:val="20"/>
         </w:rPr>
@@ -12294,6 +12694,8 @@
       </w:r>
       <w:r>
         <w:rPr>
+          <w:i/>
+          <w:iCs/>
           <w:spacing w:val="-9"/>
           <w:sz w:val="20"/>
           <w:szCs w:val="20"/>
@@ -12302,6 +12704,8 @@
       </w:r>
       <w:r>
         <w:rPr>
+          <w:i/>
+          <w:iCs/>
           <w:sz w:val="20"/>
           <w:szCs w:val="20"/>
         </w:rPr>
@@ -12309,6 +12713,8 @@
       </w:r>
       <w:r>
         <w:rPr>
+          <w:i/>
+          <w:iCs/>
           <w:spacing w:val="-8"/>
           <w:sz w:val="20"/>
           <w:szCs w:val="20"/>
@@ -12317,6 +12723,8 @@
       </w:r>
       <w:r>
         <w:rPr>
+          <w:i/>
+          <w:iCs/>
           <w:sz w:val="20"/>
           <w:szCs w:val="20"/>
         </w:rPr>
@@ -12324,6 +12732,8 @@
       </w:r>
       <w:r>
         <w:rPr>
+          <w:i/>
+          <w:iCs/>
           <w:spacing w:val="-5"/>
           <w:sz w:val="20"/>
           <w:szCs w:val="20"/>
@@ -12332,6 +12742,8 @@
       </w:r>
       <w:r>
         <w:rPr>
+          <w:i/>
+          <w:iCs/>
           <w:sz w:val="20"/>
           <w:szCs w:val="20"/>
         </w:rPr>
@@ -12339,6 +12751,8 @@
       </w:r>
       <w:r>
         <w:rPr>
+          <w:i/>
+          <w:iCs/>
           <w:spacing w:val="-4"/>
           <w:sz w:val="20"/>
           <w:szCs w:val="20"/>
@@ -12347,6 +12761,8 @@
       </w:r>
       <w:r>
         <w:rPr>
+          <w:i/>
+          <w:iCs/>
           <w:spacing w:val="-2"/>
           <w:sz w:val="20"/>
           <w:szCs w:val="20"/>
@@ -12929,6 +13345,119 @@
     </w:lvl>
   </w:abstractNum>
   <w:abstractNum w:abstractNumId="1" w15:restartNumberingAfterBreak="0">
+    <w:nsid w:val="08746EE1"/>
+    <w:multiLevelType w:val="hybridMultilevel"/>
+    <w:tmpl w:val="DF648474"/>
+    <w:lvl w:ilvl="0" w:tplc="40090001">
+      <w:start w:val="1"/>
+      <w:numFmt w:val="bullet"/>
+      <w:lvlText w:val=""/>
+      <w:lvlJc w:val="left"/>
+      <w:pPr>
+        <w:ind w:left="1080" w:hanging="360"/>
+      </w:pPr>
+      <w:rPr>
+        <w:rFonts w:ascii="Symbol" w:hAnsi="Symbol" w:hint="default"/>
+      </w:rPr>
+    </w:lvl>
+    <w:lvl w:ilvl="1" w:tplc="FFFFFFFF" w:tentative="1">
+      <w:start w:val="1"/>
+      <w:numFmt w:val="bullet"/>
+      <w:lvlText w:val="o"/>
+      <w:lvlJc w:val="left"/>
+      <w:pPr>
+        <w:ind w:left="1800" w:hanging="360"/>
+      </w:pPr>
+      <w:rPr>
+        <w:rFonts w:ascii="Courier New" w:hAnsi="Courier New" w:cs="Courier New" w:hint="default"/>
+      </w:rPr>
+    </w:lvl>
+    <w:lvl w:ilvl="2" w:tplc="FFFFFFFF" w:tentative="1">
+      <w:start w:val="1"/>
+      <w:numFmt w:val="bullet"/>
+      <w:lvlText w:val=""/>
+      <w:lvlJc w:val="left"/>
+      <w:pPr>
+        <w:ind w:left="2520" w:hanging="360"/>
+      </w:pPr>
+      <w:rPr>
+        <w:rFonts w:ascii="Wingdings" w:hAnsi="Wingdings" w:hint="default"/>
+      </w:rPr>
+    </w:lvl>
+    <w:lvl w:ilvl="3" w:tplc="FFFFFFFF" w:tentative="1">
+      <w:start w:val="1"/>
+      <w:numFmt w:val="bullet"/>
+      <w:lvlText w:val=""/>
+      <w:lvlJc w:val="left"/>
+      <w:pPr>
+        <w:ind w:left="3240" w:hanging="360"/>
+      </w:pPr>
+      <w:rPr>
+        <w:rFonts w:ascii="Symbol" w:hAnsi="Symbol" w:hint="default"/>
+      </w:rPr>
+    </w:lvl>
+    <w:lvl w:ilvl="4" w:tplc="FFFFFFFF" w:tentative="1">
+      <w:start w:val="1"/>
+      <w:numFmt w:val="bullet"/>
+      <w:lvlText w:val="o"/>
+      <w:lvlJc w:val="left"/>
+      <w:pPr>
+        <w:ind w:left="3960" w:hanging="360"/>
+      </w:pPr>
+      <w:rPr>
+        <w:rFonts w:ascii="Courier New" w:hAnsi="Courier New" w:cs="Courier New" w:hint="default"/>
+      </w:rPr>
+    </w:lvl>
+    <w:lvl w:ilvl="5" w:tplc="FFFFFFFF" w:tentative="1">
+      <w:start w:val="1"/>
+      <w:numFmt w:val="bullet"/>
+      <w:lvlText w:val=""/>
+      <w:lvlJc w:val="left"/>
+      <w:pPr>
+        <w:ind w:left="4680" w:hanging="360"/>
+      </w:pPr>
+      <w:rPr>
+        <w:rFonts w:ascii="Wingdings" w:hAnsi="Wingdings" w:hint="default"/>
+      </w:rPr>
+    </w:lvl>
+    <w:lvl w:ilvl="6" w:tplc="FFFFFFFF" w:tentative="1">
+      <w:start w:val="1"/>
+      <w:numFmt w:val="bullet"/>
+      <w:lvlText w:val=""/>
+      <w:lvlJc w:val="left"/>
+      <w:pPr>
+        <w:ind w:left="5400" w:hanging="360"/>
+      </w:pPr>
+      <w:rPr>
+        <w:rFonts w:ascii="Symbol" w:hAnsi="Symbol" w:hint="default"/>
+      </w:rPr>
+    </w:lvl>
+    <w:lvl w:ilvl="7" w:tplc="FFFFFFFF" w:tentative="1">
+      <w:start w:val="1"/>
+      <w:numFmt w:val="bullet"/>
+      <w:lvlText w:val="o"/>
+      <w:lvlJc w:val="left"/>
+      <w:pPr>
+        <w:ind w:left="6120" w:hanging="360"/>
+      </w:pPr>
+      <w:rPr>
+        <w:rFonts w:ascii="Courier New" w:hAnsi="Courier New" w:cs="Courier New" w:hint="default"/>
+      </w:rPr>
+    </w:lvl>
+    <w:lvl w:ilvl="8" w:tplc="FFFFFFFF" w:tentative="1">
+      <w:start w:val="1"/>
+      <w:numFmt w:val="bullet"/>
+      <w:lvlText w:val=""/>
+      <w:lvlJc w:val="left"/>
+      <w:pPr>
+        <w:ind w:left="6840" w:hanging="360"/>
+      </w:pPr>
+      <w:rPr>
+        <w:rFonts w:ascii="Wingdings" w:hAnsi="Wingdings" w:hint="default"/>
+      </w:rPr>
+    </w:lvl>
+  </w:abstractNum>
+  <w:abstractNum w:abstractNumId="2" w15:restartNumberingAfterBreak="0">
     <w:nsid w:val="090C4C73"/>
     <w:multiLevelType w:val="hybridMultilevel"/>
     <w:tmpl w:val="44CA8492"/>
@@ -13041,7 +13570,7 @@
       </w:rPr>
     </w:lvl>
   </w:abstractNum>
-  <w:abstractNum w:abstractNumId="2" w15:restartNumberingAfterBreak="0">
+  <w:abstractNum w:abstractNumId="3" w15:restartNumberingAfterBreak="0">
     <w:nsid w:val="0C12390C"/>
     <w:multiLevelType w:val="hybridMultilevel"/>
     <w:tmpl w:val="9BA0CC10"/>
@@ -13051,7 +13580,7 @@
       <w:lvlText w:val="o"/>
       <w:lvlJc w:val="left"/>
       <w:pPr>
-        <w:ind w:left="1103" w:hanging="360"/>
+        <w:ind w:left="720" w:hanging="360"/>
       </w:pPr>
       <w:rPr>
         <w:rFonts w:ascii="Courier New" w:hAnsi="Courier New" w:hint="default"/>
@@ -13063,7 +13592,7 @@
       <w:lvlText w:val="o"/>
       <w:lvlJc w:val="left"/>
       <w:pPr>
-        <w:ind w:left="1823" w:hanging="360"/>
+        <w:ind w:left="1440" w:hanging="360"/>
       </w:pPr>
       <w:rPr>
         <w:rFonts w:ascii="Courier New" w:hAnsi="Courier New" w:cs="Courier New" w:hint="default"/>
@@ -13075,7 +13604,7 @@
       <w:lvlText w:val=""/>
       <w:lvlJc w:val="left"/>
       <w:pPr>
-        <w:ind w:left="2543" w:hanging="360"/>
+        <w:ind w:left="2160" w:hanging="360"/>
       </w:pPr>
       <w:rPr>
         <w:rFonts w:ascii="Wingdings" w:hAnsi="Wingdings" w:hint="default"/>
@@ -13087,7 +13616,7 @@
       <w:lvlText w:val=""/>
       <w:lvlJc w:val="left"/>
       <w:pPr>
-        <w:ind w:left="3263" w:hanging="360"/>
+        <w:ind w:left="2880" w:hanging="360"/>
       </w:pPr>
       <w:rPr>
         <w:rFonts w:ascii="Symbol" w:hAnsi="Symbol" w:hint="default"/>
@@ -13099,7 +13628,7 @@
       <w:lvlText w:val="o"/>
       <w:lvlJc w:val="left"/>
       <w:pPr>
-        <w:ind w:left="3983" w:hanging="360"/>
+        <w:ind w:left="3600" w:hanging="360"/>
       </w:pPr>
       <w:rPr>
         <w:rFonts w:ascii="Courier New" w:hAnsi="Courier New" w:cs="Courier New" w:hint="default"/>
@@ -13111,7 +13640,7 @@
       <w:lvlText w:val=""/>
       <w:lvlJc w:val="left"/>
       <w:pPr>
-        <w:ind w:left="4703" w:hanging="360"/>
+        <w:ind w:left="4320" w:hanging="360"/>
       </w:pPr>
       <w:rPr>
         <w:rFonts w:ascii="Wingdings" w:hAnsi="Wingdings" w:hint="default"/>
@@ -13123,7 +13652,7 @@
       <w:lvlText w:val=""/>
       <w:lvlJc w:val="left"/>
       <w:pPr>
-        <w:ind w:left="5423" w:hanging="360"/>
+        <w:ind w:left="5040" w:hanging="360"/>
       </w:pPr>
       <w:rPr>
         <w:rFonts w:ascii="Symbol" w:hAnsi="Symbol" w:hint="default"/>
@@ -13135,7 +13664,7 @@
       <w:lvlText w:val="o"/>
       <w:lvlJc w:val="left"/>
       <w:pPr>
-        <w:ind w:left="6143" w:hanging="360"/>
+        <w:ind w:left="5760" w:hanging="360"/>
       </w:pPr>
       <w:rPr>
         <w:rFonts w:ascii="Courier New" w:hAnsi="Courier New" w:cs="Courier New" w:hint="default"/>
@@ -13147,14 +13676,14 @@
       <w:lvlText w:val=""/>
       <w:lvlJc w:val="left"/>
       <w:pPr>
-        <w:ind w:left="6863" w:hanging="360"/>
+        <w:ind w:left="6480" w:hanging="360"/>
       </w:pPr>
       <w:rPr>
         <w:rFonts w:ascii="Wingdings" w:hAnsi="Wingdings" w:hint="default"/>
       </w:rPr>
     </w:lvl>
   </w:abstractNum>
-  <w:abstractNum w:abstractNumId="3" w15:restartNumberingAfterBreak="0">
+  <w:abstractNum w:abstractNumId="4" w15:restartNumberingAfterBreak="0">
     <w:nsid w:val="152D082A"/>
     <w:multiLevelType w:val="hybridMultilevel"/>
     <w:tmpl w:val="E88499C8"/>
@@ -13278,7 +13807,7 @@
       </w:rPr>
     </w:lvl>
   </w:abstractNum>
-  <w:abstractNum w:abstractNumId="4" w15:restartNumberingAfterBreak="0">
+  <w:abstractNum w:abstractNumId="5" w15:restartNumberingAfterBreak="0">
     <w:nsid w:val="1B787FC8"/>
     <w:multiLevelType w:val="hybridMultilevel"/>
     <w:tmpl w:val="AFF0FB7E"/>
@@ -13402,7 +13931,7 @@
       </w:rPr>
     </w:lvl>
   </w:abstractNum>
-  <w:abstractNum w:abstractNumId="5" w15:restartNumberingAfterBreak="0">
+  <w:abstractNum w:abstractNumId="6" w15:restartNumberingAfterBreak="0">
     <w:nsid w:val="206C1264"/>
     <w:multiLevelType w:val="multilevel"/>
     <w:tmpl w:val="9012651C"/>
@@ -13551,7 +14080,7 @@
       </w:rPr>
     </w:lvl>
   </w:abstractNum>
-  <w:abstractNum w:abstractNumId="6" w15:restartNumberingAfterBreak="0">
+  <w:abstractNum w:abstractNumId="7" w15:restartNumberingAfterBreak="0">
     <w:nsid w:val="23536BB8"/>
     <w:multiLevelType w:val="hybridMultilevel"/>
     <w:tmpl w:val="665E886A"/>
@@ -13674,7 +14203,7 @@
       </w:rPr>
     </w:lvl>
   </w:abstractNum>
-  <w:abstractNum w:abstractNumId="7" w15:restartNumberingAfterBreak="0">
+  <w:abstractNum w:abstractNumId="8" w15:restartNumberingAfterBreak="0">
     <w:nsid w:val="23CB57A6"/>
     <w:multiLevelType w:val="hybridMultilevel"/>
     <w:tmpl w:val="8AAE9790"/>
@@ -13796,7 +14325,7 @@
       </w:rPr>
     </w:lvl>
   </w:abstractNum>
-  <w:abstractNum w:abstractNumId="8" w15:restartNumberingAfterBreak="0">
+  <w:abstractNum w:abstractNumId="9" w15:restartNumberingAfterBreak="0">
     <w:nsid w:val="24C712D2"/>
     <w:multiLevelType w:val="hybridMultilevel"/>
     <w:tmpl w:val="7BF28C18"/>
@@ -13917,7 +14446,7 @@
       </w:rPr>
     </w:lvl>
   </w:abstractNum>
-  <w:abstractNum w:abstractNumId="9" w15:restartNumberingAfterBreak="0">
+  <w:abstractNum w:abstractNumId="10" w15:restartNumberingAfterBreak="0">
     <w:nsid w:val="25265241"/>
     <w:multiLevelType w:val="hybridMultilevel"/>
     <w:tmpl w:val="9D4C0190"/>
@@ -13927,7 +14456,7 @@
       <w:lvlText w:val="o"/>
       <w:lvlJc w:val="left"/>
       <w:pPr>
-        <w:ind w:left="1003" w:hanging="360"/>
+        <w:ind w:left="721" w:hanging="360"/>
       </w:pPr>
       <w:rPr>
         <w:rFonts w:ascii="Courier New" w:hAnsi="Courier New" w:hint="default"/>
@@ -13939,7 +14468,7 @@
       <w:lvlText w:val="o"/>
       <w:lvlJc w:val="left"/>
       <w:pPr>
-        <w:ind w:left="1723" w:hanging="360"/>
+        <w:ind w:left="1441" w:hanging="360"/>
       </w:pPr>
       <w:rPr>
         <w:rFonts w:ascii="Courier New" w:hAnsi="Courier New" w:cs="Courier New" w:hint="default"/>
@@ -13951,7 +14480,7 @@
       <w:lvlText w:val=""/>
       <w:lvlJc w:val="left"/>
       <w:pPr>
-        <w:ind w:left="2443" w:hanging="360"/>
+        <w:ind w:left="2161" w:hanging="360"/>
       </w:pPr>
       <w:rPr>
         <w:rFonts w:ascii="Wingdings" w:hAnsi="Wingdings" w:hint="default"/>
@@ -13963,7 +14492,7 @@
       <w:lvlText w:val=""/>
       <w:lvlJc w:val="left"/>
       <w:pPr>
-        <w:ind w:left="3163" w:hanging="360"/>
+        <w:ind w:left="2881" w:hanging="360"/>
       </w:pPr>
       <w:rPr>
         <w:rFonts w:ascii="Symbol" w:hAnsi="Symbol" w:hint="default"/>
@@ -13975,7 +14504,7 @@
       <w:lvlText w:val="o"/>
       <w:lvlJc w:val="left"/>
       <w:pPr>
-        <w:ind w:left="3883" w:hanging="360"/>
+        <w:ind w:left="3601" w:hanging="360"/>
       </w:pPr>
       <w:rPr>
         <w:rFonts w:ascii="Courier New" w:hAnsi="Courier New" w:cs="Courier New" w:hint="default"/>
@@ -13987,7 +14516,7 @@
       <w:lvlText w:val=""/>
       <w:lvlJc w:val="left"/>
       <w:pPr>
-        <w:ind w:left="4603" w:hanging="360"/>
+        <w:ind w:left="4321" w:hanging="360"/>
       </w:pPr>
       <w:rPr>
         <w:rFonts w:ascii="Wingdings" w:hAnsi="Wingdings" w:hint="default"/>
@@ -13999,7 +14528,7 @@
       <w:lvlText w:val=""/>
       <w:lvlJc w:val="left"/>
       <w:pPr>
-        <w:ind w:left="5323" w:hanging="360"/>
+        <w:ind w:left="5041" w:hanging="360"/>
       </w:pPr>
       <w:rPr>
         <w:rFonts w:ascii="Symbol" w:hAnsi="Symbol" w:hint="default"/>
@@ -14011,7 +14540,7 @@
       <w:lvlText w:val="o"/>
       <w:lvlJc w:val="left"/>
       <w:pPr>
-        <w:ind w:left="6043" w:hanging="360"/>
+        <w:ind w:left="5761" w:hanging="360"/>
       </w:pPr>
       <w:rPr>
         <w:rFonts w:ascii="Courier New" w:hAnsi="Courier New" w:cs="Courier New" w:hint="default"/>
@@ -14023,14 +14552,14 @@
       <w:lvlText w:val=""/>
       <w:lvlJc w:val="left"/>
       <w:pPr>
-        <w:ind w:left="6763" w:hanging="360"/>
+        <w:ind w:left="6481" w:hanging="360"/>
       </w:pPr>
       <w:rPr>
         <w:rFonts w:ascii="Wingdings" w:hAnsi="Wingdings" w:hint="default"/>
       </w:rPr>
     </w:lvl>
   </w:abstractNum>
-  <w:abstractNum w:abstractNumId="10" w15:restartNumberingAfterBreak="0">
+  <w:abstractNum w:abstractNumId="11" w15:restartNumberingAfterBreak="0">
     <w:nsid w:val="2B4F41CA"/>
     <w:multiLevelType w:val="hybridMultilevel"/>
     <w:tmpl w:val="BCAC9750"/>
@@ -14143,7 +14672,7 @@
       </w:rPr>
     </w:lvl>
   </w:abstractNum>
-  <w:abstractNum w:abstractNumId="11" w15:restartNumberingAfterBreak="0">
+  <w:abstractNum w:abstractNumId="12" w15:restartNumberingAfterBreak="0">
     <w:nsid w:val="2DB649CE"/>
     <w:multiLevelType w:val="hybridMultilevel"/>
     <w:tmpl w:val="5442EB68"/>
@@ -14256,7 +14785,7 @@
       </w:rPr>
     </w:lvl>
   </w:abstractNum>
-  <w:abstractNum w:abstractNumId="12" w15:restartNumberingAfterBreak="0">
+  <w:abstractNum w:abstractNumId="13" w15:restartNumberingAfterBreak="0">
     <w:nsid w:val="30840563"/>
     <w:multiLevelType w:val="hybridMultilevel"/>
     <w:tmpl w:val="8B3E3DFE"/>
@@ -14369,7 +14898,7 @@
       </w:rPr>
     </w:lvl>
   </w:abstractNum>
-  <w:abstractNum w:abstractNumId="13" w15:restartNumberingAfterBreak="0">
+  <w:abstractNum w:abstractNumId="14" w15:restartNumberingAfterBreak="0">
     <w:nsid w:val="3156666E"/>
     <w:multiLevelType w:val="hybridMultilevel"/>
     <w:tmpl w:val="CC0467C2"/>
@@ -14482,7 +15011,7 @@
       </w:rPr>
     </w:lvl>
   </w:abstractNum>
-  <w:abstractNum w:abstractNumId="14" w15:restartNumberingAfterBreak="0">
+  <w:abstractNum w:abstractNumId="15" w15:restartNumberingAfterBreak="0">
     <w:nsid w:val="33962C34"/>
     <w:multiLevelType w:val="hybridMultilevel"/>
     <w:tmpl w:val="11A4415A"/>
@@ -14597,7 +15126,7 @@
       </w:rPr>
     </w:lvl>
   </w:abstractNum>
-  <w:abstractNum w:abstractNumId="15" w15:restartNumberingAfterBreak="0">
+  <w:abstractNum w:abstractNumId="16" w15:restartNumberingAfterBreak="0">
     <w:nsid w:val="33980965"/>
     <w:multiLevelType w:val="hybridMultilevel"/>
     <w:tmpl w:val="53F2FCD0"/>
@@ -14687,7 +15216,7 @@
       </w:pPr>
     </w:lvl>
   </w:abstractNum>
-  <w:abstractNum w:abstractNumId="16" w15:restartNumberingAfterBreak="0">
+  <w:abstractNum w:abstractNumId="17" w15:restartNumberingAfterBreak="0">
     <w:nsid w:val="34710D7F"/>
     <w:multiLevelType w:val="hybridMultilevel"/>
     <w:tmpl w:val="E1ECD574"/>
@@ -14800,7 +15329,7 @@
       </w:rPr>
     </w:lvl>
   </w:abstractNum>
-  <w:abstractNum w:abstractNumId="17" w15:restartNumberingAfterBreak="0">
+  <w:abstractNum w:abstractNumId="18" w15:restartNumberingAfterBreak="0">
     <w:nsid w:val="35670163"/>
     <w:multiLevelType w:val="hybridMultilevel"/>
     <w:tmpl w:val="E13C5BBC"/>
@@ -14913,7 +15442,120 @@
       </w:rPr>
     </w:lvl>
   </w:abstractNum>
-  <w:abstractNum w:abstractNumId="18" w15:restartNumberingAfterBreak="0">
+  <w:abstractNum w:abstractNumId="19" w15:restartNumberingAfterBreak="0">
+    <w:nsid w:val="35B8072D"/>
+    <w:multiLevelType w:val="hybridMultilevel"/>
+    <w:tmpl w:val="CF9C4080"/>
+    <w:lvl w:ilvl="0" w:tplc="40090001">
+      <w:start w:val="1"/>
+      <w:numFmt w:val="bullet"/>
+      <w:lvlText w:val=""/>
+      <w:lvlJc w:val="left"/>
+      <w:pPr>
+        <w:ind w:left="1080" w:hanging="360"/>
+      </w:pPr>
+      <w:rPr>
+        <w:rFonts w:ascii="Symbol" w:hAnsi="Symbol" w:hint="default"/>
+      </w:rPr>
+    </w:lvl>
+    <w:lvl w:ilvl="1" w:tplc="40090003" w:tentative="1">
+      <w:start w:val="1"/>
+      <w:numFmt w:val="bullet"/>
+      <w:lvlText w:val="o"/>
+      <w:lvlJc w:val="left"/>
+      <w:pPr>
+        <w:ind w:left="1800" w:hanging="360"/>
+      </w:pPr>
+      <w:rPr>
+        <w:rFonts w:ascii="Courier New" w:hAnsi="Courier New" w:cs="Courier New" w:hint="default"/>
+      </w:rPr>
+    </w:lvl>
+    <w:lvl w:ilvl="2" w:tplc="40090005" w:tentative="1">
+      <w:start w:val="1"/>
+      <w:numFmt w:val="bullet"/>
+      <w:lvlText w:val=""/>
+      <w:lvlJc w:val="left"/>
+      <w:pPr>
+        <w:ind w:left="2520" w:hanging="360"/>
+      </w:pPr>
+      <w:rPr>
+        <w:rFonts w:ascii="Wingdings" w:hAnsi="Wingdings" w:hint="default"/>
+      </w:rPr>
+    </w:lvl>
+    <w:lvl w:ilvl="3" w:tplc="40090001" w:tentative="1">
+      <w:start w:val="1"/>
+      <w:numFmt w:val="bullet"/>
+      <w:lvlText w:val=""/>
+      <w:lvlJc w:val="left"/>
+      <w:pPr>
+        <w:ind w:left="3240" w:hanging="360"/>
+      </w:pPr>
+      <w:rPr>
+        <w:rFonts w:ascii="Symbol" w:hAnsi="Symbol" w:hint="default"/>
+      </w:rPr>
+    </w:lvl>
+    <w:lvl w:ilvl="4" w:tplc="40090003" w:tentative="1">
+      <w:start w:val="1"/>
+      <w:numFmt w:val="bullet"/>
+      <w:lvlText w:val="o"/>
+      <w:lvlJc w:val="left"/>
+      <w:pPr>
+        <w:ind w:left="3960" w:hanging="360"/>
+      </w:pPr>
+      <w:rPr>
+        <w:rFonts w:ascii="Courier New" w:hAnsi="Courier New" w:cs="Courier New" w:hint="default"/>
+      </w:rPr>
+    </w:lvl>
+    <w:lvl w:ilvl="5" w:tplc="40090005" w:tentative="1">
+      <w:start w:val="1"/>
+      <w:numFmt w:val="bullet"/>
+      <w:lvlText w:val=""/>
+      <w:lvlJc w:val="left"/>
+      <w:pPr>
+        <w:ind w:left="4680" w:hanging="360"/>
+      </w:pPr>
+      <w:rPr>
+        <w:rFonts w:ascii="Wingdings" w:hAnsi="Wingdings" w:hint="default"/>
+      </w:rPr>
+    </w:lvl>
+    <w:lvl w:ilvl="6" w:tplc="40090001" w:tentative="1">
+      <w:start w:val="1"/>
+      <w:numFmt w:val="bullet"/>
+      <w:lvlText w:val=""/>
+      <w:lvlJc w:val="left"/>
+      <w:pPr>
+        <w:ind w:left="5400" w:hanging="360"/>
+      </w:pPr>
+      <w:rPr>
+        <w:rFonts w:ascii="Symbol" w:hAnsi="Symbol" w:hint="default"/>
+      </w:rPr>
+    </w:lvl>
+    <w:lvl w:ilvl="7" w:tplc="40090003" w:tentative="1">
+      <w:start w:val="1"/>
+      <w:numFmt w:val="bullet"/>
+      <w:lvlText w:val="o"/>
+      <w:lvlJc w:val="left"/>
+      <w:pPr>
+        <w:ind w:left="6120" w:hanging="360"/>
+      </w:pPr>
+      <w:rPr>
+        <w:rFonts w:ascii="Courier New" w:hAnsi="Courier New" w:cs="Courier New" w:hint="default"/>
+      </w:rPr>
+    </w:lvl>
+    <w:lvl w:ilvl="8" w:tplc="40090005" w:tentative="1">
+      <w:start w:val="1"/>
+      <w:numFmt w:val="bullet"/>
+      <w:lvlText w:val=""/>
+      <w:lvlJc w:val="left"/>
+      <w:pPr>
+        <w:ind w:left="6840" w:hanging="360"/>
+      </w:pPr>
+      <w:rPr>
+        <w:rFonts w:ascii="Wingdings" w:hAnsi="Wingdings" w:hint="default"/>
+      </w:rPr>
+    </w:lvl>
+  </w:abstractNum>
+  <w:abstractNum w:abstractNumId="20" w15:restartNumberingAfterBreak="0">
     <w:nsid w:val="371444F4"/>
     <w:multiLevelType w:val="hybridMultilevel"/>
     <w:tmpl w:val="1E10D5EA"/>
@@ -15026,7 +15668,7 @@
       </w:rPr>
     </w:lvl>
   </w:abstractNum>
-  <w:abstractNum w:abstractNumId="19" w15:restartNumberingAfterBreak="0">
+  <w:abstractNum w:abstractNumId="21" w15:restartNumberingAfterBreak="0">
     <w:nsid w:val="37D077E6"/>
     <w:multiLevelType w:val="hybridMultilevel"/>
     <w:tmpl w:val="FAAE7FAC"/>
@@ -15150,7 +15792,7 @@
       </w:rPr>
     </w:lvl>
   </w:abstractNum>
-  <w:abstractNum w:abstractNumId="20" w15:restartNumberingAfterBreak="0">
+  <w:abstractNum w:abstractNumId="22" w15:restartNumberingAfterBreak="0">
     <w:nsid w:val="38572AE8"/>
     <w:multiLevelType w:val="hybridMultilevel"/>
     <w:tmpl w:val="99B66726"/>
@@ -15263,7 +15905,7 @@
       </w:rPr>
     </w:lvl>
   </w:abstractNum>
-  <w:abstractNum w:abstractNumId="21" w15:restartNumberingAfterBreak="0">
+  <w:abstractNum w:abstractNumId="23" w15:restartNumberingAfterBreak="0">
     <w:nsid w:val="38694386"/>
     <w:multiLevelType w:val="hybridMultilevel"/>
     <w:tmpl w:val="D88ADF5C"/>
@@ -15378,7 +16020,7 @@
       </w:rPr>
     </w:lvl>
   </w:abstractNum>
-  <w:abstractNum w:abstractNumId="22" w15:restartNumberingAfterBreak="0">
+  <w:abstractNum w:abstractNumId="24" w15:restartNumberingAfterBreak="0">
     <w:nsid w:val="3C5266AF"/>
     <w:multiLevelType w:val="hybridMultilevel"/>
     <w:tmpl w:val="469C27F0"/>
@@ -15468,7 +16110,7 @@
       </w:pPr>
     </w:lvl>
   </w:abstractNum>
-  <w:abstractNum w:abstractNumId="23" w15:restartNumberingAfterBreak="0">
+  <w:abstractNum w:abstractNumId="25" w15:restartNumberingAfterBreak="0">
     <w:nsid w:val="3E841520"/>
     <w:multiLevelType w:val="hybridMultilevel"/>
     <w:tmpl w:val="A184BF6A"/>
@@ -15558,7 +16200,120 @@
       </w:pPr>
     </w:lvl>
   </w:abstractNum>
-  <w:abstractNum w:abstractNumId="24" w15:restartNumberingAfterBreak="0">
+  <w:abstractNum w:abstractNumId="26" w15:restartNumberingAfterBreak="0">
+    <w:nsid w:val="48E258D8"/>
+    <w:multiLevelType w:val="hybridMultilevel"/>
+    <w:tmpl w:val="4F5ABEDC"/>
+    <w:lvl w:ilvl="0" w:tplc="40090001">
+      <w:start w:val="1"/>
+      <w:numFmt w:val="bullet"/>
+      <w:lvlText w:val=""/>
+      <w:lvlJc w:val="left"/>
+      <w:pPr>
+        <w:ind w:left="1080" w:hanging="360"/>
+      </w:pPr>
+      <w:rPr>
+        <w:rFonts w:ascii="Symbol" w:hAnsi="Symbol" w:hint="default"/>
+      </w:rPr>
+    </w:lvl>
+    <w:lvl w:ilvl="1" w:tplc="40090003" w:tentative="1">
+      <w:start w:val="1"/>
+      <w:numFmt w:val="bullet"/>
+      <w:lvlText w:val="o"/>
+      <w:lvlJc w:val="left"/>
+      <w:pPr>
+        <w:ind w:left="1800" w:hanging="360"/>
+      </w:pPr>
+      <w:rPr>
+        <w:rFonts w:ascii="Courier New" w:hAnsi="Courier New" w:cs="Courier New" w:hint="default"/>
+      </w:rPr>
+    </w:lvl>
+    <w:lvl w:ilvl="2" w:tplc="40090005" w:tentative="1">
+      <w:start w:val="1"/>
+      <w:numFmt w:val="bullet"/>
+      <w:lvlText w:val=""/>
+      <w:lvlJc w:val="left"/>
+      <w:pPr>
+        <w:ind w:left="2520" w:hanging="360"/>
+      </w:pPr>
+      <w:rPr>
+        <w:rFonts w:ascii="Wingdings" w:hAnsi="Wingdings" w:hint="default"/>
+      </w:rPr>
+    </w:lvl>
+    <w:lvl w:ilvl="3" w:tplc="40090001" w:tentative="1">
+      <w:start w:val="1"/>
+      <w:numFmt w:val="bullet"/>
+      <w:lvlText w:val=""/>
+      <w:lvlJc w:val="left"/>
+      <w:pPr>
+        <w:ind w:left="3240" w:hanging="360"/>
+      </w:pPr>
+      <w:rPr>
+        <w:rFonts w:ascii="Symbol" w:hAnsi="Symbol" w:hint="default"/>
+      </w:rPr>
+    </w:lvl>
+    <w:lvl w:ilvl="4" w:tplc="40090003" w:tentative="1">
+      <w:start w:val="1"/>
+      <w:numFmt w:val="bullet"/>
+      <w:lvlText w:val="o"/>
+      <w:lvlJc w:val="left"/>
+      <w:pPr>
+        <w:ind w:left="3960" w:hanging="360"/>
+      </w:pPr>
+      <w:rPr>
+        <w:rFonts w:ascii="Courier New" w:hAnsi="Courier New" w:cs="Courier New" w:hint="default"/>
+      </w:rPr>
+    </w:lvl>
+    <w:lvl w:ilvl="5" w:tplc="40090005" w:tentative="1">
+      <w:start w:val="1"/>
+      <w:numFmt w:val="bullet"/>
+      <w:lvlText w:val=""/>
+      <w:lvlJc w:val="left"/>
+      <w:pPr>
+        <w:ind w:left="4680" w:hanging="360"/>
+      </w:pPr>
+      <w:rPr>
+        <w:rFonts w:ascii="Wingdings" w:hAnsi="Wingdings" w:hint="default"/>
+      </w:rPr>
+    </w:lvl>
+    <w:lvl w:ilvl="6" w:tplc="40090001" w:tentative="1">
+      <w:start w:val="1"/>
+      <w:numFmt w:val="bullet"/>
+      <w:lvlText w:val=""/>
+      <w:lvlJc w:val="left"/>
+      <w:pPr>
+        <w:ind w:left="5400" w:hanging="360"/>
+      </w:pPr>
+      <w:rPr>
+        <w:rFonts w:ascii="Symbol" w:hAnsi="Symbol" w:hint="default"/>
+      </w:rPr>
+    </w:lvl>
+    <w:lvl w:ilvl="7" w:tplc="40090003" w:tentative="1">
+      <w:start w:val="1"/>
+      <w:numFmt w:val="bullet"/>
+      <w:lvlText w:val="o"/>
+      <w:lvlJc w:val="left"/>
+      <w:pPr>
+        <w:ind w:left="6120" w:hanging="360"/>
+      </w:pPr>
+      <w:rPr>
+        <w:rFonts w:ascii="Courier New" w:hAnsi="Courier New" w:cs="Courier New" w:hint="default"/>
+      </w:rPr>
+    </w:lvl>
+    <w:lvl w:ilvl="8" w:tplc="40090005" w:tentative="1">
+      <w:start w:val="1"/>
+      <w:numFmt w:val="bullet"/>
+      <w:lvlText w:val=""/>
+      <w:lvlJc w:val="left"/>
+      <w:pPr>
+        <w:ind w:left="6840" w:hanging="360"/>
+      </w:pPr>
+      <w:rPr>
+        <w:rFonts w:ascii="Wingdings" w:hAnsi="Wingdings" w:hint="default"/>
+      </w:rPr>
+    </w:lvl>
+  </w:abstractNum>
+  <w:abstractNum w:abstractNumId="27" w15:restartNumberingAfterBreak="0">
     <w:nsid w:val="49476670"/>
     <w:multiLevelType w:val="multilevel"/>
     <w:tmpl w:val="4734F87A"/>
@@ -15707,7 +16462,7 @@
       </w:rPr>
     </w:lvl>
   </w:abstractNum>
-  <w:abstractNum w:abstractNumId="25" w15:restartNumberingAfterBreak="0">
+  <w:abstractNum w:abstractNumId="28" w15:restartNumberingAfterBreak="0">
     <w:nsid w:val="4CA80490"/>
     <w:multiLevelType w:val="hybridMultilevel"/>
     <w:tmpl w:val="6256FD6C"/>
@@ -15828,7 +16583,7 @@
       </w:rPr>
     </w:lvl>
   </w:abstractNum>
-  <w:abstractNum w:abstractNumId="26" w15:restartNumberingAfterBreak="0">
+  <w:abstractNum w:abstractNumId="29" w15:restartNumberingAfterBreak="0">
     <w:nsid w:val="4E6B34D8"/>
     <w:multiLevelType w:val="hybridMultilevel"/>
     <w:tmpl w:val="0B680F48"/>
@@ -15838,7 +16593,7 @@
       <w:lvlText w:val="o"/>
       <w:lvlJc w:val="left"/>
       <w:pPr>
-        <w:ind w:left="1104" w:hanging="360"/>
+        <w:ind w:left="643" w:hanging="360"/>
       </w:pPr>
       <w:rPr>
         <w:rFonts w:ascii="Courier New" w:hAnsi="Courier New" w:hint="default"/>
@@ -15850,7 +16605,7 @@
       <w:lvlText w:val="o"/>
       <w:lvlJc w:val="left"/>
       <w:pPr>
-        <w:ind w:left="1824" w:hanging="360"/>
+        <w:ind w:left="1363" w:hanging="360"/>
       </w:pPr>
       <w:rPr>
         <w:rFonts w:ascii="Courier New" w:hAnsi="Courier New" w:cs="Courier New" w:hint="default"/>
@@ -15862,7 +16617,7 @@
       <w:lvlText w:val=""/>
       <w:lvlJc w:val="left"/>
       <w:pPr>
-        <w:ind w:left="2544" w:hanging="360"/>
+        <w:ind w:left="2083" w:hanging="360"/>
       </w:pPr>
       <w:rPr>
         <w:rFonts w:ascii="Wingdings" w:hAnsi="Wingdings" w:hint="default"/>
@@ -15874,7 +16629,7 @@
       <w:lvlText w:val=""/>
       <w:lvlJc w:val="left"/>
       <w:pPr>
-        <w:ind w:left="3264" w:hanging="360"/>
+        <w:ind w:left="2803" w:hanging="360"/>
       </w:pPr>
       <w:rPr>
         <w:rFonts w:ascii="Symbol" w:hAnsi="Symbol" w:hint="default"/>
@@ -15886,7 +16641,7 @@
       <w:lvlText w:val="o"/>
       <w:lvlJc w:val="left"/>
       <w:pPr>
-        <w:ind w:left="3984" w:hanging="360"/>
+        <w:ind w:left="3523" w:hanging="360"/>
       </w:pPr>
       <w:rPr>
         <w:rFonts w:ascii="Courier New" w:hAnsi="Courier New" w:cs="Courier New" w:hint="default"/>
@@ -15898,7 +16653,7 @@
       <w:lvlText w:val=""/>
       <w:lvlJc w:val="left"/>
       <w:pPr>
-        <w:ind w:left="4704" w:hanging="360"/>
+        <w:ind w:left="4243" w:hanging="360"/>
       </w:pPr>
       <w:rPr>
         <w:rFonts w:ascii="Wingdings" w:hAnsi="Wingdings" w:hint="default"/>
@@ -15910,7 +16665,7 @@
       <w:lvlText w:val=""/>
       <w:lvlJc w:val="left"/>
       <w:pPr>
-        <w:ind w:left="5424" w:hanging="360"/>
+        <w:ind w:left="4963" w:hanging="360"/>
       </w:pPr>
       <w:rPr>
         <w:rFonts w:ascii="Symbol" w:hAnsi="Symbol" w:hint="default"/>
@@ -15922,7 +16677,7 @@
       <w:lvlText w:val="o"/>
       <w:lvlJc w:val="left"/>
       <w:pPr>
-        <w:ind w:left="6144" w:hanging="360"/>
+        <w:ind w:left="5683" w:hanging="360"/>
       </w:pPr>
       <w:rPr>
         <w:rFonts w:ascii="Courier New" w:hAnsi="Courier New" w:cs="Courier New" w:hint="default"/>
@@ -15934,14 +16689,14 @@
       <w:lvlText w:val=""/>
       <w:lvlJc w:val="left"/>
       <w:pPr>
-        <w:ind w:left="6864" w:hanging="360"/>
+        <w:ind w:left="6403" w:hanging="360"/>
       </w:pPr>
       <w:rPr>
         <w:rFonts w:ascii="Wingdings" w:hAnsi="Wingdings" w:hint="default"/>
       </w:rPr>
     </w:lvl>
   </w:abstractNum>
-  <w:abstractNum w:abstractNumId="27" w15:restartNumberingAfterBreak="0">
+  <w:abstractNum w:abstractNumId="30" w15:restartNumberingAfterBreak="0">
     <w:nsid w:val="545E6B34"/>
     <w:multiLevelType w:val="hybridMultilevel"/>
     <w:tmpl w:val="302C82EC"/>
@@ -16031,7 +16786,7 @@
       </w:pPr>
     </w:lvl>
   </w:abstractNum>
-  <w:abstractNum w:abstractNumId="28" w15:restartNumberingAfterBreak="0">
+  <w:abstractNum w:abstractNumId="31" w15:restartNumberingAfterBreak="0">
     <w:nsid w:val="54F2111B"/>
     <w:multiLevelType w:val="hybridMultilevel"/>
     <w:tmpl w:val="D160E37E"/>
@@ -16121,7 +16876,7 @@
       </w:pPr>
     </w:lvl>
   </w:abstractNum>
-  <w:abstractNum w:abstractNumId="29" w15:restartNumberingAfterBreak="0">
+  <w:abstractNum w:abstractNumId="32" w15:restartNumberingAfterBreak="0">
     <w:nsid w:val="577163DD"/>
     <w:multiLevelType w:val="hybridMultilevel"/>
     <w:tmpl w:val="A3162692"/>
@@ -16234,7 +16989,7 @@
       </w:rPr>
     </w:lvl>
   </w:abstractNum>
-  <w:abstractNum w:abstractNumId="30" w15:restartNumberingAfterBreak="0">
+  <w:abstractNum w:abstractNumId="33" w15:restartNumberingAfterBreak="0">
     <w:nsid w:val="5A8A2572"/>
     <w:multiLevelType w:val="multilevel"/>
     <w:tmpl w:val="7D36F0E6"/>
@@ -16383,7 +17138,7 @@
       </w:rPr>
     </w:lvl>
   </w:abstractNum>
-  <w:abstractNum w:abstractNumId="31" w15:restartNumberingAfterBreak="0">
+  <w:abstractNum w:abstractNumId="34" w15:restartNumberingAfterBreak="0">
     <w:nsid w:val="5AB21EB8"/>
     <w:multiLevelType w:val="hybridMultilevel"/>
     <w:tmpl w:val="6452F262"/>
@@ -16496,7 +17251,7 @@
       </w:rPr>
     </w:lvl>
   </w:abstractNum>
-  <w:abstractNum w:abstractNumId="32" w15:restartNumberingAfterBreak="0">
+  <w:abstractNum w:abstractNumId="35" w15:restartNumberingAfterBreak="0">
     <w:nsid w:val="5AC04694"/>
     <w:multiLevelType w:val="multilevel"/>
     <w:tmpl w:val="CEEE1E9A"/>
@@ -16645,7 +17400,7 @@
       </w:rPr>
     </w:lvl>
   </w:abstractNum>
-  <w:abstractNum w:abstractNumId="33" w15:restartNumberingAfterBreak="0">
+  <w:abstractNum w:abstractNumId="36" w15:restartNumberingAfterBreak="0">
     <w:nsid w:val="5CD514A5"/>
     <w:multiLevelType w:val="hybridMultilevel"/>
     <w:tmpl w:val="8912F382"/>
@@ -16758,7 +17513,7 @@
       </w:rPr>
     </w:lvl>
   </w:abstractNum>
-  <w:abstractNum w:abstractNumId="34" w15:restartNumberingAfterBreak="0">
+  <w:abstractNum w:abstractNumId="37" w15:restartNumberingAfterBreak="0">
     <w:nsid w:val="664D642B"/>
     <w:multiLevelType w:val="hybridMultilevel"/>
     <w:tmpl w:val="C58656F2"/>
@@ -16871,7 +17626,7 @@
       </w:rPr>
     </w:lvl>
   </w:abstractNum>
-  <w:abstractNum w:abstractNumId="35" w15:restartNumberingAfterBreak="0">
+  <w:abstractNum w:abstractNumId="38" w15:restartNumberingAfterBreak="0">
     <w:nsid w:val="66EE78FE"/>
     <w:multiLevelType w:val="hybridMultilevel"/>
     <w:tmpl w:val="4798F032"/>
@@ -16960,7 +17715,7 @@
       </w:pPr>
     </w:lvl>
   </w:abstractNum>
-  <w:abstractNum w:abstractNumId="36" w15:restartNumberingAfterBreak="0">
+  <w:abstractNum w:abstractNumId="39" w15:restartNumberingAfterBreak="0">
     <w:nsid w:val="6ABC0699"/>
     <w:multiLevelType w:val="hybridMultilevel"/>
     <w:tmpl w:val="82FA482E"/>
@@ -17075,7 +17830,7 @@
       </w:rPr>
     </w:lvl>
   </w:abstractNum>
-  <w:abstractNum w:abstractNumId="37" w15:restartNumberingAfterBreak="0">
+  <w:abstractNum w:abstractNumId="40" w15:restartNumberingAfterBreak="0">
     <w:nsid w:val="6D3F5CEF"/>
     <w:multiLevelType w:val="hybridMultilevel"/>
     <w:tmpl w:val="AA4810E4"/>
@@ -17191,7 +17946,7 @@
       </w:rPr>
     </w:lvl>
   </w:abstractNum>
-  <w:abstractNum w:abstractNumId="38" w15:restartNumberingAfterBreak="0">
+  <w:abstractNum w:abstractNumId="41" w15:restartNumberingAfterBreak="0">
     <w:nsid w:val="6FD22425"/>
     <w:multiLevelType w:val="multilevel"/>
     <w:tmpl w:val="B7BE6696"/>
@@ -17340,7 +18095,7 @@
       </w:rPr>
     </w:lvl>
   </w:abstractNum>
-  <w:abstractNum w:abstractNumId="39" w15:restartNumberingAfterBreak="0">
+  <w:abstractNum w:abstractNumId="42" w15:restartNumberingAfterBreak="0">
     <w:nsid w:val="714D6E91"/>
     <w:multiLevelType w:val="hybridMultilevel"/>
     <w:tmpl w:val="11E83D0C"/>
@@ -17453,7 +18208,120 @@
       </w:rPr>
     </w:lvl>
   </w:abstractNum>
-  <w:abstractNum w:abstractNumId="40" w15:restartNumberingAfterBreak="0">
+  <w:abstractNum w:abstractNumId="43" w15:restartNumberingAfterBreak="0">
+    <w:nsid w:val="72EE5745"/>
+    <w:multiLevelType w:val="hybridMultilevel"/>
+    <w:tmpl w:val="7C0EB9B8"/>
+    <w:lvl w:ilvl="0" w:tplc="40090005">
+      <w:start w:val="1"/>
+      <w:numFmt w:val="bullet"/>
+      <w:lvlText w:val=""/>
+      <w:lvlJc w:val="left"/>
+      <w:pPr>
+        <w:ind w:left="720" w:hanging="360"/>
+      </w:pPr>
+      <w:rPr>
+        <w:rFonts w:ascii="Wingdings" w:hAnsi="Wingdings" w:hint="default"/>
+      </w:rPr>
+    </w:lvl>
+    <w:lvl w:ilvl="1" w:tplc="40090003" w:tentative="1">
+      <w:start w:val="1"/>
+      <w:numFmt w:val="bullet"/>
+      <w:lvlText w:val="o"/>
+      <w:lvlJc w:val="left"/>
+      <w:pPr>
+        <w:ind w:left="1440" w:hanging="360"/>
+      </w:pPr>
+      <w:rPr>
+        <w:rFonts w:ascii="Courier New" w:hAnsi="Courier New" w:cs="Courier New" w:hint="default"/>
+      </w:rPr>
+    </w:lvl>
+    <w:lvl w:ilvl="2" w:tplc="40090005" w:tentative="1">
+      <w:start w:val="1"/>
+      <w:numFmt w:val="bullet"/>
+      <w:lvlText w:val=""/>
+      <w:lvlJc w:val="left"/>
+      <w:pPr>
+        <w:ind w:left="2160" w:hanging="360"/>
+      </w:pPr>
+      <w:rPr>
+        <w:rFonts w:ascii="Wingdings" w:hAnsi="Wingdings" w:hint="default"/>
+      </w:rPr>
+    </w:lvl>
+    <w:lvl w:ilvl="3" w:tplc="40090001" w:tentative="1">
+      <w:start w:val="1"/>
+      <w:numFmt w:val="bullet"/>
+      <w:lvlText w:val=""/>
+      <w:lvlJc w:val="left"/>
+      <w:pPr>
+        <w:ind w:left="2880" w:hanging="360"/>
+      </w:pPr>
+      <w:rPr>
+        <w:rFonts w:ascii="Symbol" w:hAnsi="Symbol" w:hint="default"/>
+      </w:rPr>
+    </w:lvl>
+    <w:lvl w:ilvl="4" w:tplc="40090003" w:tentative="1">
+      <w:start w:val="1"/>
+      <w:numFmt w:val="bullet"/>
+      <w:lvlText w:val="o"/>
+      <w:lvlJc w:val="left"/>
+      <w:pPr>
+        <w:ind w:left="3600" w:hanging="360"/>
+      </w:pPr>
+      <w:rPr>
+        <w:rFonts w:ascii="Courier New" w:hAnsi="Courier New" w:cs="Courier New" w:hint="default"/>
+      </w:rPr>
+    </w:lvl>
+    <w:lvl w:ilvl="5" w:tplc="40090005" w:tentative="1">
+      <w:start w:val="1"/>
+      <w:numFmt w:val="bullet"/>
+      <w:lvlText w:val=""/>
+      <w:lvlJc w:val="left"/>
+      <w:pPr>
+        <w:ind w:left="4320" w:hanging="360"/>
+      </w:pPr>
+      <w:rPr>
+        <w:rFonts w:ascii="Wingdings" w:hAnsi="Wingdings" w:hint="default"/>
+      </w:rPr>
+    </w:lvl>
+    <w:lvl w:ilvl="6" w:tplc="40090001" w:tentative="1">
+      <w:start w:val="1"/>
+      <w:numFmt w:val="bullet"/>
+      <w:lvlText w:val=""/>
+      <w:lvlJc w:val="left"/>
+      <w:pPr>
+        <w:ind w:left="5040" w:hanging="360"/>
+      </w:pPr>
+      <w:rPr>
+        <w:rFonts w:ascii="Symbol" w:hAnsi="Symbol" w:hint="default"/>
+      </w:rPr>
+    </w:lvl>
+    <w:lvl w:ilvl="7" w:tplc="40090003" w:tentative="1">
+      <w:start w:val="1"/>
+      <w:numFmt w:val="bullet"/>
+      <w:lvlText w:val="o"/>
+      <w:lvlJc w:val="left"/>
+      <w:pPr>
+        <w:ind w:left="5760" w:hanging="360"/>
+      </w:pPr>
+      <w:rPr>
+        <w:rFonts w:ascii="Courier New" w:hAnsi="Courier New" w:cs="Courier New" w:hint="default"/>
+      </w:rPr>
+    </w:lvl>
+    <w:lvl w:ilvl="8" w:tplc="40090005" w:tentative="1">
+      <w:start w:val="1"/>
+      <w:numFmt w:val="bullet"/>
+      <w:lvlText w:val=""/>
+      <w:lvlJc w:val="left"/>
+      <w:pPr>
+        <w:ind w:left="6480" w:hanging="360"/>
+      </w:pPr>
+      <w:rPr>
+        <w:rFonts w:ascii="Wingdings" w:hAnsi="Wingdings" w:hint="default"/>
+      </w:rPr>
+    </w:lvl>
+  </w:abstractNum>
+  <w:abstractNum w:abstractNumId="44" w15:restartNumberingAfterBreak="0">
     <w:nsid w:val="7B082D1C"/>
     <w:multiLevelType w:val="hybridMultilevel"/>
     <w:tmpl w:val="A066DFAE"/>
@@ -17566,7 +18434,120 @@
       </w:rPr>
     </w:lvl>
   </w:abstractNum>
-  <w:abstractNum w:abstractNumId="41" w15:restartNumberingAfterBreak="0">
+  <w:abstractNum w:abstractNumId="45" w15:restartNumberingAfterBreak="0">
+    <w:nsid w:val="7B4B391C"/>
+    <w:multiLevelType w:val="hybridMultilevel"/>
+    <w:tmpl w:val="69625398"/>
+    <w:lvl w:ilvl="0" w:tplc="40090001">
+      <w:start w:val="1"/>
+      <w:numFmt w:val="bullet"/>
+      <w:lvlText w:val=""/>
+      <w:lvlJc w:val="left"/>
+      <w:pPr>
+        <w:ind w:left="1080" w:hanging="360"/>
+      </w:pPr>
+      <w:rPr>
+        <w:rFonts w:ascii="Symbol" w:hAnsi="Symbol" w:hint="default"/>
+      </w:rPr>
+    </w:lvl>
+    <w:lvl w:ilvl="1" w:tplc="40090003" w:tentative="1">
+      <w:start w:val="1"/>
+      <w:numFmt w:val="bullet"/>
+      <w:lvlText w:val="o"/>
+      <w:lvlJc w:val="left"/>
+      <w:pPr>
+        <w:ind w:left="1800" w:hanging="360"/>
+      </w:pPr>
+      <w:rPr>
+        <w:rFonts w:ascii="Courier New" w:hAnsi="Courier New" w:cs="Courier New" w:hint="default"/>
+      </w:rPr>
+    </w:lvl>
+    <w:lvl w:ilvl="2" w:tplc="40090005" w:tentative="1">
+      <w:start w:val="1"/>
+      <w:numFmt w:val="bullet"/>
+      <w:lvlText w:val=""/>
+      <w:lvlJc w:val="left"/>
+      <w:pPr>
+        <w:ind w:left="2520" w:hanging="360"/>
+      </w:pPr>
+      <w:rPr>
+        <w:rFonts w:ascii="Wingdings" w:hAnsi="Wingdings" w:hint="default"/>
+      </w:rPr>
+    </w:lvl>
+    <w:lvl w:ilvl="3" w:tplc="40090001" w:tentative="1">
+      <w:start w:val="1"/>
+      <w:numFmt w:val="bullet"/>
+      <w:lvlText w:val=""/>
+      <w:lvlJc w:val="left"/>
+      <w:pPr>
+        <w:ind w:left="3240" w:hanging="360"/>
+      </w:pPr>
+      <w:rPr>
+        <w:rFonts w:ascii="Symbol" w:hAnsi="Symbol" w:hint="default"/>
+      </w:rPr>
+    </w:lvl>
+    <w:lvl w:ilvl="4" w:tplc="40090003" w:tentative="1">
+      <w:start w:val="1"/>
+      <w:numFmt w:val="bullet"/>
+      <w:lvlText w:val="o"/>
+      <w:lvlJc w:val="left"/>
+      <w:pPr>
+        <w:ind w:left="3960" w:hanging="360"/>
+      </w:pPr>
+      <w:rPr>
+        <w:rFonts w:ascii="Courier New" w:hAnsi="Courier New" w:cs="Courier New" w:hint="default"/>
+      </w:rPr>
+    </w:lvl>
+    <w:lvl w:ilvl="5" w:tplc="40090005" w:tentative="1">
+      <w:start w:val="1"/>
+      <w:numFmt w:val="bullet"/>
+      <w:lvlText w:val=""/>
+      <w:lvlJc w:val="left"/>
+      <w:pPr>
+        <w:ind w:left="4680" w:hanging="360"/>
+      </w:pPr>
+      <w:rPr>
+        <w:rFonts w:ascii="Wingdings" w:hAnsi="Wingdings" w:hint="default"/>
+      </w:rPr>
+    </w:lvl>
+    <w:lvl w:ilvl="6" w:tplc="40090001" w:tentative="1">
+      <w:start w:val="1"/>
+      <w:numFmt w:val="bullet"/>
+      <w:lvlText w:val=""/>
+      <w:lvlJc w:val="left"/>
+      <w:pPr>
+        <w:ind w:left="5400" w:hanging="360"/>
+      </w:pPr>
+      <w:rPr>
+        <w:rFonts w:ascii="Symbol" w:hAnsi="Symbol" w:hint="default"/>
+      </w:rPr>
+    </w:lvl>
+    <w:lvl w:ilvl="7" w:tplc="40090003" w:tentative="1">
+      <w:start w:val="1"/>
+      <w:numFmt w:val="bullet"/>
+      <w:lvlText w:val="o"/>
+      <w:lvlJc w:val="left"/>
+      <w:pPr>
+        <w:ind w:left="6120" w:hanging="360"/>
+      </w:pPr>
+      <w:rPr>
+        <w:rFonts w:ascii="Courier New" w:hAnsi="Courier New" w:cs="Courier New" w:hint="default"/>
+      </w:rPr>
+    </w:lvl>
+    <w:lvl w:ilvl="8" w:tplc="40090005" w:tentative="1">
+      <w:start w:val="1"/>
+      <w:numFmt w:val="bullet"/>
+      <w:lvlText w:val=""/>
+      <w:lvlJc w:val="left"/>
+      <w:pPr>
+        <w:ind w:left="6840" w:hanging="360"/>
+      </w:pPr>
+      <w:rPr>
+        <w:rFonts w:ascii="Wingdings" w:hAnsi="Wingdings" w:hint="default"/>
+      </w:rPr>
+    </w:lvl>
+  </w:abstractNum>
+  <w:abstractNum w:abstractNumId="46" w15:restartNumberingAfterBreak="0">
     <w:nsid w:val="7BC21E22"/>
     <w:multiLevelType w:val="hybridMultilevel"/>
     <w:tmpl w:val="EF66AAB2"/>
@@ -17679,7 +18660,7 @@
       </w:rPr>
     </w:lvl>
   </w:abstractNum>
-  <w:abstractNum w:abstractNumId="42" w15:restartNumberingAfterBreak="0">
+  <w:abstractNum w:abstractNumId="47" w15:restartNumberingAfterBreak="0">
     <w:nsid w:val="7CFD4D19"/>
     <w:multiLevelType w:val="multilevel"/>
     <w:tmpl w:val="E0B2AA64"/>
@@ -17828,134 +18809,265 @@
       </w:rPr>
     </w:lvl>
   </w:abstractNum>
+  <w:abstractNum w:abstractNumId="48" w15:restartNumberingAfterBreak="0">
+    <w:nsid w:val="7D3C35B1"/>
+    <w:multiLevelType w:val="hybridMultilevel"/>
+    <w:tmpl w:val="075E2068"/>
+    <w:lvl w:ilvl="0" w:tplc="40090001">
+      <w:start w:val="1"/>
+      <w:numFmt w:val="bullet"/>
+      <w:lvlText w:val=""/>
+      <w:lvlJc w:val="left"/>
+      <w:pPr>
+        <w:ind w:left="1080" w:hanging="360"/>
+      </w:pPr>
+      <w:rPr>
+        <w:rFonts w:ascii="Symbol" w:hAnsi="Symbol" w:hint="default"/>
+      </w:rPr>
+    </w:lvl>
+    <w:lvl w:ilvl="1" w:tplc="40090003" w:tentative="1">
+      <w:start w:val="1"/>
+      <w:numFmt w:val="bullet"/>
+      <w:lvlText w:val="o"/>
+      <w:lvlJc w:val="left"/>
+      <w:pPr>
+        <w:ind w:left="1800" w:hanging="360"/>
+      </w:pPr>
+      <w:rPr>
+        <w:rFonts w:ascii="Courier New" w:hAnsi="Courier New" w:cs="Courier New" w:hint="default"/>
+      </w:rPr>
+    </w:lvl>
+    <w:lvl w:ilvl="2" w:tplc="40090005" w:tentative="1">
+      <w:start w:val="1"/>
+      <w:numFmt w:val="bullet"/>
+      <w:lvlText w:val=""/>
+      <w:lvlJc w:val="left"/>
+      <w:pPr>
+        <w:ind w:left="2520" w:hanging="360"/>
+      </w:pPr>
+      <w:rPr>
+        <w:rFonts w:ascii="Wingdings" w:hAnsi="Wingdings" w:hint="default"/>
+      </w:rPr>
+    </w:lvl>
+    <w:lvl w:ilvl="3" w:tplc="40090001" w:tentative="1">
+      <w:start w:val="1"/>
+      <w:numFmt w:val="bullet"/>
+      <w:lvlText w:val=""/>
+      <w:lvlJc w:val="left"/>
+      <w:pPr>
+        <w:ind w:left="3240" w:hanging="360"/>
+      </w:pPr>
+      <w:rPr>
+        <w:rFonts w:ascii="Symbol" w:hAnsi="Symbol" w:hint="default"/>
+      </w:rPr>
+    </w:lvl>
+    <w:lvl w:ilvl="4" w:tplc="40090003" w:tentative="1">
+      <w:start w:val="1"/>
+      <w:numFmt w:val="bullet"/>
+      <w:lvlText w:val="o"/>
+      <w:lvlJc w:val="left"/>
+      <w:pPr>
+        <w:ind w:left="3960" w:hanging="360"/>
+      </w:pPr>
+      <w:rPr>
+        <w:rFonts w:ascii="Courier New" w:hAnsi="Courier New" w:cs="Courier New" w:hint="default"/>
+      </w:rPr>
+    </w:lvl>
+    <w:lvl w:ilvl="5" w:tplc="40090005" w:tentative="1">
+      <w:start w:val="1"/>
+      <w:numFmt w:val="bullet"/>
+      <w:lvlText w:val=""/>
+      <w:lvlJc w:val="left"/>
+      <w:pPr>
+        <w:ind w:left="4680" w:hanging="360"/>
+      </w:pPr>
+      <w:rPr>
+        <w:rFonts w:ascii="Wingdings" w:hAnsi="Wingdings" w:hint="default"/>
+      </w:rPr>
+    </w:lvl>
+    <w:lvl w:ilvl="6" w:tplc="40090001" w:tentative="1">
+      <w:start w:val="1"/>
+      <w:numFmt w:val="bullet"/>
+      <w:lvlText w:val=""/>
+      <w:lvlJc w:val="left"/>
+      <w:pPr>
+        <w:ind w:left="5400" w:hanging="360"/>
+      </w:pPr>
+      <w:rPr>
+        <w:rFonts w:ascii="Symbol" w:hAnsi="Symbol" w:hint="default"/>
+      </w:rPr>
+    </w:lvl>
+    <w:lvl w:ilvl="7" w:tplc="40090003" w:tentative="1">
+      <w:start w:val="1"/>
+      <w:numFmt w:val="bullet"/>
+      <w:lvlText w:val="o"/>
+      <w:lvlJc w:val="left"/>
+      <w:pPr>
+        <w:ind w:left="6120" w:hanging="360"/>
+      </w:pPr>
+      <w:rPr>
+        <w:rFonts w:ascii="Courier New" w:hAnsi="Courier New" w:cs="Courier New" w:hint="default"/>
+      </w:rPr>
+    </w:lvl>
+    <w:lvl w:ilvl="8" w:tplc="40090005" w:tentative="1">
+      <w:start w:val="1"/>
+      <w:numFmt w:val="bullet"/>
+      <w:lvlText w:val=""/>
+      <w:lvlJc w:val="left"/>
+      <w:pPr>
+        <w:ind w:left="6840" w:hanging="360"/>
+      </w:pPr>
+      <w:rPr>
+        <w:rFonts w:ascii="Wingdings" w:hAnsi="Wingdings" w:hint="default"/>
+      </w:rPr>
+    </w:lvl>
+  </w:abstractNum>
   <w:num w:numId="1" w16cid:durableId="697000590">
+    <w:abstractNumId w:val="9"/>
+  </w:num>
+  <w:num w:numId="2" w16cid:durableId="287972380">
+    <w:abstractNumId w:val="28"/>
+  </w:num>
+  <w:num w:numId="3" w16cid:durableId="167790013">
+    <w:abstractNumId w:val="39"/>
+  </w:num>
+  <w:num w:numId="4" w16cid:durableId="1263340854">
     <w:abstractNumId w:val="8"/>
   </w:num>
-  <w:num w:numId="2" w16cid:durableId="287972380">
-    <w:abstractNumId w:val="25"/>
+  <w:num w:numId="5" w16cid:durableId="1711568764">
+    <w:abstractNumId w:val="21"/>
   </w:num>
-  <w:num w:numId="3" w16cid:durableId="167790013">
-    <w:abstractNumId w:val="36"/>
-  </w:num>
-  <w:num w:numId="4" w16cid:durableId="1263340854">
+  <w:num w:numId="6" w16cid:durableId="992097685">
     <w:abstractNumId w:val="7"/>
   </w:num>
-  <w:num w:numId="5" w16cid:durableId="1711568764">
-    <w:abstractNumId w:val="19"/>
-  </w:num>
-  <w:num w:numId="6" w16cid:durableId="992097685">
-    <w:abstractNumId w:val="6"/>
-  </w:num>
   <w:num w:numId="7" w16cid:durableId="1989901006">
-    <w:abstractNumId w:val="14"/>
+    <w:abstractNumId w:val="15"/>
   </w:num>
   <w:num w:numId="8" w16cid:durableId="1711804321">
-    <w:abstractNumId w:val="20"/>
+    <w:abstractNumId w:val="22"/>
   </w:num>
   <w:num w:numId="9" w16cid:durableId="1804075728">
     <w:abstractNumId w:val="0"/>
   </w:num>
   <w:num w:numId="10" w16cid:durableId="1693258833">
+    <w:abstractNumId w:val="38"/>
+  </w:num>
+  <w:num w:numId="11" w16cid:durableId="1547333605">
+    <w:abstractNumId w:val="4"/>
+  </w:num>
+  <w:num w:numId="12" w16cid:durableId="1766412368">
+    <w:abstractNumId w:val="5"/>
+  </w:num>
+  <w:num w:numId="13" w16cid:durableId="935598709">
+    <w:abstractNumId w:val="10"/>
+  </w:num>
+  <w:num w:numId="14" w16cid:durableId="245111708">
+    <w:abstractNumId w:val="40"/>
+  </w:num>
+  <w:num w:numId="15" w16cid:durableId="1763065477">
+    <w:abstractNumId w:val="24"/>
+  </w:num>
+  <w:num w:numId="16" w16cid:durableId="1533884624">
+    <w:abstractNumId w:val="31"/>
+  </w:num>
+  <w:num w:numId="17" w16cid:durableId="754088437">
+    <w:abstractNumId w:val="16"/>
+  </w:num>
+  <w:num w:numId="18" w16cid:durableId="270286617">
+    <w:abstractNumId w:val="30"/>
+  </w:num>
+  <w:num w:numId="19" w16cid:durableId="879318814">
+    <w:abstractNumId w:val="23"/>
+  </w:num>
+  <w:num w:numId="20" w16cid:durableId="650060160">
+    <w:abstractNumId w:val="42"/>
+  </w:num>
+  <w:num w:numId="21" w16cid:durableId="662392625">
+    <w:abstractNumId w:val="25"/>
+  </w:num>
+  <w:num w:numId="22" w16cid:durableId="755781822">
+    <w:abstractNumId w:val="29"/>
+  </w:num>
+  <w:num w:numId="23" w16cid:durableId="427969007">
+    <w:abstractNumId w:val="3"/>
+  </w:num>
+  <w:num w:numId="24" w16cid:durableId="202593613">
+    <w:abstractNumId w:val="13"/>
+  </w:num>
+  <w:num w:numId="25" w16cid:durableId="1433747148">
+    <w:abstractNumId w:val="44"/>
+  </w:num>
+  <w:num w:numId="26" w16cid:durableId="1947074984">
+    <w:abstractNumId w:val="14"/>
+  </w:num>
+  <w:num w:numId="27" w16cid:durableId="1309479295">
+    <w:abstractNumId w:val="32"/>
+  </w:num>
+  <w:num w:numId="28" w16cid:durableId="1425999547">
+    <w:abstractNumId w:val="34"/>
+  </w:num>
+  <w:num w:numId="29" w16cid:durableId="53436613">
+    <w:abstractNumId w:val="18"/>
+  </w:num>
+  <w:num w:numId="30" w16cid:durableId="1040712927">
+    <w:abstractNumId w:val="6"/>
+  </w:num>
+  <w:num w:numId="31" w16cid:durableId="426000107">
+    <w:abstractNumId w:val="47"/>
+  </w:num>
+  <w:num w:numId="32" w16cid:durableId="173881652">
+    <w:abstractNumId w:val="41"/>
+  </w:num>
+  <w:num w:numId="33" w16cid:durableId="1925873597">
+    <w:abstractNumId w:val="27"/>
+  </w:num>
+  <w:num w:numId="34" w16cid:durableId="629435888">
     <w:abstractNumId w:val="35"/>
   </w:num>
-  <w:num w:numId="11" w16cid:durableId="1547333605">
-    <w:abstractNumId w:val="3"/>
+  <w:num w:numId="35" w16cid:durableId="357976868">
+    <w:abstractNumId w:val="33"/>
   </w:num>
-  <w:num w:numId="12" w16cid:durableId="1766412368">
-    <w:abstractNumId w:val="4"/>
+  <w:num w:numId="36" w16cid:durableId="1074429831">
+    <w:abstractNumId w:val="12"/>
   </w:num>
-  <w:num w:numId="13" w16cid:durableId="935598709">
-    <w:abstractNumId w:val="9"/>
+  <w:num w:numId="37" w16cid:durableId="745105288">
+    <w:abstractNumId w:val="11"/>
   </w:num>
-  <w:num w:numId="14" w16cid:durableId="245111708">
+  <w:num w:numId="38" w16cid:durableId="2061245511">
+    <w:abstractNumId w:val="46"/>
+  </w:num>
+  <w:num w:numId="39" w16cid:durableId="274019640">
     <w:abstractNumId w:val="37"/>
   </w:num>
-  <w:num w:numId="15" w16cid:durableId="1763065477">
-    <w:abstractNumId w:val="22"/>
+  <w:num w:numId="40" w16cid:durableId="1465155568">
+    <w:abstractNumId w:val="36"/>
   </w:num>
-  <w:num w:numId="16" w16cid:durableId="1533884624">
-    <w:abstractNumId w:val="28"/>
+  <w:num w:numId="41" w16cid:durableId="1962223008">
+    <w:abstractNumId w:val="20"/>
   </w:num>
-  <w:num w:numId="17" w16cid:durableId="754088437">
-    <w:abstractNumId w:val="15"/>
+  <w:num w:numId="42" w16cid:durableId="1100031081">
+    <w:abstractNumId w:val="2"/>
   </w:num>
-  <w:num w:numId="18" w16cid:durableId="270286617">
-    <w:abstractNumId w:val="27"/>
+  <w:num w:numId="43" w16cid:durableId="791095382">
+    <w:abstractNumId w:val="17"/>
   </w:num>
-  <w:num w:numId="19" w16cid:durableId="879318814">
-    <w:abstractNumId w:val="21"/>
+  <w:num w:numId="44" w16cid:durableId="1362390176">
+    <w:abstractNumId w:val="45"/>
   </w:num>
-  <w:num w:numId="20" w16cid:durableId="650060160">
-    <w:abstractNumId w:val="39"/>
+  <w:num w:numId="45" w16cid:durableId="1129014742">
+    <w:abstractNumId w:val="48"/>
   </w:num>
-  <w:num w:numId="21" w16cid:durableId="662392625">
-    <w:abstractNumId w:val="23"/>
+  <w:num w:numId="46" w16cid:durableId="703212841">
+    <w:abstractNumId w:val="19"/>
   </w:num>
-  <w:num w:numId="22" w16cid:durableId="755781822">
+  <w:num w:numId="47" w16cid:durableId="1642688384">
     <w:abstractNumId w:val="26"/>
   </w:num>
-  <w:num w:numId="23" w16cid:durableId="427969007">
-    <w:abstractNumId w:val="2"/>
-  </w:num>
-  <w:num w:numId="24" w16cid:durableId="202593613">
-    <w:abstractNumId w:val="12"/>
-  </w:num>
-  <w:num w:numId="25" w16cid:durableId="1433747148">
-    <w:abstractNumId w:val="40"/>
-  </w:num>
-  <w:num w:numId="26" w16cid:durableId="1947074984">
-    <w:abstractNumId w:val="13"/>
-  </w:num>
-  <w:num w:numId="27" w16cid:durableId="1309479295">
-    <w:abstractNumId w:val="29"/>
-  </w:num>
-  <w:num w:numId="28" w16cid:durableId="1425999547">
-    <w:abstractNumId w:val="31"/>
-  </w:num>
-  <w:num w:numId="29" w16cid:durableId="53436613">
-    <w:abstractNumId w:val="17"/>
-  </w:num>
-  <w:num w:numId="30" w16cid:durableId="1040712927">
-    <w:abstractNumId w:val="5"/>
-  </w:num>
-  <w:num w:numId="31" w16cid:durableId="426000107">
-    <w:abstractNumId w:val="42"/>
-  </w:num>
-  <w:num w:numId="32" w16cid:durableId="173881652">
-    <w:abstractNumId w:val="38"/>
-  </w:num>
-  <w:num w:numId="33" w16cid:durableId="1925873597">
-    <w:abstractNumId w:val="24"/>
-  </w:num>
-  <w:num w:numId="34" w16cid:durableId="629435888">
-    <w:abstractNumId w:val="32"/>
-  </w:num>
-  <w:num w:numId="35" w16cid:durableId="357976868">
-    <w:abstractNumId w:val="30"/>
-  </w:num>
-  <w:num w:numId="36" w16cid:durableId="1074429831">
-    <w:abstractNumId w:val="11"/>
-  </w:num>
-  <w:num w:numId="37" w16cid:durableId="745105288">
-    <w:abstractNumId w:val="10"/>
-  </w:num>
-  <w:num w:numId="38" w16cid:durableId="2061245511">
-    <w:abstractNumId w:val="41"/>
-  </w:num>
-  <w:num w:numId="39" w16cid:durableId="274019640">
-    <w:abstractNumId w:val="34"/>
-  </w:num>
-  <w:num w:numId="40" w16cid:durableId="1465155568">
-    <w:abstractNumId w:val="33"/>
-  </w:num>
-  <w:num w:numId="41" w16cid:durableId="1962223008">
-    <w:abstractNumId w:val="18"/>
-  </w:num>
-  <w:num w:numId="42" w16cid:durableId="1100031081">
+  <w:num w:numId="48" w16cid:durableId="1802454533">
     <w:abstractNumId w:val="1"/>
   </w:num>
-  <w:num w:numId="43" w16cid:durableId="791095382">
-    <w:abstractNumId w:val="16"/>
+  <w:num w:numId="49" w16cid:durableId="824903772">
+    <w:abstractNumId w:val="43"/>
   </w:num>
 </w:numbering>
 </file>
@@ -18417,6 +19529,7 @@
   <w:style w:type="character" w:default="1" w:styleId="DefaultParagraphFont">
     <w:name w:val="Default Paragraph Font"/>
     <w:uiPriority w:val="1"/>
+    <w:semiHidden/>
     <w:unhideWhenUsed/>
   </w:style>
   <w:style w:type="table" w:default="1" w:styleId="TableNormal">

--- a/AWS-NOTES/EBS Volume Management and Backup Strategies.docx
+++ b/AWS-NOTES/EBS Volume Management and Backup Strategies.docx
@@ -9,10 +9,10 @@
           <w:tab w:val="left" w:pos="2544"/>
         </w:tabs>
         <w:spacing w:line="278" w:lineRule="auto"/>
-        <w:ind w:firstLine="0"/>
+        <w:ind w:left="0" w:firstLine="0"/>
         <w:jc w:val="center"/>
         <w:rPr>
-          <w:rFonts w:ascii="Wingdings" w:hAnsi="Wingdings"/>
+          <w:rFonts w:ascii="Algerian" w:hAnsi="Algerian"/>
           <w:b w:val="0"/>
           <w:i/>
           <w:iCs/>
@@ -23,6 +23,7 @@
       </w:pPr>
       <w:r>
         <w:rPr>
+          <w:rFonts w:ascii="Algerian" w:hAnsi="Algerian"/>
           <w:i/>
           <w:iCs/>
           <w:sz w:val="28"/>
@@ -33,6 +34,7 @@
       </w:r>
       <w:r>
         <w:rPr>
+          <w:rFonts w:ascii="Algerian" w:hAnsi="Algerian"/>
           <w:i/>
           <w:iCs/>
           <w:spacing w:val="-18"/>
@@ -44,6 +46,7 @@
       </w:r>
       <w:r>
         <w:rPr>
+          <w:rFonts w:ascii="Algerian" w:hAnsi="Algerian"/>
           <w:i/>
           <w:iCs/>
           <w:sz w:val="28"/>
@@ -54,6 +57,7 @@
       </w:r>
       <w:r>
         <w:rPr>
+          <w:rFonts w:ascii="Algerian" w:hAnsi="Algerian"/>
           <w:i/>
           <w:iCs/>
           <w:spacing w:val="-16"/>
@@ -65,6 +69,7 @@
       </w:r>
       <w:r>
         <w:rPr>
+          <w:rFonts w:ascii="Algerian" w:hAnsi="Algerian"/>
           <w:i/>
           <w:iCs/>
           <w:sz w:val="28"/>
@@ -75,6 +80,7 @@
       </w:r>
       <w:r>
         <w:rPr>
+          <w:rFonts w:ascii="Algerian" w:hAnsi="Algerian"/>
           <w:i/>
           <w:iCs/>
           <w:spacing w:val="-16"/>
@@ -86,6 +92,7 @@
       </w:r>
       <w:r>
         <w:rPr>
+          <w:rFonts w:ascii="Algerian" w:hAnsi="Algerian"/>
           <w:i/>
           <w:iCs/>
           <w:sz w:val="28"/>
@@ -96,6 +103,7 @@
       </w:r>
       <w:r>
         <w:rPr>
+          <w:rFonts w:ascii="Algerian" w:hAnsi="Algerian"/>
           <w:i/>
           <w:iCs/>
           <w:spacing w:val="-17"/>
@@ -107,6 +115,7 @@
       </w:r>
       <w:r>
         <w:rPr>
+          <w:rFonts w:ascii="Algerian" w:hAnsi="Algerian"/>
           <w:i/>
           <w:iCs/>
           <w:sz w:val="28"/>
@@ -117,6 +126,7 @@
       </w:r>
       <w:r>
         <w:rPr>
+          <w:rFonts w:ascii="Algerian" w:hAnsi="Algerian"/>
           <w:i/>
           <w:iCs/>
           <w:spacing w:val="-2"/>
@@ -1169,8 +1179,13 @@
     </w:p>
     <w:p>
       <w:pPr>
+        <w:pStyle w:val="ListParagraph"/>
+        <w:numPr>
+          <w:ilvl w:val="0"/>
+          <w:numId w:val="52"/>
+        </w:numPr>
         <w:spacing w:before="51" w:line="280" w:lineRule="auto"/>
-        <w:ind w:left="744" w:right="317"/>
+        <w:ind w:right="317"/>
         <w:rPr>
           <w:i/>
           <w:iCs/>
@@ -1424,8 +1439,13 @@
     </w:p>
     <w:p>
       <w:pPr>
+        <w:pStyle w:val="ListParagraph"/>
+        <w:numPr>
+          <w:ilvl w:val="0"/>
+          <w:numId w:val="51"/>
+        </w:numPr>
         <w:spacing w:before="57" w:line="276" w:lineRule="auto"/>
-        <w:ind w:left="744" w:right="317"/>
+        <w:ind w:right="317"/>
         <w:rPr>
           <w:i/>
           <w:iCs/>
@@ -1642,8 +1662,13 @@
     </w:p>
     <w:p>
       <w:pPr>
+        <w:pStyle w:val="ListParagraph"/>
+        <w:numPr>
+          <w:ilvl w:val="0"/>
+          <w:numId w:val="51"/>
+        </w:numPr>
         <w:spacing w:before="52" w:line="280" w:lineRule="auto"/>
-        <w:ind w:left="744" w:right="317"/>
+        <w:ind w:right="317"/>
         <w:rPr>
           <w:sz w:val="20"/>
           <w:szCs w:val="20"/>
@@ -1935,8 +1960,12 @@
     </w:p>
     <w:p>
       <w:pPr>
+        <w:pStyle w:val="ListParagraph"/>
+        <w:numPr>
+          <w:ilvl w:val="0"/>
+          <w:numId w:val="51"/>
+        </w:numPr>
         <w:spacing w:before="56" w:line="276" w:lineRule="auto"/>
-        <w:ind w:left="744"/>
         <w:rPr>
           <w:sz w:val="20"/>
           <w:szCs w:val="20"/>
@@ -2322,8 +2351,13 @@
     </w:p>
     <w:p>
       <w:pPr>
+        <w:pStyle w:val="ListParagraph"/>
+        <w:numPr>
+          <w:ilvl w:val="0"/>
+          <w:numId w:val="51"/>
+        </w:numPr>
         <w:spacing w:before="57" w:line="276" w:lineRule="auto"/>
-        <w:ind w:left="744" w:right="317"/>
+        <w:ind w:right="317"/>
         <w:rPr>
           <w:i/>
           <w:iCs/>
@@ -2559,6 +2593,398 @@
           <w:szCs w:val="20"/>
         </w:rPr>
         <w:t>(KMS).</w:t>
+      </w:r>
+    </w:p>
+    <w:p>
+      <w:pPr>
+        <w:pStyle w:val="Heading2"/>
+        <w:numPr>
+          <w:ilvl w:val="0"/>
+          <w:numId w:val="4"/>
+        </w:numPr>
+        <w:tabs>
+          <w:tab w:val="left" w:pos="1088"/>
+        </w:tabs>
+        <w:spacing w:before="19" w:line="276" w:lineRule="auto"/>
+        <w:ind w:left="1088" w:right="317" w:hanging="359"/>
+        <w:rPr>
+          <w:sz w:val="20"/>
+          <w:szCs w:val="20"/>
+        </w:rPr>
+      </w:pPr>
+      <w:r>
+        <w:rPr>
+          <w:spacing w:val="-2"/>
+          <w:sz w:val="20"/>
+          <w:szCs w:val="20"/>
+        </w:rPr>
+        <w:t>Availability and</w:t>
+      </w:r>
+      <w:r>
+        <w:rPr>
+          <w:spacing w:val="-1"/>
+          <w:sz w:val="20"/>
+          <w:szCs w:val="20"/>
+        </w:rPr>
+        <w:t xml:space="preserve"> </w:t>
+      </w:r>
+      <w:r>
+        <w:rPr>
+          <w:spacing w:val="-2"/>
+          <w:sz w:val="20"/>
+          <w:szCs w:val="20"/>
+        </w:rPr>
+        <w:t>Durability</w:t>
+      </w:r>
+    </w:p>
+    <w:p>
+      <w:pPr>
+        <w:pStyle w:val="Heading2"/>
+        <w:numPr>
+          <w:ilvl w:val="0"/>
+          <w:numId w:val="51"/>
+        </w:numPr>
+        <w:tabs>
+          <w:tab w:val="left" w:pos="1088"/>
+        </w:tabs>
+        <w:spacing w:before="19" w:line="276" w:lineRule="auto"/>
+        <w:ind w:right="317"/>
+        <w:rPr>
+          <w:b w:val="0"/>
+          <w:bCs w:val="0"/>
+          <w:sz w:val="20"/>
+          <w:szCs w:val="20"/>
+        </w:rPr>
+      </w:pPr>
+      <w:r>
+        <w:rPr>
+          <w:b w:val="0"/>
+          <w:bCs w:val="0"/>
+          <w:i/>
+          <w:iCs/>
+          <w:sz w:val="20"/>
+          <w:szCs w:val="20"/>
+        </w:rPr>
+        <w:t>EBS</w:t>
+      </w:r>
+      <w:r>
+        <w:rPr>
+          <w:b w:val="0"/>
+          <w:bCs w:val="0"/>
+          <w:i/>
+          <w:iCs/>
+          <w:spacing w:val="-11"/>
+          <w:sz w:val="20"/>
+          <w:szCs w:val="20"/>
+        </w:rPr>
+        <w:t xml:space="preserve"> </w:t>
+      </w:r>
+      <w:r>
+        <w:rPr>
+          <w:b w:val="0"/>
+          <w:bCs w:val="0"/>
+          <w:i/>
+          <w:iCs/>
+          <w:sz w:val="20"/>
+          <w:szCs w:val="20"/>
+        </w:rPr>
+        <w:t>volumes</w:t>
+      </w:r>
+      <w:r>
+        <w:rPr>
+          <w:b w:val="0"/>
+          <w:bCs w:val="0"/>
+          <w:i/>
+          <w:iCs/>
+          <w:spacing w:val="-11"/>
+          <w:sz w:val="20"/>
+          <w:szCs w:val="20"/>
+        </w:rPr>
+        <w:t xml:space="preserve"> </w:t>
+      </w:r>
+      <w:r>
+        <w:rPr>
+          <w:b w:val="0"/>
+          <w:bCs w:val="0"/>
+          <w:i/>
+          <w:iCs/>
+          <w:sz w:val="20"/>
+          <w:szCs w:val="20"/>
+        </w:rPr>
+        <w:t>are</w:t>
+      </w:r>
+      <w:r>
+        <w:rPr>
+          <w:b w:val="0"/>
+          <w:bCs w:val="0"/>
+          <w:i/>
+          <w:iCs/>
+          <w:spacing w:val="-12"/>
+          <w:sz w:val="20"/>
+          <w:szCs w:val="20"/>
+        </w:rPr>
+        <w:t xml:space="preserve"> </w:t>
+      </w:r>
+      <w:r>
+        <w:rPr>
+          <w:b w:val="0"/>
+          <w:bCs w:val="0"/>
+          <w:i/>
+          <w:iCs/>
+          <w:sz w:val="20"/>
+          <w:szCs w:val="20"/>
+        </w:rPr>
+        <w:t>automatically</w:t>
+      </w:r>
+      <w:r>
+        <w:rPr>
+          <w:b w:val="0"/>
+          <w:bCs w:val="0"/>
+          <w:i/>
+          <w:iCs/>
+          <w:spacing w:val="-10"/>
+          <w:sz w:val="20"/>
+          <w:szCs w:val="20"/>
+        </w:rPr>
+        <w:t xml:space="preserve"> </w:t>
+      </w:r>
+      <w:r>
+        <w:rPr>
+          <w:b w:val="0"/>
+          <w:bCs w:val="0"/>
+          <w:i/>
+          <w:iCs/>
+          <w:sz w:val="20"/>
+          <w:szCs w:val="20"/>
+        </w:rPr>
+        <w:t>replicated</w:t>
+      </w:r>
+      <w:r>
+        <w:rPr>
+          <w:b w:val="0"/>
+          <w:bCs w:val="0"/>
+          <w:i/>
+          <w:iCs/>
+          <w:spacing w:val="-6"/>
+          <w:sz w:val="20"/>
+          <w:szCs w:val="20"/>
+        </w:rPr>
+        <w:t xml:space="preserve"> </w:t>
+      </w:r>
+      <w:r>
+        <w:rPr>
+          <w:b w:val="0"/>
+          <w:bCs w:val="0"/>
+          <w:i/>
+          <w:iCs/>
+          <w:sz w:val="20"/>
+          <w:szCs w:val="20"/>
+        </w:rPr>
+        <w:t>within</w:t>
+      </w:r>
+      <w:r>
+        <w:rPr>
+          <w:b w:val="0"/>
+          <w:bCs w:val="0"/>
+          <w:i/>
+          <w:iCs/>
+          <w:spacing w:val="-11"/>
+          <w:sz w:val="20"/>
+          <w:szCs w:val="20"/>
+        </w:rPr>
+        <w:t xml:space="preserve"> </w:t>
+      </w:r>
+      <w:r>
+        <w:rPr>
+          <w:b w:val="0"/>
+          <w:bCs w:val="0"/>
+          <w:i/>
+          <w:iCs/>
+          <w:sz w:val="20"/>
+          <w:szCs w:val="20"/>
+        </w:rPr>
+        <w:t>the</w:t>
+      </w:r>
+      <w:r>
+        <w:rPr>
+          <w:b w:val="0"/>
+          <w:bCs w:val="0"/>
+          <w:i/>
+          <w:iCs/>
+          <w:spacing w:val="-12"/>
+          <w:sz w:val="20"/>
+          <w:szCs w:val="20"/>
+        </w:rPr>
+        <w:t xml:space="preserve"> </w:t>
+      </w:r>
+      <w:r>
+        <w:rPr>
+          <w:b w:val="0"/>
+          <w:bCs w:val="0"/>
+          <w:i/>
+          <w:iCs/>
+          <w:sz w:val="20"/>
+          <w:szCs w:val="20"/>
+        </w:rPr>
+        <w:t>same</w:t>
+      </w:r>
+      <w:r>
+        <w:rPr>
+          <w:b w:val="0"/>
+          <w:bCs w:val="0"/>
+          <w:i/>
+          <w:iCs/>
+          <w:spacing w:val="-12"/>
+          <w:sz w:val="20"/>
+          <w:szCs w:val="20"/>
+        </w:rPr>
+        <w:t xml:space="preserve"> </w:t>
+      </w:r>
+      <w:r>
+        <w:rPr>
+          <w:b w:val="0"/>
+          <w:bCs w:val="0"/>
+          <w:i/>
+          <w:iCs/>
+          <w:sz w:val="20"/>
+          <w:szCs w:val="20"/>
+        </w:rPr>
+        <w:t>Availability Zone to</w:t>
+      </w:r>
+      <w:r>
+        <w:rPr>
+          <w:b w:val="0"/>
+          <w:bCs w:val="0"/>
+          <w:i/>
+          <w:iCs/>
+          <w:sz w:val="20"/>
+          <w:szCs w:val="20"/>
+        </w:rPr>
+        <w:t xml:space="preserve"> </w:t>
+      </w:r>
+      <w:r>
+        <w:rPr>
+          <w:b w:val="0"/>
+          <w:bCs w:val="0"/>
+          <w:sz w:val="20"/>
+          <w:szCs w:val="20"/>
+        </w:rPr>
+        <w:t>prevent</w:t>
+      </w:r>
+      <w:r>
+        <w:rPr>
+          <w:b w:val="0"/>
+          <w:bCs w:val="0"/>
+          <w:spacing w:val="-13"/>
+          <w:sz w:val="20"/>
+          <w:szCs w:val="20"/>
+        </w:rPr>
+        <w:t xml:space="preserve"> </w:t>
+      </w:r>
+      <w:r>
+        <w:rPr>
+          <w:b w:val="0"/>
+          <w:bCs w:val="0"/>
+          <w:sz w:val="20"/>
+          <w:szCs w:val="20"/>
+        </w:rPr>
+        <w:t>data</w:t>
+      </w:r>
+      <w:r>
+        <w:rPr>
+          <w:b w:val="0"/>
+          <w:bCs w:val="0"/>
+          <w:spacing w:val="-9"/>
+          <w:sz w:val="20"/>
+          <w:szCs w:val="20"/>
+        </w:rPr>
+        <w:t xml:space="preserve"> </w:t>
+      </w:r>
+      <w:r>
+        <w:rPr>
+          <w:b w:val="0"/>
+          <w:bCs w:val="0"/>
+          <w:sz w:val="20"/>
+          <w:szCs w:val="20"/>
+        </w:rPr>
+        <w:t>loss</w:t>
+      </w:r>
+      <w:r>
+        <w:rPr>
+          <w:b w:val="0"/>
+          <w:bCs w:val="0"/>
+          <w:spacing w:val="-14"/>
+          <w:sz w:val="20"/>
+          <w:szCs w:val="20"/>
+        </w:rPr>
+        <w:t xml:space="preserve"> </w:t>
+      </w:r>
+      <w:r>
+        <w:rPr>
+          <w:b w:val="0"/>
+          <w:bCs w:val="0"/>
+          <w:sz w:val="20"/>
+          <w:szCs w:val="20"/>
+        </w:rPr>
+        <w:t>due</w:t>
+      </w:r>
+      <w:r>
+        <w:rPr>
+          <w:b w:val="0"/>
+          <w:bCs w:val="0"/>
+          <w:spacing w:val="-10"/>
+          <w:sz w:val="20"/>
+          <w:szCs w:val="20"/>
+        </w:rPr>
+        <w:t xml:space="preserve"> </w:t>
+      </w:r>
+      <w:r>
+        <w:rPr>
+          <w:b w:val="0"/>
+          <w:bCs w:val="0"/>
+          <w:sz w:val="20"/>
+          <w:szCs w:val="20"/>
+        </w:rPr>
+        <w:t>to</w:t>
+      </w:r>
+      <w:r>
+        <w:rPr>
+          <w:b w:val="0"/>
+          <w:bCs w:val="0"/>
+          <w:spacing w:val="-10"/>
+          <w:sz w:val="20"/>
+          <w:szCs w:val="20"/>
+        </w:rPr>
+        <w:t xml:space="preserve"> </w:t>
+      </w:r>
+      <w:r>
+        <w:rPr>
+          <w:b w:val="0"/>
+          <w:bCs w:val="0"/>
+          <w:sz w:val="20"/>
+          <w:szCs w:val="20"/>
+        </w:rPr>
+        <w:t>hardware</w:t>
+      </w:r>
+      <w:r>
+        <w:rPr>
+          <w:b w:val="0"/>
+          <w:bCs w:val="0"/>
+          <w:spacing w:val="-15"/>
+          <w:sz w:val="20"/>
+          <w:szCs w:val="20"/>
+        </w:rPr>
+        <w:t xml:space="preserve"> </w:t>
+      </w:r>
+      <w:r>
+        <w:rPr>
+          <w:b w:val="0"/>
+          <w:bCs w:val="0"/>
+          <w:spacing w:val="-2"/>
+          <w:sz w:val="20"/>
+          <w:szCs w:val="20"/>
+        </w:rPr>
+        <w:t>failure.</w:t>
       </w:r>
     </w:p>
     <w:p>
@@ -2580,397 +3006,66 @@
       </w:pPr>
       <w:r>
         <w:rPr>
+          <w:sz w:val="20"/>
+          <w:szCs w:val="20"/>
+        </w:rPr>
+        <w:t>Attach</w:t>
+      </w:r>
+      <w:r>
+        <w:rPr>
+          <w:spacing w:val="-16"/>
+          <w:sz w:val="20"/>
+          <w:szCs w:val="20"/>
+        </w:rPr>
+        <w:t xml:space="preserve"> </w:t>
+      </w:r>
+      <w:r>
+        <w:rPr>
+          <w:sz w:val="20"/>
+          <w:szCs w:val="20"/>
+        </w:rPr>
+        <w:t>and</w:t>
+      </w:r>
+      <w:r>
+        <w:rPr>
+          <w:spacing w:val="-16"/>
+          <w:sz w:val="20"/>
+          <w:szCs w:val="20"/>
+        </w:rPr>
+        <w:t xml:space="preserve"> </w:t>
+      </w:r>
+      <w:r>
+        <w:rPr>
+          <w:sz w:val="20"/>
+          <w:szCs w:val="20"/>
+        </w:rPr>
+        <w:t>Detach</w:t>
+      </w:r>
+      <w:r>
+        <w:rPr>
+          <w:spacing w:val="-14"/>
+          <w:sz w:val="20"/>
+          <w:szCs w:val="20"/>
+        </w:rPr>
+        <w:t xml:space="preserve"> </w:t>
+      </w:r>
+      <w:r>
+        <w:rPr>
           <w:spacing w:val="-2"/>
           <w:sz w:val="20"/>
           <w:szCs w:val="20"/>
         </w:rPr>
-        <w:t>Availability and</w:t>
-      </w:r>
-      <w:r>
-        <w:rPr>
-          <w:spacing w:val="-1"/>
-          <w:sz w:val="20"/>
-          <w:szCs w:val="20"/>
-        </w:rPr>
-        <w:t xml:space="preserve"> </w:t>
-      </w:r>
-      <w:r>
-        <w:rPr>
-          <w:spacing w:val="-2"/>
-          <w:sz w:val="20"/>
-          <w:szCs w:val="20"/>
-        </w:rPr>
-        <w:t>Durability</w:t>
+        <w:t>Volumes</w:t>
       </w:r>
     </w:p>
     <w:p>
       <w:pPr>
-        <w:pStyle w:val="Heading2"/>
-        <w:rPr>
-          <w:sz w:val="20"/>
-          <w:szCs w:val="20"/>
-        </w:rPr>
-        <w:sectPr>
-          <w:type w:val="continuous"/>
-          <w:pgSz w:w="11910" w:h="16840"/>
-          <w:pgMar w:top="1360" w:right="1417" w:bottom="280" w:left="1417" w:header="720" w:footer="720" w:gutter="0"/>
-          <w:cols w:space="720"/>
-        </w:sectPr>
-      </w:pPr>
-    </w:p>
-    <w:p>
-      <w:pPr>
-        <w:spacing w:before="19" w:line="276" w:lineRule="auto"/>
-        <w:ind w:left="744" w:right="317"/>
-        <w:rPr>
-          <w:sz w:val="20"/>
-          <w:szCs w:val="20"/>
-        </w:rPr>
-      </w:pPr>
-      <w:r>
-        <w:rPr>
-          <w:i/>
-          <w:iCs/>
-          <w:sz w:val="20"/>
-          <w:szCs w:val="20"/>
-        </w:rPr>
-        <w:t>EBS</w:t>
-      </w:r>
-      <w:r>
-        <w:rPr>
-          <w:i/>
-          <w:iCs/>
-          <w:spacing w:val="-11"/>
-          <w:sz w:val="20"/>
-          <w:szCs w:val="20"/>
-        </w:rPr>
-        <w:t xml:space="preserve"> </w:t>
-      </w:r>
-      <w:r>
-        <w:rPr>
-          <w:i/>
-          <w:iCs/>
-          <w:sz w:val="20"/>
-          <w:szCs w:val="20"/>
-        </w:rPr>
-        <w:t>volumes</w:t>
-      </w:r>
-      <w:r>
-        <w:rPr>
-          <w:i/>
-          <w:iCs/>
-          <w:spacing w:val="-11"/>
-          <w:sz w:val="20"/>
-          <w:szCs w:val="20"/>
-        </w:rPr>
-        <w:t xml:space="preserve"> </w:t>
-      </w:r>
-      <w:r>
-        <w:rPr>
-          <w:i/>
-          <w:iCs/>
-          <w:sz w:val="20"/>
-          <w:szCs w:val="20"/>
-        </w:rPr>
-        <w:t>are</w:t>
-      </w:r>
-      <w:r>
-        <w:rPr>
-          <w:i/>
-          <w:iCs/>
-          <w:spacing w:val="-12"/>
-          <w:sz w:val="20"/>
-          <w:szCs w:val="20"/>
-        </w:rPr>
-        <w:t xml:space="preserve"> </w:t>
-      </w:r>
-      <w:r>
-        <w:rPr>
-          <w:i/>
-          <w:iCs/>
-          <w:sz w:val="20"/>
-          <w:szCs w:val="20"/>
-        </w:rPr>
-        <w:t>automatically</w:t>
-      </w:r>
-      <w:r>
-        <w:rPr>
-          <w:i/>
-          <w:iCs/>
-          <w:spacing w:val="-10"/>
-          <w:sz w:val="20"/>
-          <w:szCs w:val="20"/>
-        </w:rPr>
-        <w:t xml:space="preserve"> </w:t>
-      </w:r>
-      <w:r>
-        <w:rPr>
-          <w:i/>
-          <w:iCs/>
-          <w:sz w:val="20"/>
-          <w:szCs w:val="20"/>
-        </w:rPr>
-        <w:t>replicated</w:t>
-      </w:r>
-      <w:r>
-        <w:rPr>
-          <w:i/>
-          <w:iCs/>
-          <w:spacing w:val="-6"/>
-          <w:sz w:val="20"/>
-          <w:szCs w:val="20"/>
-        </w:rPr>
-        <w:t xml:space="preserve"> </w:t>
-      </w:r>
-      <w:r>
-        <w:rPr>
-          <w:i/>
-          <w:iCs/>
-          <w:sz w:val="20"/>
-          <w:szCs w:val="20"/>
-        </w:rPr>
-        <w:t>within</w:t>
-      </w:r>
-      <w:r>
-        <w:rPr>
-          <w:i/>
-          <w:iCs/>
-          <w:spacing w:val="-11"/>
-          <w:sz w:val="20"/>
-          <w:szCs w:val="20"/>
-        </w:rPr>
-        <w:t xml:space="preserve"> </w:t>
-      </w:r>
-      <w:r>
-        <w:rPr>
-          <w:i/>
-          <w:iCs/>
-          <w:sz w:val="20"/>
-          <w:szCs w:val="20"/>
-        </w:rPr>
-        <w:t>the</w:t>
-      </w:r>
-      <w:r>
-        <w:rPr>
-          <w:i/>
-          <w:iCs/>
-          <w:spacing w:val="-12"/>
-          <w:sz w:val="20"/>
-          <w:szCs w:val="20"/>
-        </w:rPr>
-        <w:t xml:space="preserve"> </w:t>
-      </w:r>
-      <w:r>
-        <w:rPr>
-          <w:i/>
-          <w:iCs/>
-          <w:sz w:val="20"/>
-          <w:szCs w:val="20"/>
-        </w:rPr>
-        <w:t>same</w:t>
-      </w:r>
-      <w:r>
-        <w:rPr>
-          <w:i/>
-          <w:iCs/>
-          <w:spacing w:val="-12"/>
-          <w:sz w:val="20"/>
-          <w:szCs w:val="20"/>
-        </w:rPr>
-        <w:t xml:space="preserve"> </w:t>
-      </w:r>
-      <w:r>
-        <w:rPr>
-          <w:i/>
-          <w:iCs/>
-          <w:sz w:val="20"/>
-          <w:szCs w:val="20"/>
-        </w:rPr>
-        <w:t>Availability Zone to</w:t>
-      </w:r>
-      <w:r>
-        <w:rPr>
-          <w:i/>
-          <w:iCs/>
-          <w:sz w:val="20"/>
-          <w:szCs w:val="20"/>
-        </w:rPr>
-        <w:t xml:space="preserve"> </w:t>
-      </w:r>
-      <w:r>
-        <w:rPr>
-          <w:sz w:val="20"/>
-          <w:szCs w:val="20"/>
-        </w:rPr>
-        <w:t>prevent</w:t>
-      </w:r>
-      <w:r>
-        <w:rPr>
-          <w:spacing w:val="-13"/>
-          <w:sz w:val="20"/>
-          <w:szCs w:val="20"/>
-        </w:rPr>
-        <w:t xml:space="preserve"> </w:t>
-      </w:r>
-      <w:r>
-        <w:rPr>
-          <w:sz w:val="20"/>
-          <w:szCs w:val="20"/>
-        </w:rPr>
-        <w:t>data</w:t>
-      </w:r>
-      <w:r>
-        <w:rPr>
-          <w:spacing w:val="-9"/>
-          <w:sz w:val="20"/>
-          <w:szCs w:val="20"/>
-        </w:rPr>
-        <w:t xml:space="preserve"> </w:t>
-      </w:r>
-      <w:r>
-        <w:rPr>
-          <w:sz w:val="20"/>
-          <w:szCs w:val="20"/>
-        </w:rPr>
-        <w:t>loss</w:t>
-      </w:r>
-      <w:r>
-        <w:rPr>
-          <w:spacing w:val="-14"/>
-          <w:sz w:val="20"/>
-          <w:szCs w:val="20"/>
-        </w:rPr>
-        <w:t xml:space="preserve"> </w:t>
-      </w:r>
-      <w:r>
-        <w:rPr>
-          <w:sz w:val="20"/>
-          <w:szCs w:val="20"/>
-        </w:rPr>
-        <w:t>due</w:t>
-      </w:r>
-      <w:r>
-        <w:rPr>
-          <w:spacing w:val="-10"/>
-          <w:sz w:val="20"/>
-          <w:szCs w:val="20"/>
-        </w:rPr>
-        <w:t xml:space="preserve"> </w:t>
-      </w:r>
-      <w:r>
-        <w:rPr>
-          <w:sz w:val="20"/>
-          <w:szCs w:val="20"/>
-        </w:rPr>
-        <w:t>to</w:t>
-      </w:r>
-      <w:r>
-        <w:rPr>
-          <w:spacing w:val="-10"/>
-          <w:sz w:val="20"/>
-          <w:szCs w:val="20"/>
-        </w:rPr>
-        <w:t xml:space="preserve"> </w:t>
-      </w:r>
-      <w:r>
-        <w:rPr>
-          <w:sz w:val="20"/>
-          <w:szCs w:val="20"/>
-        </w:rPr>
-        <w:t>hardware</w:t>
-      </w:r>
-      <w:r>
-        <w:rPr>
-          <w:spacing w:val="-15"/>
-          <w:sz w:val="20"/>
-          <w:szCs w:val="20"/>
-        </w:rPr>
-        <w:t xml:space="preserve"> </w:t>
-      </w:r>
-      <w:r>
-        <w:rPr>
-          <w:spacing w:val="-2"/>
-          <w:sz w:val="20"/>
-          <w:szCs w:val="20"/>
-        </w:rPr>
-        <w:t>failure.</w:t>
-      </w:r>
-    </w:p>
-    <w:p>
-      <w:pPr>
-        <w:pStyle w:val="Heading2"/>
+        <w:pStyle w:val="ListParagraph"/>
         <w:numPr>
           <w:ilvl w:val="0"/>
-          <w:numId w:val="4"/>
+          <w:numId w:val="51"/>
         </w:numPr>
-        <w:tabs>
-          <w:tab w:val="left" w:pos="1088"/>
-        </w:tabs>
-        <w:spacing w:before="51"/>
-        <w:ind w:left="1088" w:hanging="359"/>
-        <w:rPr>
-          <w:sz w:val="20"/>
-          <w:szCs w:val="20"/>
-        </w:rPr>
-      </w:pPr>
-      <w:r>
-        <w:rPr>
-          <w:sz w:val="20"/>
-          <w:szCs w:val="20"/>
-        </w:rPr>
-        <w:t>Attach</w:t>
-      </w:r>
-      <w:r>
-        <w:rPr>
-          <w:spacing w:val="-16"/>
-          <w:sz w:val="20"/>
-          <w:szCs w:val="20"/>
-        </w:rPr>
-        <w:t xml:space="preserve"> </w:t>
-      </w:r>
-      <w:r>
-        <w:rPr>
-          <w:sz w:val="20"/>
-          <w:szCs w:val="20"/>
-        </w:rPr>
-        <w:t>and</w:t>
-      </w:r>
-      <w:r>
-        <w:rPr>
-          <w:spacing w:val="-16"/>
-          <w:sz w:val="20"/>
-          <w:szCs w:val="20"/>
-        </w:rPr>
-        <w:t xml:space="preserve"> </w:t>
-      </w:r>
-      <w:r>
-        <w:rPr>
-          <w:sz w:val="20"/>
-          <w:szCs w:val="20"/>
-        </w:rPr>
-        <w:t>Detach</w:t>
-      </w:r>
-      <w:r>
-        <w:rPr>
-          <w:spacing w:val="-14"/>
-          <w:sz w:val="20"/>
-          <w:szCs w:val="20"/>
-        </w:rPr>
-        <w:t xml:space="preserve"> </w:t>
-      </w:r>
-      <w:r>
-        <w:rPr>
-          <w:spacing w:val="-2"/>
-          <w:sz w:val="20"/>
-          <w:szCs w:val="20"/>
-        </w:rPr>
-        <w:t>Volumes</w:t>
-      </w:r>
-    </w:p>
-    <w:p>
-      <w:pPr>
         <w:spacing w:before="57"/>
-        <w:ind w:left="744"/>
         <w:rPr>
           <w:i/>
           <w:iCs/>
@@ -3267,14 +3362,15 @@
     </w:p>
     <w:p>
       <w:pPr>
-        <w:spacing w:before="56"/>
-        <w:ind w:left="744"/>
-        <w:rPr>
-          <w:b/>
-          <w:i/>
-          <w:iCs/>
-          <w:sz w:val="20"/>
-          <w:szCs w:val="20"/>
+        <w:pStyle w:val="ListParagraph"/>
+        <w:numPr>
+          <w:ilvl w:val="0"/>
+          <w:numId w:val="51"/>
+        </w:numPr>
+        <w:spacing w:before="109"/>
+        <w:rPr>
+          <w:b/>
+          <w:sz w:val="28"/>
         </w:rPr>
       </w:pPr>
       <w:r>
@@ -3830,99 +3926,165 @@
         <w:pStyle w:val="BodyText"/>
         <w:spacing w:before="210"/>
         <w:ind w:left="23"/>
-      </w:pPr>
-      <w:r>
+        <w:rPr>
+          <w:i/>
+          <w:iCs/>
+        </w:rPr>
+      </w:pPr>
+      <w:r>
+        <w:rPr>
+          <w:i/>
+          <w:iCs/>
+        </w:rPr>
         <w:t>Uses</w:t>
       </w:r>
       <w:r>
         <w:rPr>
+          <w:i/>
+          <w:iCs/>
           <w:spacing w:val="-3"/>
         </w:rPr>
         <w:t xml:space="preserve"> </w:t>
       </w:r>
       <w:r>
+        <w:rPr>
+          <w:i/>
+          <w:iCs/>
+        </w:rPr>
         <w:t>of</w:t>
       </w:r>
       <w:r>
         <w:rPr>
+          <w:i/>
+          <w:iCs/>
           <w:spacing w:val="-5"/>
         </w:rPr>
         <w:t xml:space="preserve"> </w:t>
       </w:r>
       <w:r>
+        <w:rPr>
+          <w:i/>
+          <w:iCs/>
+        </w:rPr>
         <w:t>Each</w:t>
       </w:r>
       <w:r>
         <w:rPr>
+          <w:i/>
+          <w:iCs/>
           <w:spacing w:val="-2"/>
         </w:rPr>
         <w:t xml:space="preserve"> </w:t>
       </w:r>
       <w:r>
+        <w:rPr>
+          <w:i/>
+          <w:iCs/>
+        </w:rPr>
         <w:t>volume</w:t>
       </w:r>
       <w:r>
         <w:rPr>
+          <w:i/>
+          <w:iCs/>
           <w:spacing w:val="-4"/>
         </w:rPr>
         <w:t xml:space="preserve"> </w:t>
       </w:r>
       <w:r>
+        <w:rPr>
+          <w:i/>
+          <w:iCs/>
+        </w:rPr>
         <w:t>type</w:t>
       </w:r>
       <w:r>
         <w:rPr>
+          <w:i/>
+          <w:iCs/>
           <w:spacing w:val="-3"/>
         </w:rPr>
         <w:t xml:space="preserve"> </w:t>
       </w:r>
       <w:r>
+        <w:rPr>
+          <w:i/>
+          <w:iCs/>
+        </w:rPr>
         <w:t>see</w:t>
       </w:r>
       <w:r>
         <w:rPr>
+          <w:i/>
+          <w:iCs/>
           <w:spacing w:val="-4"/>
         </w:rPr>
         <w:t xml:space="preserve"> </w:t>
       </w:r>
       <w:r>
+        <w:rPr>
+          <w:i/>
+          <w:iCs/>
+        </w:rPr>
         <w:t>on</w:t>
       </w:r>
       <w:r>
         <w:rPr>
+          <w:i/>
+          <w:iCs/>
           <w:spacing w:val="-5"/>
         </w:rPr>
         <w:t xml:space="preserve"> </w:t>
       </w:r>
       <w:r>
+        <w:rPr>
+          <w:i/>
+          <w:iCs/>
+        </w:rPr>
         <w:t>Day</w:t>
       </w:r>
       <w:r>
         <w:rPr>
+          <w:i/>
+          <w:iCs/>
           <w:spacing w:val="-3"/>
         </w:rPr>
         <w:t xml:space="preserve"> </w:t>
       </w:r>
       <w:r>
+        <w:rPr>
+          <w:i/>
+          <w:iCs/>
+        </w:rPr>
         <w:t>6</w:t>
       </w:r>
       <w:r>
         <w:rPr>
+          <w:i/>
+          <w:iCs/>
           <w:spacing w:val="53"/>
         </w:rPr>
         <w:t xml:space="preserve"> </w:t>
       </w:r>
       <w:r>
+        <w:rPr>
+          <w:i/>
+          <w:iCs/>
+        </w:rPr>
         <w:t>EBS</w:t>
       </w:r>
       <w:r>
         <w:rPr>
+          <w:i/>
+          <w:iCs/>
           <w:spacing w:val="1"/>
         </w:rPr>
         <w:t xml:space="preserve"> </w:t>
       </w:r>
       <w:r>
         <w:rPr>
+          <w:i/>
+          <w:iCs/>
           <w:spacing w:val="-2"/>
         </w:rPr>
         <w:t>Volume</w:t>
@@ -4156,7 +4318,7 @@
         <w:pStyle w:val="BodyText"/>
         <w:numPr>
           <w:ilvl w:val="0"/>
-          <w:numId w:val="36"/>
+          <w:numId w:val="54"/>
         </w:numPr>
         <w:spacing w:before="207" w:line="278" w:lineRule="auto"/>
         <w:rPr>
@@ -4171,52 +4333,33 @@
           <w:sz w:val="22"/>
           <w:szCs w:val="22"/>
         </w:rPr>
+        <w:lastRenderedPageBreak/>
         <w:t>Snapshots can be used to:</w:t>
       </w:r>
     </w:p>
     <w:p>
       <w:pPr>
         <w:pStyle w:val="BodyText"/>
-        <w:tabs>
-          <w:tab w:val="num" w:pos="1080"/>
-        </w:tabs>
+        <w:numPr>
+          <w:ilvl w:val="0"/>
+          <w:numId w:val="53"/>
+        </w:numPr>
         <w:spacing w:before="207" w:line="278" w:lineRule="auto"/>
-        <w:ind w:left="360"/>
         <w:rPr>
           <w:sz w:val="20"/>
           <w:szCs w:val="20"/>
           <w:lang w:val="en-IN"/>
         </w:rPr>
       </w:pPr>
-      <w:proofErr w:type="gramStart"/>
-      <w:r>
-        <w:rPr>
+      <w:r>
+        <w:rPr>
+          <w:b/>
+          <w:bCs/>
           <w:sz w:val="20"/>
           <w:szCs w:val="20"/>
           <w:lang w:val="en-IN"/>
         </w:rPr>
-        <w:t xml:space="preserve">  </w:t>
-      </w:r>
-      <w:r>
-        <w:rPr>
-          <w:b/>
-          <w:bCs/>
-          <w:sz w:val="20"/>
-          <w:szCs w:val="20"/>
-          <w:lang w:val="en-IN"/>
-        </w:rPr>
-        <w:t>Restore</w:t>
-      </w:r>
-      <w:proofErr w:type="gramEnd"/>
-      <w:r>
-        <w:rPr>
-          <w:b/>
-          <w:bCs/>
-          <w:sz w:val="20"/>
-          <w:szCs w:val="20"/>
-          <w:lang w:val="en-IN"/>
-        </w:rPr>
-        <w:t xml:space="preserve"> </w:t>
+        <w:t xml:space="preserve">Restore </w:t>
       </w:r>
       <w:proofErr w:type="gramStart"/>
       <w:r>
@@ -4262,46 +4405,26 @@
     <w:p>
       <w:pPr>
         <w:pStyle w:val="BodyText"/>
-        <w:tabs>
-          <w:tab w:val="num" w:pos="1080"/>
-        </w:tabs>
+        <w:numPr>
+          <w:ilvl w:val="0"/>
+          <w:numId w:val="53"/>
+        </w:numPr>
         <w:spacing w:before="207" w:line="278" w:lineRule="auto"/>
-        <w:ind w:left="360"/>
         <w:rPr>
           <w:sz w:val="20"/>
           <w:szCs w:val="20"/>
           <w:lang w:val="en-IN"/>
         </w:rPr>
       </w:pPr>
-      <w:proofErr w:type="gramStart"/>
-      <w:r>
-        <w:rPr>
+      <w:r>
+        <w:rPr>
+          <w:b/>
+          <w:bCs/>
           <w:sz w:val="20"/>
           <w:szCs w:val="20"/>
           <w:lang w:val="en-IN"/>
         </w:rPr>
-        <w:t xml:space="preserve">  </w:t>
-      </w:r>
-      <w:r>
-        <w:rPr>
-          <w:b/>
-          <w:bCs/>
-          <w:sz w:val="20"/>
-          <w:szCs w:val="20"/>
-          <w:lang w:val="en-IN"/>
-        </w:rPr>
-        <w:t>Create</w:t>
-      </w:r>
-      <w:proofErr w:type="gramEnd"/>
-      <w:r>
-        <w:rPr>
-          <w:b/>
-          <w:bCs/>
-          <w:sz w:val="20"/>
-          <w:szCs w:val="20"/>
-          <w:lang w:val="en-IN"/>
-        </w:rPr>
-        <w:t xml:space="preserve"> Copies in Other AZs or </w:t>
+        <w:t xml:space="preserve">Create Copies in Other AZs or </w:t>
       </w:r>
       <w:proofErr w:type="gramStart"/>
       <w:r>
@@ -4383,46 +4506,26 @@
     <w:p>
       <w:pPr>
         <w:pStyle w:val="BodyText"/>
-        <w:tabs>
-          <w:tab w:val="num" w:pos="1080"/>
-        </w:tabs>
+        <w:numPr>
+          <w:ilvl w:val="0"/>
+          <w:numId w:val="53"/>
+        </w:numPr>
         <w:spacing w:before="207" w:line="278" w:lineRule="auto"/>
-        <w:ind w:left="360"/>
         <w:rPr>
           <w:sz w:val="20"/>
           <w:szCs w:val="20"/>
           <w:lang w:val="en-IN"/>
         </w:rPr>
       </w:pPr>
-      <w:proofErr w:type="gramStart"/>
-      <w:r>
-        <w:rPr>
+      <w:r>
+        <w:rPr>
+          <w:b/>
+          <w:bCs/>
           <w:sz w:val="20"/>
           <w:szCs w:val="20"/>
           <w:lang w:val="en-IN"/>
         </w:rPr>
-        <w:t xml:space="preserve">  </w:t>
-      </w:r>
-      <w:r>
-        <w:rPr>
-          <w:b/>
-          <w:bCs/>
-          <w:sz w:val="20"/>
-          <w:szCs w:val="20"/>
-          <w:lang w:val="en-IN"/>
-        </w:rPr>
-        <w:t>Launch</w:t>
-      </w:r>
-      <w:proofErr w:type="gramEnd"/>
-      <w:r>
-        <w:rPr>
-          <w:b/>
-          <w:bCs/>
-          <w:sz w:val="20"/>
-          <w:szCs w:val="20"/>
-          <w:lang w:val="en-IN"/>
-        </w:rPr>
-        <w:t xml:space="preserve"> New </w:t>
+        <w:t xml:space="preserve">Launch New </w:t>
       </w:r>
       <w:proofErr w:type="gramStart"/>
       <w:r>
@@ -4486,46 +4589,26 @@
     <w:p>
       <w:pPr>
         <w:pStyle w:val="BodyText"/>
-        <w:tabs>
-          <w:tab w:val="num" w:pos="1080"/>
-        </w:tabs>
+        <w:numPr>
+          <w:ilvl w:val="0"/>
+          <w:numId w:val="53"/>
+        </w:numPr>
         <w:spacing w:before="207" w:line="278" w:lineRule="auto"/>
-        <w:ind w:left="360"/>
         <w:rPr>
           <w:sz w:val="20"/>
           <w:szCs w:val="20"/>
           <w:lang w:val="en-IN"/>
         </w:rPr>
       </w:pPr>
-      <w:proofErr w:type="gramStart"/>
-      <w:r>
-        <w:rPr>
+      <w:r>
+        <w:rPr>
+          <w:b/>
+          <w:bCs/>
           <w:sz w:val="20"/>
           <w:szCs w:val="20"/>
           <w:lang w:val="en-IN"/>
         </w:rPr>
-        <w:t xml:space="preserve">  </w:t>
-      </w:r>
-      <w:r>
-        <w:rPr>
-          <w:b/>
-          <w:bCs/>
-          <w:sz w:val="20"/>
-          <w:szCs w:val="20"/>
-          <w:lang w:val="en-IN"/>
-        </w:rPr>
-        <w:t>Automate</w:t>
-      </w:r>
-      <w:proofErr w:type="gramEnd"/>
-      <w:r>
-        <w:rPr>
-          <w:b/>
-          <w:bCs/>
-          <w:sz w:val="20"/>
-          <w:szCs w:val="20"/>
-          <w:lang w:val="en-IN"/>
-        </w:rPr>
-        <w:t xml:space="preserve"> </w:t>
+        <w:t xml:space="preserve">Automate </w:t>
       </w:r>
       <w:proofErr w:type="gramStart"/>
       <w:r>
@@ -4589,46 +4672,26 @@
     <w:p>
       <w:pPr>
         <w:pStyle w:val="BodyText"/>
-        <w:tabs>
-          <w:tab w:val="num" w:pos="1080"/>
-        </w:tabs>
+        <w:numPr>
+          <w:ilvl w:val="0"/>
+          <w:numId w:val="53"/>
+        </w:numPr>
         <w:spacing w:before="207" w:line="278" w:lineRule="auto"/>
-        <w:ind w:left="360"/>
         <w:rPr>
           <w:sz w:val="20"/>
           <w:szCs w:val="20"/>
           <w:lang w:val="en-IN"/>
         </w:rPr>
       </w:pPr>
-      <w:proofErr w:type="gramStart"/>
-      <w:r>
-        <w:rPr>
+      <w:r>
+        <w:rPr>
+          <w:b/>
+          <w:bCs/>
           <w:sz w:val="20"/>
           <w:szCs w:val="20"/>
           <w:lang w:val="en-IN"/>
         </w:rPr>
-        <w:t xml:space="preserve">  </w:t>
-      </w:r>
-      <w:r>
-        <w:rPr>
-          <w:b/>
-          <w:bCs/>
-          <w:sz w:val="20"/>
-          <w:szCs w:val="20"/>
-          <w:lang w:val="en-IN"/>
-        </w:rPr>
-        <w:t>Migrate</w:t>
-      </w:r>
-      <w:proofErr w:type="gramEnd"/>
-      <w:r>
-        <w:rPr>
-          <w:b/>
-          <w:bCs/>
-          <w:sz w:val="20"/>
-          <w:szCs w:val="20"/>
-          <w:lang w:val="en-IN"/>
-        </w:rPr>
-        <w:t xml:space="preserve"> </w:t>
+        <w:t xml:space="preserve">Migrate </w:t>
       </w:r>
       <w:proofErr w:type="gramStart"/>
       <w:r>
@@ -4674,46 +4737,26 @@
     <w:p>
       <w:pPr>
         <w:pStyle w:val="BodyText"/>
-        <w:tabs>
-          <w:tab w:val="num" w:pos="1080"/>
-        </w:tabs>
+        <w:numPr>
+          <w:ilvl w:val="0"/>
+          <w:numId w:val="53"/>
+        </w:numPr>
         <w:spacing w:before="207" w:line="278" w:lineRule="auto"/>
-        <w:ind w:left="360"/>
         <w:rPr>
           <w:sz w:val="20"/>
           <w:szCs w:val="20"/>
           <w:lang w:val="en-IN"/>
         </w:rPr>
       </w:pPr>
-      <w:proofErr w:type="gramStart"/>
-      <w:r>
-        <w:rPr>
+      <w:r>
+        <w:rPr>
+          <w:b/>
+          <w:bCs/>
           <w:sz w:val="20"/>
           <w:szCs w:val="20"/>
           <w:lang w:val="en-IN"/>
         </w:rPr>
-        <w:t xml:space="preserve">  </w:t>
-      </w:r>
-      <w:r>
-        <w:rPr>
-          <w:b/>
-          <w:bCs/>
-          <w:sz w:val="20"/>
-          <w:szCs w:val="20"/>
-          <w:lang w:val="en-IN"/>
-        </w:rPr>
-        <w:t>Create</w:t>
-      </w:r>
-      <w:proofErr w:type="gramEnd"/>
-      <w:r>
-        <w:rPr>
-          <w:b/>
-          <w:bCs/>
-          <w:sz w:val="20"/>
-          <w:szCs w:val="20"/>
-          <w:lang w:val="en-IN"/>
-        </w:rPr>
-        <w:t xml:space="preserve"> AMIs (Amazon Machine Images</w:t>
+        <w:t>Create AMIs (Amazon Machine Images</w:t>
       </w:r>
       <w:proofErr w:type="gramStart"/>
       <w:r>
@@ -4961,7 +5004,61 @@
           <w:szCs w:val="20"/>
           <w:lang w:val="en-IN"/>
         </w:rPr>
-        <w:t xml:space="preserve">Amazon Data Lifecycle Manager (DLM) is a feature within the EC2 service in AWS that allows users to automate the creation, retention, and deletion of Amazon EBS snapshots. </w:t>
+        <w:t xml:space="preserve">Amazon Data Lifecycle Manager (DLM) is a feature within the EC2 service in AWS that allows users to automate the </w:t>
+      </w:r>
+      <w:r>
+        <w:rPr>
+          <w:b/>
+          <w:bCs/>
+          <w:sz w:val="20"/>
+          <w:szCs w:val="20"/>
+          <w:lang w:val="en-IN"/>
+        </w:rPr>
+        <w:t>creation</w:t>
+      </w:r>
+      <w:r>
+        <w:rPr>
+          <w:sz w:val="20"/>
+          <w:szCs w:val="20"/>
+          <w:lang w:val="en-IN"/>
+        </w:rPr>
+        <w:t xml:space="preserve">, </w:t>
+      </w:r>
+      <w:r>
+        <w:rPr>
+          <w:b/>
+          <w:bCs/>
+          <w:sz w:val="20"/>
+          <w:szCs w:val="20"/>
+          <w:lang w:val="en-IN"/>
+        </w:rPr>
+        <w:t>retention</w:t>
+      </w:r>
+      <w:r>
+        <w:rPr>
+          <w:sz w:val="20"/>
+          <w:szCs w:val="20"/>
+          <w:lang w:val="en-IN"/>
+        </w:rPr>
+        <w:t xml:space="preserve">, and </w:t>
+      </w:r>
+      <w:r>
+        <w:rPr>
+          <w:b/>
+          <w:bCs/>
+          <w:sz w:val="20"/>
+          <w:szCs w:val="20"/>
+          <w:lang w:val="en-IN"/>
+        </w:rPr>
+        <w:t>deletion</w:t>
+      </w:r>
+      <w:r>
+        <w:rPr>
+          <w:sz w:val="20"/>
+          <w:szCs w:val="20"/>
+          <w:lang w:val="en-IN"/>
+        </w:rPr>
+        <w:t xml:space="preserve"> of Amazon EBS snapshots. </w:t>
       </w:r>
     </w:p>
     <w:p>
@@ -5330,12 +5427,43 @@
       <w:pPr>
         <w:pStyle w:val="BodyText"/>
         <w:spacing w:before="207" w:line="278" w:lineRule="auto"/>
-        <w:ind w:left="23"/>
-        <w:rPr>
-          <w:sz w:val="20"/>
-          <w:szCs w:val="20"/>
-        </w:rPr>
-      </w:pPr>
+        <w:rPr>
+          <w:b/>
+          <w:bCs/>
+          <w:sz w:val="20"/>
+          <w:szCs w:val="20"/>
+        </w:rPr>
+      </w:pPr>
+      <w:r>
+        <w:rPr>
+          <w:b/>
+          <w:bCs/>
+          <w:sz w:val="20"/>
+          <w:szCs w:val="20"/>
+        </w:rPr>
+        <w:lastRenderedPageBreak/>
+        <w:t xml:space="preserve">NAME </w:t>
+      </w:r>
+      <w:proofErr w:type="gramStart"/>
+      <w:r>
+        <w:rPr>
+          <w:b/>
+          <w:bCs/>
+          <w:sz w:val="20"/>
+          <w:szCs w:val="20"/>
+        </w:rPr>
+        <w:t>MAJ:MIN</w:t>
+      </w:r>
+      <w:proofErr w:type="gramEnd"/>
+      <w:r>
+        <w:rPr>
+          <w:b/>
+          <w:bCs/>
+          <w:sz w:val="20"/>
+          <w:szCs w:val="20"/>
+        </w:rPr>
+        <w:t xml:space="preserve"> RM SIZE RO TYPE MOUNTPOINT</w:t>
+      </w:r>
     </w:p>
     <w:p>
       <w:pPr>
@@ -5343,40 +5471,25 @@
         <w:spacing w:before="207" w:line="278" w:lineRule="auto"/>
         <w:ind w:left="23"/>
         <w:rPr>
-          <w:b/>
-          <w:bCs/>
-          <w:sz w:val="20"/>
-          <w:szCs w:val="20"/>
-        </w:rPr>
-      </w:pPr>
-      <w:r>
-        <w:rPr>
-          <w:b/>
-          <w:bCs/>
-          <w:sz w:val="20"/>
-          <w:szCs w:val="20"/>
-        </w:rPr>
-        <w:t xml:space="preserve">NAME </w:t>
-      </w:r>
-      <w:proofErr w:type="gramStart"/>
-      <w:r>
-        <w:rPr>
-          <w:b/>
-          <w:bCs/>
-          <w:sz w:val="20"/>
-          <w:szCs w:val="20"/>
-        </w:rPr>
-        <w:t>MAJ:MIN</w:t>
-      </w:r>
-      <w:proofErr w:type="gramEnd"/>
-      <w:r>
-        <w:rPr>
-          <w:b/>
-          <w:bCs/>
-          <w:sz w:val="20"/>
-          <w:szCs w:val="20"/>
-        </w:rPr>
-        <w:t xml:space="preserve"> RM SIZE RO TYPE MOUNTPOINT</w:t>
+          <w:sz w:val="20"/>
+          <w:szCs w:val="20"/>
+        </w:rPr>
+      </w:pPr>
+      <w:proofErr w:type="spellStart"/>
+      <w:r>
+        <w:rPr>
+          <w:sz w:val="20"/>
+          <w:szCs w:val="20"/>
+        </w:rPr>
+        <w:t>xvda</w:t>
+      </w:r>
+      <w:proofErr w:type="spellEnd"/>
+      <w:r>
+        <w:rPr>
+          <w:sz w:val="20"/>
+          <w:szCs w:val="20"/>
+        </w:rPr>
+        <w:t xml:space="preserve"> 202:0 0 8G 0 disk /</w:t>
       </w:r>
     </w:p>
     <w:p>
@@ -5395,7 +5508,7 @@
           <w:sz w:val="20"/>
           <w:szCs w:val="20"/>
         </w:rPr>
-        <w:t>xvda</w:t>
+        <w:t>xvdf</w:t>
       </w:r>
       <w:proofErr w:type="spellEnd"/>
       <w:r>
@@ -5403,7 +5516,7 @@
           <w:sz w:val="20"/>
           <w:szCs w:val="20"/>
         </w:rPr>
-        <w:t xml:space="preserve"> 202:0 0 8G 0 disk /</w:t>
+        <w:t xml:space="preserve"> 202:80 0 10G 0 disk</w:t>
       </w:r>
     </w:p>
     <w:p>
@@ -5412,25 +5525,49 @@
         <w:spacing w:before="207" w:line="278" w:lineRule="auto"/>
         <w:ind w:left="23"/>
         <w:rPr>
-          <w:sz w:val="20"/>
-          <w:szCs w:val="20"/>
-        </w:rPr>
-      </w:pPr>
-      <w:proofErr w:type="spellStart"/>
-      <w:r>
-        <w:rPr>
-          <w:sz w:val="20"/>
-          <w:szCs w:val="20"/>
-        </w:rPr>
-        <w:t>xvdf</w:t>
-      </w:r>
-      <w:proofErr w:type="spellEnd"/>
-      <w:r>
-        <w:rPr>
-          <w:sz w:val="20"/>
-          <w:szCs w:val="20"/>
-        </w:rPr>
-        <w:t xml:space="preserve"> 202:80 0 10G 0 disk</w:t>
+          <w:b/>
+          <w:bCs/>
+          <w:sz w:val="20"/>
+          <w:szCs w:val="20"/>
+        </w:rPr>
+      </w:pPr>
+      <w:r>
+        <w:rPr>
+          <w:b/>
+          <w:bCs/>
+          <w:sz w:val="20"/>
+          <w:szCs w:val="20"/>
+        </w:rPr>
+        <w:t xml:space="preserve">Step </w:t>
+      </w:r>
+      <w:proofErr w:type="gramStart"/>
+      <w:r>
+        <w:rPr>
+          <w:b/>
+          <w:bCs/>
+          <w:sz w:val="20"/>
+          <w:szCs w:val="20"/>
+        </w:rPr>
+        <w:t>1 :</w:t>
+      </w:r>
+      <w:proofErr w:type="gramEnd"/>
+      <w:r>
+        <w:rPr>
+          <w:b/>
+          <w:bCs/>
+          <w:sz w:val="20"/>
+          <w:szCs w:val="20"/>
+        </w:rPr>
+        <w:t xml:space="preserve">- </w:t>
+      </w:r>
+      <w:r>
+        <w:rPr>
+          <w:b/>
+          <w:bCs/>
+          <w:sz w:val="20"/>
+          <w:szCs w:val="20"/>
+        </w:rPr>
+        <w:t>Create a Partition</w:t>
       </w:r>
     </w:p>
     <w:p>
@@ -5439,49 +5576,37 @@
         <w:spacing w:before="207" w:line="278" w:lineRule="auto"/>
         <w:ind w:left="23"/>
         <w:rPr>
+          <w:sz w:val="20"/>
+          <w:szCs w:val="20"/>
+        </w:rPr>
+      </w:pPr>
+      <w:r>
+        <w:rPr>
+          <w:sz w:val="20"/>
+          <w:szCs w:val="20"/>
+        </w:rPr>
+        <w:t xml:space="preserve">Use the </w:t>
+      </w:r>
+      <w:proofErr w:type="spellStart"/>
+      <w:r>
+        <w:rPr>
           <w:b/>
           <w:bCs/>
-          <w:sz w:val="20"/>
-          <w:szCs w:val="20"/>
-        </w:rPr>
-      </w:pPr>
-      <w:r>
-        <w:rPr>
-          <w:b/>
-          <w:bCs/>
-          <w:sz w:val="20"/>
-          <w:szCs w:val="20"/>
-        </w:rPr>
-        <w:t xml:space="preserve">Step </w:t>
-      </w:r>
-      <w:proofErr w:type="gramStart"/>
-      <w:r>
-        <w:rPr>
-          <w:b/>
-          <w:bCs/>
-          <w:sz w:val="20"/>
-          <w:szCs w:val="20"/>
-        </w:rPr>
-        <w:t>1 :</w:t>
-      </w:r>
-      <w:proofErr w:type="gramEnd"/>
-      <w:r>
-        <w:rPr>
-          <w:b/>
-          <w:bCs/>
-          <w:sz w:val="20"/>
-          <w:szCs w:val="20"/>
-        </w:rPr>
-        <w:t xml:space="preserve">- </w:t>
-      </w:r>
-      <w:r>
-        <w:rPr>
-          <w:b/>
-          <w:bCs/>
-          <w:sz w:val="20"/>
-          <w:szCs w:val="20"/>
-        </w:rPr>
-        <w:t>Create a Partition</w:t>
+          <w:i/>
+          <w:iCs/>
+          <w:sz w:val="20"/>
+          <w:szCs w:val="20"/>
+          <w:u w:val="single"/>
+        </w:rPr>
+        <w:t>fdisk</w:t>
+      </w:r>
+      <w:proofErr w:type="spellEnd"/>
+      <w:r>
+        <w:rPr>
+          <w:sz w:val="20"/>
+          <w:szCs w:val="20"/>
+        </w:rPr>
+        <w:t xml:space="preserve"> utility to create a partition on the disk.</w:t>
       </w:r>
     </w:p>
     <w:p>
@@ -5494,19 +5619,28 @@
           <w:szCs w:val="20"/>
         </w:rPr>
       </w:pPr>
-      <w:r>
-        <w:rPr>
-          <w:sz w:val="20"/>
-          <w:szCs w:val="20"/>
-        </w:rPr>
-        <w:t xml:space="preserve">Use the </w:t>
-      </w:r>
       <w:proofErr w:type="spellStart"/>
       <w:r>
         <w:rPr>
           <w:sz w:val="20"/>
           <w:szCs w:val="20"/>
         </w:rPr>
+        <w:t>sudo</w:t>
+      </w:r>
+      <w:proofErr w:type="spellEnd"/>
+      <w:r>
+        <w:rPr>
+          <w:sz w:val="20"/>
+          <w:szCs w:val="20"/>
+        </w:rPr>
+        <w:t xml:space="preserve"> </w:t>
+      </w:r>
+      <w:proofErr w:type="spellStart"/>
+      <w:r>
+        <w:rPr>
+          <w:sz w:val="20"/>
+          <w:szCs w:val="20"/>
+        </w:rPr>
         <w:t>fdisk</w:t>
       </w:r>
       <w:proofErr w:type="spellEnd"/>
@@ -5515,8 +5649,17 @@
           <w:sz w:val="20"/>
           <w:szCs w:val="20"/>
         </w:rPr>
-        <w:t xml:space="preserve"> utility to create a partition on the disk.</w:t>
-      </w:r>
+        <w:t xml:space="preserve"> /dev/</w:t>
+      </w:r>
+      <w:proofErr w:type="spellStart"/>
+      <w:r>
+        <w:rPr>
+          <w:sz w:val="20"/>
+          <w:szCs w:val="20"/>
+        </w:rPr>
+        <w:t>xvdf</w:t>
+      </w:r>
+      <w:proofErr w:type="spellEnd"/>
     </w:p>
     <w:p>
       <w:pPr>
@@ -5524,47 +5667,135 @@
         <w:spacing w:before="207" w:line="278" w:lineRule="auto"/>
         <w:ind w:left="23"/>
         <w:rPr>
-          <w:sz w:val="20"/>
-          <w:szCs w:val="20"/>
-        </w:rPr>
+          <w:b/>
+          <w:bCs/>
+          <w:sz w:val="20"/>
+          <w:szCs w:val="20"/>
+        </w:rPr>
+      </w:pPr>
+      <w:r>
+        <w:rPr>
+          <w:b/>
+          <w:bCs/>
+          <w:sz w:val="20"/>
+          <w:szCs w:val="20"/>
+        </w:rPr>
+        <w:t xml:space="preserve">Step </w:t>
+      </w:r>
+      <w:proofErr w:type="gramStart"/>
+      <w:r>
+        <w:rPr>
+          <w:b/>
+          <w:bCs/>
+          <w:sz w:val="20"/>
+          <w:szCs w:val="20"/>
+        </w:rPr>
+        <w:t>2 :</w:t>
+      </w:r>
+      <w:proofErr w:type="gramEnd"/>
+      <w:r>
+        <w:rPr>
+          <w:b/>
+          <w:bCs/>
+          <w:sz w:val="20"/>
+          <w:szCs w:val="20"/>
+        </w:rPr>
+        <w:t xml:space="preserve">- </w:t>
+      </w:r>
+      <w:r>
+        <w:rPr>
+          <w:b/>
+          <w:bCs/>
+          <w:sz w:val="20"/>
+          <w:szCs w:val="20"/>
+        </w:rPr>
+        <w:t>Format the Partition</w:t>
+      </w:r>
+    </w:p>
+    <w:p>
+      <w:pPr>
+        <w:pStyle w:val="BodyText"/>
+        <w:spacing w:before="207" w:line="278" w:lineRule="auto"/>
+        <w:ind w:left="23"/>
+        <w:rPr>
+          <w:sz w:val="20"/>
+          <w:szCs w:val="20"/>
+        </w:rPr>
+      </w:pPr>
+      <w:r>
+        <w:rPr>
+          <w:sz w:val="20"/>
+          <w:szCs w:val="20"/>
+        </w:rPr>
+        <w:t>Next, format the new partition with a filesystem. In most Linux systems, ext4 is used.</w:t>
+      </w:r>
+    </w:p>
+    <w:p>
+      <w:pPr>
+        <w:pStyle w:val="TableParagraph"/>
+        <w:numPr>
+          <w:ilvl w:val="0"/>
+          <w:numId w:val="73"/>
+        </w:numPr>
       </w:pPr>
       <w:proofErr w:type="spellStart"/>
       <w:r>
-        <w:rPr>
-          <w:sz w:val="20"/>
-          <w:szCs w:val="20"/>
-        </w:rPr>
         <w:t>sudo</w:t>
       </w:r>
       <w:proofErr w:type="spellEnd"/>
       <w:r>
-        <w:rPr>
-          <w:sz w:val="20"/>
-          <w:szCs w:val="20"/>
-        </w:rPr>
-        <w:t xml:space="preserve"> </w:t>
-      </w:r>
+        <w:t xml:space="preserve"> </w:t>
+      </w:r>
+      <w:proofErr w:type="gramStart"/>
+      <w:r>
+        <w:t>mkfs.ext</w:t>
+      </w:r>
+      <w:proofErr w:type="gramEnd"/>
+      <w:r>
+        <w:t>4 /dev/xvdf1</w:t>
+      </w:r>
+    </w:p>
+    <w:p>
+      <w:pPr>
+        <w:pStyle w:val="TableParagraph"/>
+        <w:numPr>
+          <w:ilvl w:val="0"/>
+          <w:numId w:val="73"/>
+        </w:numPr>
+        <w:rPr>
+          <w:b/>
+          <w:bCs/>
+          <w:i/>
+          <w:iCs/>
+        </w:rPr>
+      </w:pPr>
       <w:proofErr w:type="spellStart"/>
       <w:r>
         <w:rPr>
-          <w:sz w:val="20"/>
-          <w:szCs w:val="20"/>
-        </w:rPr>
-        <w:t>fdisk</w:t>
+          <w:b/>
+          <w:bCs/>
+          <w:i/>
+          <w:iCs/>
+        </w:rPr>
+        <w:t>mkfs</w:t>
       </w:r>
       <w:proofErr w:type="spellEnd"/>
       <w:r>
         <w:rPr>
-          <w:sz w:val="20"/>
-          <w:szCs w:val="20"/>
-        </w:rPr>
-        <w:t xml:space="preserve"> /dev/</w:t>
+          <w:b/>
+          <w:bCs/>
+          <w:i/>
+          <w:iCs/>
+        </w:rPr>
+        <w:t xml:space="preserve"> -t ext4 /dev/</w:t>
       </w:r>
       <w:proofErr w:type="spellStart"/>
       <w:r>
         <w:rPr>
-          <w:sz w:val="20"/>
-          <w:szCs w:val="20"/>
+          <w:b/>
+          <w:bCs/>
+          <w:i/>
+          <w:iCs/>
         </w:rPr>
         <w:t>xvdf</w:t>
       </w:r>
@@ -5599,7 +5830,7 @@
           <w:sz w:val="20"/>
           <w:szCs w:val="20"/>
         </w:rPr>
-        <w:t>2 :</w:t>
+        <w:t>3 :</w:t>
       </w:r>
       <w:proofErr w:type="gramEnd"/>
       <w:r>
@@ -5618,7 +5849,7 @@
           <w:sz w:val="20"/>
           <w:szCs w:val="20"/>
         </w:rPr>
-        <w:t>Format the Partition</w:t>
+        <w:t>Create a Mount Point</w:t>
       </w:r>
     </w:p>
     <w:p>
@@ -5636,7 +5867,7 @@
           <w:sz w:val="20"/>
           <w:szCs w:val="20"/>
         </w:rPr>
-        <w:t>Next, format the new partition with a filesystem. In most Linux systems, ext4 is used.</w:t>
+        <w:t>You must create a directory where the new partition will be mounted. For example:</w:t>
       </w:r>
     </w:p>
     <w:p>
@@ -5665,21 +5896,37 @@
         </w:rPr>
         <w:t xml:space="preserve"> </w:t>
       </w:r>
-      <w:proofErr w:type="gramStart"/>
-      <w:r>
-        <w:rPr>
-          <w:sz w:val="20"/>
-          <w:szCs w:val="20"/>
-        </w:rPr>
-        <w:t>mkfs.ext</w:t>
-      </w:r>
-      <w:proofErr w:type="gramEnd"/>
-      <w:r>
-        <w:rPr>
-          <w:sz w:val="20"/>
-          <w:szCs w:val="20"/>
-        </w:rPr>
-        <w:t>4 /dev/xvdf1</w:t>
+      <w:proofErr w:type="spellStart"/>
+      <w:r>
+        <w:rPr>
+          <w:sz w:val="20"/>
+          <w:szCs w:val="20"/>
+        </w:rPr>
+        <w:t>mkdir</w:t>
+      </w:r>
+      <w:proofErr w:type="spellEnd"/>
+      <w:r>
+        <w:rPr>
+          <w:sz w:val="20"/>
+          <w:szCs w:val="20"/>
+        </w:rPr>
+        <w:t xml:space="preserve"> /</w:t>
+      </w:r>
+      <w:proofErr w:type="spellStart"/>
+      <w:r>
+        <w:rPr>
+          <w:sz w:val="20"/>
+          <w:szCs w:val="20"/>
+        </w:rPr>
+        <w:t>mnt</w:t>
+      </w:r>
+      <w:proofErr w:type="spellEnd"/>
+      <w:r>
+        <w:rPr>
+          <w:sz w:val="20"/>
+          <w:szCs w:val="20"/>
+        </w:rPr>
+        <w:t>/data</w:t>
       </w:r>
     </w:p>
     <w:p>
@@ -5688,49 +5935,32 @@
         <w:spacing w:before="207" w:line="278" w:lineRule="auto"/>
         <w:ind w:left="23"/>
         <w:rPr>
-          <w:b/>
-          <w:bCs/>
-          <w:sz w:val="20"/>
-          <w:szCs w:val="20"/>
-        </w:rPr>
-      </w:pPr>
-      <w:r>
-        <w:rPr>
-          <w:b/>
-          <w:bCs/>
-          <w:sz w:val="20"/>
-          <w:szCs w:val="20"/>
-        </w:rPr>
-        <w:t xml:space="preserve">Step </w:t>
-      </w:r>
-      <w:proofErr w:type="gramStart"/>
-      <w:r>
-        <w:rPr>
-          <w:b/>
-          <w:bCs/>
-          <w:sz w:val="20"/>
-          <w:szCs w:val="20"/>
-        </w:rPr>
-        <w:t>3 :</w:t>
-      </w:r>
-      <w:proofErr w:type="gramEnd"/>
-      <w:r>
-        <w:rPr>
-          <w:b/>
-          <w:bCs/>
-          <w:sz w:val="20"/>
-          <w:szCs w:val="20"/>
-        </w:rPr>
-        <w:t xml:space="preserve">- </w:t>
-      </w:r>
-      <w:r>
-        <w:rPr>
-          <w:b/>
-          <w:bCs/>
-          <w:sz w:val="20"/>
-          <w:szCs w:val="20"/>
-        </w:rPr>
-        <w:t>Create a Mount Point</w:t>
+          <w:sz w:val="20"/>
+          <w:szCs w:val="20"/>
+        </w:rPr>
+      </w:pPr>
+      <w:r>
+        <w:rPr>
+          <w:sz w:val="20"/>
+          <w:szCs w:val="20"/>
+        </w:rPr>
+        <w:t>You can replace /</w:t>
+      </w:r>
+      <w:proofErr w:type="spellStart"/>
+      <w:r>
+        <w:rPr>
+          <w:sz w:val="20"/>
+          <w:szCs w:val="20"/>
+        </w:rPr>
+        <w:t>mnt</w:t>
+      </w:r>
+      <w:proofErr w:type="spellEnd"/>
+      <w:r>
+        <w:rPr>
+          <w:sz w:val="20"/>
+          <w:szCs w:val="20"/>
+        </w:rPr>
+        <w:t>/data with any directory path as per your need.</w:t>
       </w:r>
     </w:p>
     <w:p>
@@ -5748,7 +5978,7 @@
           <w:sz w:val="20"/>
           <w:szCs w:val="20"/>
         </w:rPr>
-        <w:t>You must create a directory where the new partition will be mounted. For example:</w:t>
+        <w:t>Mount the Partition Temporarily</w:t>
       </w:r>
     </w:p>
     <w:p>
@@ -5757,57 +5987,49 @@
         <w:spacing w:before="207" w:line="278" w:lineRule="auto"/>
         <w:ind w:left="23"/>
         <w:rPr>
-          <w:sz w:val="20"/>
-          <w:szCs w:val="20"/>
-        </w:rPr>
-      </w:pPr>
-      <w:proofErr w:type="spellStart"/>
-      <w:r>
-        <w:rPr>
-          <w:sz w:val="20"/>
-          <w:szCs w:val="20"/>
-        </w:rPr>
-        <w:t>sudo</w:t>
-      </w:r>
-      <w:proofErr w:type="spellEnd"/>
-      <w:r>
-        <w:rPr>
-          <w:sz w:val="20"/>
-          <w:szCs w:val="20"/>
-        </w:rPr>
-        <w:t xml:space="preserve"> </w:t>
-      </w:r>
-      <w:proofErr w:type="spellStart"/>
-      <w:r>
-        <w:rPr>
-          <w:sz w:val="20"/>
-          <w:szCs w:val="20"/>
-        </w:rPr>
-        <w:t>mkdir</w:t>
-      </w:r>
-      <w:proofErr w:type="spellEnd"/>
-      <w:r>
-        <w:rPr>
-          <w:sz w:val="20"/>
-          <w:szCs w:val="20"/>
-        </w:rPr>
-        <w:t xml:space="preserve"> /</w:t>
-      </w:r>
-      <w:proofErr w:type="spellStart"/>
-      <w:r>
-        <w:rPr>
-          <w:sz w:val="20"/>
-          <w:szCs w:val="20"/>
-        </w:rPr>
-        <w:t>mnt</w:t>
-      </w:r>
-      <w:proofErr w:type="spellEnd"/>
-      <w:r>
-        <w:rPr>
-          <w:sz w:val="20"/>
-          <w:szCs w:val="20"/>
-        </w:rPr>
-        <w:t>/data</w:t>
+          <w:b/>
+          <w:bCs/>
+          <w:sz w:val="20"/>
+          <w:szCs w:val="20"/>
+        </w:rPr>
+      </w:pPr>
+      <w:r>
+        <w:rPr>
+          <w:b/>
+          <w:bCs/>
+          <w:sz w:val="20"/>
+          <w:szCs w:val="20"/>
+        </w:rPr>
+        <w:t xml:space="preserve">Step </w:t>
+      </w:r>
+      <w:proofErr w:type="gramStart"/>
+      <w:r>
+        <w:rPr>
+          <w:b/>
+          <w:bCs/>
+          <w:sz w:val="20"/>
+          <w:szCs w:val="20"/>
+        </w:rPr>
+        <w:t>4 :</w:t>
+      </w:r>
+      <w:proofErr w:type="gramEnd"/>
+      <w:r>
+        <w:rPr>
+          <w:b/>
+          <w:bCs/>
+          <w:sz w:val="20"/>
+          <w:szCs w:val="20"/>
+        </w:rPr>
+        <w:t xml:space="preserve">- </w:t>
+      </w:r>
+      <w:r>
+        <w:rPr>
+          <w:b/>
+          <w:bCs/>
+          <w:sz w:val="20"/>
+          <w:szCs w:val="20"/>
+        </w:rPr>
+        <w:t>To make sure everything works correctly, mount the partition manually:</w:t>
       </w:r>
     </w:p>
     <w:p>
@@ -5820,19 +6042,28 @@
           <w:szCs w:val="20"/>
         </w:rPr>
       </w:pPr>
-      <w:r>
-        <w:rPr>
-          <w:sz w:val="20"/>
-          <w:szCs w:val="20"/>
-        </w:rPr>
-        <w:t>You can replace /</w:t>
-      </w:r>
       <w:proofErr w:type="spellStart"/>
       <w:r>
         <w:rPr>
           <w:sz w:val="20"/>
           <w:szCs w:val="20"/>
         </w:rPr>
+        <w:t>sudo</w:t>
+      </w:r>
+      <w:proofErr w:type="spellEnd"/>
+      <w:r>
+        <w:rPr>
+          <w:sz w:val="20"/>
+          <w:szCs w:val="20"/>
+        </w:rPr>
+        <w:t xml:space="preserve"> mount /dev/xvdf1 /</w:t>
+      </w:r>
+      <w:proofErr w:type="spellStart"/>
+      <w:r>
+        <w:rPr>
+          <w:sz w:val="20"/>
+          <w:szCs w:val="20"/>
+        </w:rPr>
         <w:t>mnt</w:t>
       </w:r>
       <w:proofErr w:type="spellEnd"/>
@@ -5841,7 +6072,7 @@
           <w:sz w:val="20"/>
           <w:szCs w:val="20"/>
         </w:rPr>
-        <w:t>/data with any directory path as per your need.</w:t>
+        <w:t>/data</w:t>
       </w:r>
     </w:p>
     <w:p>
@@ -5859,7 +6090,7 @@
           <w:sz w:val="20"/>
           <w:szCs w:val="20"/>
         </w:rPr>
-        <w:t>Mount the Partition Temporarily</w:t>
+        <w:t>You can verify the mount using:</w:t>
       </w:r>
     </w:p>
     <w:p>
@@ -5870,47 +6101,38 @@
         <w:rPr>
           <w:b/>
           <w:bCs/>
-          <w:sz w:val="20"/>
-          <w:szCs w:val="20"/>
-        </w:rPr>
-      </w:pPr>
+          <w:i/>
+          <w:iCs/>
+          <w:sz w:val="20"/>
+          <w:szCs w:val="20"/>
+          <w:u w:val="single"/>
+        </w:rPr>
+      </w:pPr>
+      <w:proofErr w:type="spellStart"/>
       <w:r>
         <w:rPr>
           <w:b/>
           <w:bCs/>
-          <w:sz w:val="20"/>
-          <w:szCs w:val="20"/>
-        </w:rPr>
-        <w:t xml:space="preserve">Step </w:t>
-      </w:r>
-      <w:proofErr w:type="gramStart"/>
+          <w:i/>
+          <w:iCs/>
+          <w:sz w:val="20"/>
+          <w:szCs w:val="20"/>
+          <w:u w:val="single"/>
+        </w:rPr>
+        <w:t>df</w:t>
+      </w:r>
+      <w:proofErr w:type="spellEnd"/>
       <w:r>
         <w:rPr>
           <w:b/>
           <w:bCs/>
-          <w:sz w:val="20"/>
-          <w:szCs w:val="20"/>
-        </w:rPr>
-        <w:t>4 :</w:t>
-      </w:r>
-      <w:proofErr w:type="gramEnd"/>
-      <w:r>
-        <w:rPr>
-          <w:b/>
-          <w:bCs/>
-          <w:sz w:val="20"/>
-          <w:szCs w:val="20"/>
-        </w:rPr>
-        <w:t xml:space="preserve">- </w:t>
-      </w:r>
-      <w:r>
-        <w:rPr>
-          <w:b/>
-          <w:bCs/>
-          <w:sz w:val="20"/>
-          <w:szCs w:val="20"/>
-        </w:rPr>
-        <w:t>To make sure everything works correctly, mount the partition manually:</w:t>
+          <w:i/>
+          <w:iCs/>
+          <w:sz w:val="20"/>
+          <w:szCs w:val="20"/>
+          <w:u w:val="single"/>
+        </w:rPr>
+        <w:t xml:space="preserve"> -h</w:t>
       </w:r>
     </w:p>
     <w:p>
@@ -5919,41 +6141,89 @@
         <w:spacing w:before="207" w:line="278" w:lineRule="auto"/>
         <w:ind w:left="23"/>
         <w:rPr>
-          <w:sz w:val="20"/>
-          <w:szCs w:val="20"/>
-        </w:rPr>
-      </w:pPr>
+          <w:b/>
+          <w:bCs/>
+          <w:sz w:val="20"/>
+          <w:szCs w:val="20"/>
+        </w:rPr>
+      </w:pPr>
+      <w:r>
+        <w:rPr>
+          <w:b/>
+          <w:bCs/>
+          <w:sz w:val="20"/>
+          <w:szCs w:val="20"/>
+        </w:rPr>
+        <w:t xml:space="preserve">Step </w:t>
+      </w:r>
+      <w:proofErr w:type="gramStart"/>
+      <w:r>
+        <w:rPr>
+          <w:b/>
+          <w:bCs/>
+          <w:sz w:val="20"/>
+          <w:szCs w:val="20"/>
+        </w:rPr>
+        <w:t>5 :</w:t>
+      </w:r>
+      <w:proofErr w:type="gramEnd"/>
+      <w:r>
+        <w:rPr>
+          <w:b/>
+          <w:bCs/>
+          <w:sz w:val="20"/>
+          <w:szCs w:val="20"/>
+        </w:rPr>
+        <w:t xml:space="preserve">- </w:t>
+      </w:r>
+      <w:r>
+        <w:rPr>
+          <w:b/>
+          <w:bCs/>
+          <w:sz w:val="20"/>
+          <w:szCs w:val="20"/>
+        </w:rPr>
+        <w:t>Edit /</w:t>
+      </w:r>
       <w:proofErr w:type="spellStart"/>
       <w:r>
         <w:rPr>
-          <w:sz w:val="20"/>
-          <w:szCs w:val="20"/>
-        </w:rPr>
-        <w:t>sudo</w:t>
+          <w:b/>
+          <w:bCs/>
+          <w:sz w:val="20"/>
+          <w:szCs w:val="20"/>
+        </w:rPr>
+        <w:t>etc</w:t>
       </w:r>
       <w:proofErr w:type="spellEnd"/>
       <w:r>
         <w:rPr>
-          <w:sz w:val="20"/>
-          <w:szCs w:val="20"/>
-        </w:rPr>
-        <w:t xml:space="preserve"> mount /dev/xvdf1 /</w:t>
+          <w:b/>
+          <w:bCs/>
+          <w:sz w:val="20"/>
+          <w:szCs w:val="20"/>
+        </w:rPr>
+        <w:t>/</w:t>
       </w:r>
       <w:proofErr w:type="spellStart"/>
       <w:r>
         <w:rPr>
-          <w:sz w:val="20"/>
-          <w:szCs w:val="20"/>
-        </w:rPr>
-        <w:t>mnt</w:t>
+          <w:b/>
+          <w:bCs/>
+          <w:sz w:val="20"/>
+          <w:szCs w:val="20"/>
+        </w:rPr>
+        <w:t>fstab</w:t>
       </w:r>
       <w:proofErr w:type="spellEnd"/>
       <w:r>
         <w:rPr>
-          <w:sz w:val="20"/>
-          <w:szCs w:val="20"/>
-        </w:rPr>
-        <w:t>/data</w:t>
+          <w:b/>
+          <w:bCs/>
+          <w:sz w:val="20"/>
+          <w:szCs w:val="20"/>
+        </w:rPr>
+        <w:t xml:space="preserve"> for Permanent Mount</w:t>
       </w:r>
     </w:p>
     <w:p>
@@ -5962,194 +6232,76 @@
         <w:spacing w:before="207" w:line="278" w:lineRule="auto"/>
         <w:ind w:left="23"/>
         <w:rPr>
-          <w:sz w:val="20"/>
-          <w:szCs w:val="20"/>
-        </w:rPr>
-      </w:pPr>
-      <w:r>
-        <w:rPr>
-          <w:sz w:val="20"/>
-          <w:szCs w:val="20"/>
-        </w:rPr>
-        <w:t>You can verify the mount using:</w:t>
-      </w:r>
-    </w:p>
-    <w:p>
-      <w:pPr>
-        <w:pStyle w:val="BodyText"/>
-        <w:spacing w:before="207" w:line="278" w:lineRule="auto"/>
-        <w:ind w:left="23"/>
-        <w:rPr>
-          <w:sz w:val="20"/>
-          <w:szCs w:val="20"/>
-        </w:rPr>
-      </w:pPr>
+          <w:b/>
+          <w:bCs/>
+          <w:i/>
+          <w:iCs/>
+          <w:sz w:val="20"/>
+          <w:szCs w:val="20"/>
+          <w:u w:val="single"/>
+        </w:rPr>
+      </w:pPr>
+      <w:r>
+        <w:rPr>
+          <w:b/>
+          <w:bCs/>
+          <w:i/>
+          <w:iCs/>
+          <w:sz w:val="20"/>
+          <w:szCs w:val="20"/>
+          <w:u w:val="single"/>
+        </w:rPr>
+        <w:t>Open the /</w:t>
+      </w:r>
       <w:proofErr w:type="spellStart"/>
       <w:r>
         <w:rPr>
-          <w:sz w:val="20"/>
-          <w:szCs w:val="20"/>
-        </w:rPr>
-        <w:t>df</w:t>
+          <w:b/>
+          <w:bCs/>
+          <w:i/>
+          <w:iCs/>
+          <w:sz w:val="20"/>
+          <w:szCs w:val="20"/>
+          <w:u w:val="single"/>
+        </w:rPr>
+        <w:t>etc</w:t>
       </w:r>
       <w:proofErr w:type="spellEnd"/>
       <w:r>
         <w:rPr>
-          <w:sz w:val="20"/>
-          <w:szCs w:val="20"/>
-        </w:rPr>
-        <w:t xml:space="preserve"> -h</w:t>
-      </w:r>
-    </w:p>
-    <w:p>
-      <w:pPr>
-        <w:pStyle w:val="BodyText"/>
-        <w:spacing w:before="207" w:line="278" w:lineRule="auto"/>
-        <w:ind w:left="23"/>
-        <w:rPr>
           <w:b/>
           <w:bCs/>
-          <w:sz w:val="20"/>
-          <w:szCs w:val="20"/>
-        </w:rPr>
-      </w:pPr>
+          <w:i/>
+          <w:iCs/>
+          <w:sz w:val="20"/>
+          <w:szCs w:val="20"/>
+          <w:u w:val="single"/>
+        </w:rPr>
+        <w:t>/</w:t>
+      </w:r>
+      <w:proofErr w:type="spellStart"/>
       <w:r>
         <w:rPr>
           <w:b/>
           <w:bCs/>
-          <w:sz w:val="20"/>
-          <w:szCs w:val="20"/>
-        </w:rPr>
-        <w:t xml:space="preserve">Step </w:t>
-      </w:r>
-      <w:proofErr w:type="gramStart"/>
+          <w:i/>
+          <w:iCs/>
+          <w:sz w:val="20"/>
+          <w:szCs w:val="20"/>
+          <w:u w:val="single"/>
+        </w:rPr>
+        <w:t>fstab</w:t>
+      </w:r>
+      <w:proofErr w:type="spellEnd"/>
       <w:r>
         <w:rPr>
           <w:b/>
           <w:bCs/>
-          <w:sz w:val="20"/>
-          <w:szCs w:val="20"/>
-        </w:rPr>
-        <w:t>5 :</w:t>
-      </w:r>
-      <w:proofErr w:type="gramEnd"/>
-      <w:r>
-        <w:rPr>
-          <w:b/>
-          <w:bCs/>
-          <w:sz w:val="20"/>
-          <w:szCs w:val="20"/>
-        </w:rPr>
-        <w:t xml:space="preserve">- </w:t>
-      </w:r>
-      <w:r>
-        <w:rPr>
-          <w:b/>
-          <w:bCs/>
-          <w:sz w:val="20"/>
-          <w:szCs w:val="20"/>
-        </w:rPr>
-        <w:t>Edit /</w:t>
-      </w:r>
-      <w:proofErr w:type="spellStart"/>
-      <w:r>
-        <w:rPr>
-          <w:b/>
-          <w:bCs/>
-          <w:sz w:val="20"/>
-          <w:szCs w:val="20"/>
-        </w:rPr>
-        <w:t>etc</w:t>
-      </w:r>
-      <w:proofErr w:type="spellEnd"/>
-      <w:r>
-        <w:rPr>
-          <w:b/>
-          <w:bCs/>
-          <w:sz w:val="20"/>
-          <w:szCs w:val="20"/>
-        </w:rPr>
-        <w:t>/</w:t>
-      </w:r>
-      <w:proofErr w:type="spellStart"/>
-      <w:r>
-        <w:rPr>
-          <w:b/>
-          <w:bCs/>
-          <w:sz w:val="20"/>
-          <w:szCs w:val="20"/>
-        </w:rPr>
-        <w:t>fstab</w:t>
-      </w:r>
-      <w:proofErr w:type="spellEnd"/>
-      <w:r>
-        <w:rPr>
-          <w:b/>
-          <w:bCs/>
-          <w:sz w:val="20"/>
-          <w:szCs w:val="20"/>
-        </w:rPr>
-        <w:t xml:space="preserve"> for Permanent Mount</w:t>
-      </w:r>
-    </w:p>
-    <w:p>
-      <w:pPr>
-        <w:pStyle w:val="BodyText"/>
-        <w:spacing w:before="207" w:line="278" w:lineRule="auto"/>
-        <w:ind w:left="23"/>
-        <w:rPr>
-          <w:i/>
-          <w:iCs/>
-          <w:sz w:val="20"/>
-          <w:szCs w:val="20"/>
-        </w:rPr>
-      </w:pPr>
-      <w:r>
-        <w:rPr>
-          <w:i/>
-          <w:iCs/>
-          <w:sz w:val="20"/>
-          <w:szCs w:val="20"/>
-        </w:rPr>
-        <w:t>Open the /</w:t>
-      </w:r>
-      <w:proofErr w:type="spellStart"/>
-      <w:r>
-        <w:rPr>
-          <w:i/>
-          <w:iCs/>
-          <w:sz w:val="20"/>
-          <w:szCs w:val="20"/>
-        </w:rPr>
-        <w:t>etc</w:t>
-      </w:r>
-      <w:proofErr w:type="spellEnd"/>
-      <w:r>
-        <w:rPr>
-          <w:i/>
-          <w:iCs/>
-          <w:sz w:val="20"/>
-          <w:szCs w:val="20"/>
-        </w:rPr>
-        <w:t>/</w:t>
-      </w:r>
-      <w:proofErr w:type="spellStart"/>
-      <w:r>
-        <w:rPr>
-          <w:i/>
-          <w:iCs/>
-          <w:sz w:val="20"/>
-          <w:szCs w:val="20"/>
-        </w:rPr>
-        <w:t>fstab</w:t>
-      </w:r>
-      <w:proofErr w:type="spellEnd"/>
-      <w:r>
-        <w:rPr>
-          <w:i/>
-          <w:iCs/>
-          <w:sz w:val="20"/>
-          <w:szCs w:val="20"/>
+          <w:i/>
+          <w:iCs/>
+          <w:sz w:val="20"/>
+          <w:szCs w:val="20"/>
+          <w:u w:val="single"/>
         </w:rPr>
         <w:t xml:space="preserve"> file in a text editor:</w:t>
       </w:r>
@@ -6704,6 +6856,28 @@
         <w:t>0  0</w:t>
       </w:r>
       <w:proofErr w:type="gramEnd"/>
+      <w:r>
+        <w:rPr>
+          <w:b/>
+          <w:bCs/>
+          <w:i/>
+          <w:iCs/>
+          <w:sz w:val="20"/>
+          <w:szCs w:val="20"/>
+        </w:rPr>
+        <w:t xml:space="preserve"> </w:t>
+      </w:r>
+      <w:r>
+        <w:rPr>
+          <w:b/>
+          <w:bCs/>
+          <w:i/>
+          <w:iCs/>
+          <w:sz w:val="20"/>
+          <w:szCs w:val="20"/>
+        </w:rPr>
+        <w:t xml:space="preserve">  </w:t>
+      </w:r>
     </w:p>
     <w:p>
       <w:pPr>
@@ -6731,7 +6905,18 @@
           <w:sz w:val="20"/>
           <w:szCs w:val="20"/>
         </w:rPr>
-        <w:t>mount -a</w:t>
+        <w:t>m</w:t>
+      </w:r>
+      <w:r>
+        <w:rPr>
+          <w:b/>
+          <w:bCs/>
+          <w:i/>
+          <w:iCs/>
+          <w:sz w:val="20"/>
+          <w:szCs w:val="20"/>
+        </w:rPr>
+        <w:t>ount -a</w:t>
       </w:r>
     </w:p>
     <w:p>
@@ -6753,6 +6938,7 @@
           <w:i/>
           <w:iCs/>
         </w:rPr>
+        <w:lastRenderedPageBreak/>
         <w:t xml:space="preserve">[ </w:t>
       </w:r>
       <w:r>
@@ -8625,23 +8811,6 @@
     </w:p>
     <w:p>
       <w:pPr>
-        <w:pStyle w:val="Heading1"/>
-        <w:spacing w:line="280" w:lineRule="auto"/>
-        <w:rPr>
-          <w:rFonts w:ascii="Wingdings" w:hAnsi="Wingdings"/>
-          <w:b w:val="0"/>
-          <w:sz w:val="20"/>
-          <w:szCs w:val="20"/>
-        </w:rPr>
-        <w:sectPr>
-          <w:pgSz w:w="11910" w:h="16840"/>
-          <w:pgMar w:top="1400" w:right="1417" w:bottom="280" w:left="1417" w:header="720" w:footer="720" w:gutter="0"/>
-          <w:cols w:space="720"/>
-        </w:sectPr>
-      </w:pPr>
-    </w:p>
-    <w:p>
-      <w:pPr>
         <w:pStyle w:val="ListParagraph"/>
         <w:numPr>
           <w:ilvl w:val="0"/>
@@ -8938,349 +9107,192 @@
     </w:p>
     <w:p>
       <w:pPr>
-        <w:pStyle w:val="ListParagraph"/>
+        <w:pStyle w:val="TableParagraph"/>
         <w:numPr>
           <w:ilvl w:val="0"/>
-          <w:numId w:val="48"/>
+          <w:numId w:val="72"/>
         </w:numPr>
-        <w:tabs>
-          <w:tab w:val="left" w:pos="969"/>
-        </w:tabs>
-        <w:spacing w:before="206"/>
-        <w:ind w:left="1439"/>
-        <w:rPr>
-          <w:sz w:val="20"/>
-          <w:szCs w:val="20"/>
-        </w:rPr>
-      </w:pPr>
-      <w:r>
-        <w:rPr>
-          <w:sz w:val="20"/>
-          <w:szCs w:val="20"/>
-        </w:rPr>
+      </w:pPr>
+      <w:r>
         <w:t>EBS</w:t>
       </w:r>
       <w:r>
         <w:rPr>
           <w:spacing w:val="-7"/>
-          <w:sz w:val="20"/>
-          <w:szCs w:val="20"/>
-        </w:rPr>
-        <w:t xml:space="preserve"> </w:t>
-      </w:r>
-      <w:r>
-        <w:rPr>
-          <w:sz w:val="20"/>
-          <w:szCs w:val="20"/>
-        </w:rPr>
+        </w:rPr>
+        <w:t xml:space="preserve"> </w:t>
+      </w:r>
+      <w:r>
         <w:t>snapshots</w:t>
       </w:r>
       <w:r>
         <w:rPr>
           <w:spacing w:val="-2"/>
-          <w:sz w:val="20"/>
-          <w:szCs w:val="20"/>
-        </w:rPr>
-        <w:t xml:space="preserve"> </w:t>
-      </w:r>
-      <w:r>
-        <w:rPr>
-          <w:b/>
-          <w:sz w:val="20"/>
-          <w:szCs w:val="20"/>
-        </w:rPr>
+        </w:rPr>
+        <w:t xml:space="preserve"> </w:t>
+      </w:r>
+      <w:r>
         <w:t>capture</w:t>
       </w:r>
       <w:r>
         <w:rPr>
-          <w:b/>
           <w:spacing w:val="-6"/>
-          <w:sz w:val="20"/>
-          <w:szCs w:val="20"/>
-        </w:rPr>
-        <w:t xml:space="preserve"> </w:t>
-      </w:r>
-      <w:r>
-        <w:rPr>
-          <w:b/>
-          <w:sz w:val="20"/>
-          <w:szCs w:val="20"/>
-        </w:rPr>
+        </w:rPr>
+        <w:t xml:space="preserve"> </w:t>
+      </w:r>
+      <w:r>
         <w:t>the</w:t>
       </w:r>
       <w:r>
         <w:rPr>
-          <w:b/>
           <w:spacing w:val="-6"/>
-          <w:sz w:val="20"/>
-          <w:szCs w:val="20"/>
-        </w:rPr>
-        <w:t xml:space="preserve"> </w:t>
-      </w:r>
-      <w:r>
-        <w:rPr>
-          <w:b/>
-          <w:sz w:val="20"/>
-          <w:szCs w:val="20"/>
-        </w:rPr>
+        </w:rPr>
+        <w:t xml:space="preserve"> </w:t>
+      </w:r>
+      <w:r>
         <w:t>volume</w:t>
       </w:r>
       <w:r>
         <w:rPr>
-          <w:b/>
           <w:spacing w:val="-5"/>
-          <w:sz w:val="20"/>
-          <w:szCs w:val="20"/>
-        </w:rPr>
-        <w:t xml:space="preserve"> </w:t>
-      </w:r>
-      <w:r>
-        <w:rPr>
-          <w:b/>
-          <w:sz w:val="20"/>
-          <w:szCs w:val="20"/>
-        </w:rPr>
+        </w:rPr>
+        <w:t xml:space="preserve"> </w:t>
+      </w:r>
+      <w:r>
         <w:t>as</w:t>
       </w:r>
       <w:r>
         <w:rPr>
-          <w:b/>
           <w:spacing w:val="-5"/>
-          <w:sz w:val="20"/>
-          <w:szCs w:val="20"/>
-        </w:rPr>
-        <w:t xml:space="preserve"> </w:t>
-      </w:r>
-      <w:r>
-        <w:rPr>
-          <w:b/>
-          <w:sz w:val="20"/>
-          <w:szCs w:val="20"/>
-        </w:rPr>
+        </w:rPr>
+        <w:t xml:space="preserve"> </w:t>
+      </w:r>
+      <w:r>
         <w:t>if</w:t>
       </w:r>
       <w:r>
         <w:rPr>
-          <w:b/>
           <w:spacing w:val="-4"/>
-          <w:sz w:val="20"/>
-          <w:szCs w:val="20"/>
-        </w:rPr>
-        <w:t xml:space="preserve"> </w:t>
-      </w:r>
-      <w:r>
-        <w:rPr>
-          <w:b/>
-          <w:sz w:val="20"/>
-          <w:szCs w:val="20"/>
-        </w:rPr>
+        </w:rPr>
+        <w:t xml:space="preserve"> </w:t>
+      </w:r>
+      <w:r>
         <w:t>the</w:t>
       </w:r>
       <w:r>
         <w:rPr>
-          <w:b/>
           <w:spacing w:val="-1"/>
-          <w:sz w:val="20"/>
-          <w:szCs w:val="20"/>
-        </w:rPr>
-        <w:t xml:space="preserve"> </w:t>
-      </w:r>
-      <w:r>
-        <w:rPr>
-          <w:b/>
-          <w:sz w:val="20"/>
-          <w:szCs w:val="20"/>
-        </w:rPr>
+        </w:rPr>
+        <w:t xml:space="preserve"> </w:t>
+      </w:r>
+      <w:r>
         <w:t>power</w:t>
       </w:r>
       <w:r>
         <w:rPr>
-          <w:b/>
           <w:spacing w:val="-4"/>
-          <w:sz w:val="20"/>
-          <w:szCs w:val="20"/>
-        </w:rPr>
-        <w:t xml:space="preserve"> </w:t>
-      </w:r>
-      <w:r>
-        <w:rPr>
-          <w:b/>
-          <w:sz w:val="20"/>
-          <w:szCs w:val="20"/>
-        </w:rPr>
+        </w:rPr>
+        <w:t xml:space="preserve"> </w:t>
+      </w:r>
+      <w:r>
         <w:t>was</w:t>
       </w:r>
       <w:r>
         <w:rPr>
-          <w:b/>
           <w:spacing w:val="-5"/>
-          <w:sz w:val="20"/>
-          <w:szCs w:val="20"/>
-        </w:rPr>
-        <w:t xml:space="preserve"> </w:t>
-      </w:r>
-      <w:r>
-        <w:rPr>
-          <w:b/>
-          <w:sz w:val="20"/>
-          <w:szCs w:val="20"/>
-        </w:rPr>
+        </w:rPr>
+        <w:t xml:space="preserve"> </w:t>
+      </w:r>
+      <w:r>
         <w:t>suddenly</w:t>
       </w:r>
       <w:r>
         <w:rPr>
-          <w:b/>
           <w:spacing w:val="-3"/>
-          <w:sz w:val="20"/>
-          <w:szCs w:val="20"/>
-        </w:rPr>
-        <w:t xml:space="preserve"> </w:t>
-      </w:r>
-      <w:r>
-        <w:rPr>
-          <w:b/>
+        </w:rPr>
+        <w:t xml:space="preserve"> </w:t>
+      </w:r>
+      <w:r>
+        <w:rPr>
           <w:spacing w:val="-4"/>
-          <w:sz w:val="20"/>
-          <w:szCs w:val="20"/>
-        </w:rPr>
-        <w:t>cut</w:t>
-      </w:r>
-      <w:r>
-        <w:rPr>
-          <w:spacing w:val="-4"/>
-          <w:sz w:val="20"/>
-          <w:szCs w:val="20"/>
-        </w:rPr>
-        <w:t>.</w:t>
+        </w:rPr>
+        <w:t>cut.</w:t>
       </w:r>
     </w:p>
     <w:p>
       <w:pPr>
-        <w:pStyle w:val="ListParagraph"/>
+        <w:pStyle w:val="TableParagraph"/>
         <w:numPr>
           <w:ilvl w:val="0"/>
-          <w:numId w:val="48"/>
+          <w:numId w:val="72"/>
         </w:numPr>
-        <w:tabs>
-          <w:tab w:val="left" w:pos="969"/>
-        </w:tabs>
-        <w:spacing w:before="206"/>
-        <w:ind w:left="1439"/>
-        <w:rPr>
-          <w:sz w:val="20"/>
-          <w:szCs w:val="20"/>
-        </w:rPr>
-      </w:pPr>
-      <w:r>
-        <w:rPr>
-          <w:sz w:val="20"/>
-          <w:szCs w:val="20"/>
-        </w:rPr>
+      </w:pPr>
+      <w:r>
         <w:t>All</w:t>
       </w:r>
       <w:r>
         <w:rPr>
           <w:spacing w:val="-6"/>
-          <w:sz w:val="20"/>
-          <w:szCs w:val="20"/>
-        </w:rPr>
-        <w:t xml:space="preserve"> </w:t>
-      </w:r>
-      <w:r>
-        <w:rPr>
-          <w:sz w:val="20"/>
-          <w:szCs w:val="20"/>
-        </w:rPr>
+        </w:rPr>
+        <w:t xml:space="preserve"> </w:t>
+      </w:r>
+      <w:r>
         <w:t>written</w:t>
       </w:r>
       <w:r>
         <w:rPr>
           <w:spacing w:val="-8"/>
-          <w:sz w:val="20"/>
-          <w:szCs w:val="20"/>
-        </w:rPr>
-        <w:t xml:space="preserve"> </w:t>
-      </w:r>
-      <w:r>
-        <w:rPr>
-          <w:sz w:val="20"/>
-          <w:szCs w:val="20"/>
-        </w:rPr>
+        </w:rPr>
+        <w:t xml:space="preserve"> </w:t>
+      </w:r>
+      <w:r>
         <w:t>data</w:t>
       </w:r>
       <w:r>
         <w:rPr>
           <w:spacing w:val="-2"/>
-          <w:sz w:val="20"/>
-          <w:szCs w:val="20"/>
-        </w:rPr>
-        <w:t xml:space="preserve"> </w:t>
-      </w:r>
-      <w:r>
-        <w:rPr>
-          <w:sz w:val="20"/>
-          <w:szCs w:val="20"/>
-        </w:rPr>
+        </w:rPr>
+        <w:t xml:space="preserve"> </w:t>
+      </w:r>
+      <w:r>
         <w:t>is</w:t>
       </w:r>
       <w:r>
         <w:rPr>
           <w:spacing w:val="-6"/>
-          <w:sz w:val="20"/>
-          <w:szCs w:val="20"/>
-        </w:rPr>
-        <w:t xml:space="preserve"> </w:t>
-      </w:r>
-      <w:r>
-        <w:rPr>
-          <w:sz w:val="20"/>
-          <w:szCs w:val="20"/>
-        </w:rPr>
+        </w:rPr>
+        <w:t xml:space="preserve"> </w:t>
+      </w:r>
+      <w:r>
         <w:t>already</w:t>
       </w:r>
       <w:r>
         <w:rPr>
           <w:spacing w:val="-5"/>
-          <w:sz w:val="20"/>
-          <w:szCs w:val="20"/>
-        </w:rPr>
-        <w:t xml:space="preserve"> </w:t>
-      </w:r>
-      <w:r>
-        <w:rPr>
-          <w:sz w:val="20"/>
-          <w:szCs w:val="20"/>
-        </w:rPr>
+        </w:rPr>
+        <w:t xml:space="preserve"> </w:t>
+      </w:r>
+      <w:r>
         <w:t>saved</w:t>
       </w:r>
       <w:r>
         <w:rPr>
           <w:spacing w:val="-8"/>
-          <w:sz w:val="20"/>
-          <w:szCs w:val="20"/>
-        </w:rPr>
-        <w:t xml:space="preserve"> </w:t>
-      </w:r>
-      <w:r>
-        <w:rPr>
-          <w:sz w:val="20"/>
-          <w:szCs w:val="20"/>
-        </w:rPr>
+        </w:rPr>
+        <w:t xml:space="preserve"> </w:t>
+      </w:r>
+      <w:r>
         <w:t>to</w:t>
       </w:r>
       <w:r>
         <w:rPr>
           <w:spacing w:val="-9"/>
-          <w:sz w:val="20"/>
-          <w:szCs w:val="20"/>
         </w:rPr>
         <w:t xml:space="preserve"> </w:t>
       </w:r>
       <w:r>
         <w:rPr>
           <w:spacing w:val="-4"/>
-          <w:sz w:val="20"/>
-          <w:szCs w:val="20"/>
         </w:rPr>
         <w:t>disk</w:t>
       </w:r>
@@ -11523,17 +11535,6 @@
     </w:p>
     <w:p>
       <w:pPr>
-        <w:pStyle w:val="BodyText"/>
-        <w:spacing w:before="158"/>
-        <w:rPr>
-          <w:b/>
-          <w:sz w:val="20"/>
-          <w:szCs w:val="20"/>
-        </w:rPr>
-      </w:pPr>
-    </w:p>
-    <w:p>
-      <w:pPr>
         <w:pStyle w:val="Heading1"/>
         <w:tabs>
           <w:tab w:val="left" w:pos="742"/>
@@ -13221,9 +13222,10 @@
       </w:r>
     </w:p>
     <w:sectPr>
-      <w:pgSz w:w="11910" w:h="16840"/>
-      <w:pgMar w:top="1400" w:right="1417" w:bottom="280" w:left="1417" w:header="720" w:footer="720" w:gutter="0"/>
+      <w:pgSz w:w="11910" w:h="16840" w:code="9"/>
+      <w:pgMar w:top="720" w:right="720" w:bottom="720" w:left="720" w:header="720" w:footer="720" w:gutter="0"/>
       <w:cols w:space="720"/>
+      <w:docGrid w:linePitch="299"/>
     </w:sectPr>
   </w:body>
 </w:document>
@@ -13232,6 +13234,119 @@
 <file path=word/numbering.xml><?xml version="1.0" encoding="utf-8"?>
 <w:numbering xmlns:wpc="http://schemas.microsoft.com/office/word/2010/wordprocessingCanvas" xmlns:cx="http://schemas.microsoft.com/office/drawing/2014/chartex" xmlns:cx1="http://schemas.microsoft.com/office/drawing/2015/9/8/chartex" xmlns:cx2="http://schemas.microsoft.com/office/drawing/2015/10/21/chartex" xmlns:cx3="http://schemas.microsoft.com/office/drawing/2016/5/9/chartex" xmlns:cx4="http://schemas.microsoft.com/office/drawing/2016/5/10/chartex" xmlns:cx5="http://schemas.microsoft.com/office/drawing/2016/5/11/chartex" xmlns:cx6="http://schemas.microsoft.com/office/drawing/2016/5/12/chartex" xmlns:cx7="http://schemas.microsoft.com/office/drawing/2016/5/13/chartex" xmlns:cx8="http://schemas.microsoft.com/office/drawing/2016/5/14/chartex" xmlns:mc="http://schemas.openxmlformats.org/markup-compatibility/2006" xmlns:aink="http://schemas.microsoft.com/office/drawing/2016/ink" xmlns:am3d="http://schemas.microsoft.com/office/drawing/2017/model3d" xmlns:o="urn:schemas-microsoft-com:office:office" xmlns:oel="http://schemas.microsoft.com/office/2019/extlst" xmlns:r="http://schemas.openxmlformats.org/officeDocument/2006/relationships" xmlns:m="http://schemas.openxmlformats.org/officeDocument/2006/math" xmlns:v="urn:schemas-microsoft-com:vml" xmlns:wp14="http://schemas.microsoft.com/office/word/2010/wordprocessingDrawing" xmlns:wp="http://schemas.openxmlformats.org/drawingml/2006/wordprocessingDrawing" xmlns:w10="urn:schemas-microsoft-com:office:word" xmlns:w="http://schemas.openxmlformats.org/wordprocessingml/2006/main" xmlns:w14="http://schemas.microsoft.com/office/word/2010/wordml" xmlns:w15="http://schemas.microsoft.com/office/word/2012/wordml" xmlns:w16cex="http://schemas.microsoft.com/office/word/2018/wordml/cex" xmlns:w16cid="http://schemas.microsoft.com/office/word/2016/wordml/cid" xmlns:w16="http://schemas.microsoft.com/office/word/2018/wordml" xmlns:w16du="http://schemas.microsoft.com/office/word/2023/wordml/word16du" xmlns:w16sdtdh="http://schemas.microsoft.com/office/word/2020/wordml/sdtdatahash" xmlns:w16sdtfl="http://schemas.microsoft.com/office/word/2024/wordml/sdtformatlock" xmlns:w16se="http://schemas.microsoft.com/office/word/2015/wordml/symex" xmlns:wpg="http://schemas.microsoft.com/office/word/2010/wordprocessingGroup" xmlns:wpi="http://schemas.microsoft.com/office/word/2010/wordprocessingInk" xmlns:wne="http://schemas.microsoft.com/office/word/2006/wordml" xmlns:wps="http://schemas.microsoft.com/office/word/2010/wordprocessingShape" mc:Ignorable="w14 w15 w16se w16cid w16 w16cex w16sdtdh w16sdtfl w16du wp14">
   <w:abstractNum w:abstractNumId="0" w15:restartNumberingAfterBreak="0">
+    <w:nsid w:val="02C861DB"/>
+    <w:multiLevelType w:val="hybridMultilevel"/>
+    <w:tmpl w:val="E97830B0"/>
+    <w:lvl w:ilvl="0" w:tplc="40090013">
+      <w:start w:val="1"/>
+      <w:numFmt w:val="upperRoman"/>
+      <w:lvlText w:val="%1."/>
+      <w:lvlJc w:val="right"/>
+      <w:pPr>
+        <w:ind w:left="1080" w:hanging="360"/>
+      </w:pPr>
+      <w:rPr>
+        <w:rFonts w:hint="default"/>
+      </w:rPr>
+    </w:lvl>
+    <w:lvl w:ilvl="1" w:tplc="FFFFFFFF" w:tentative="1">
+      <w:start w:val="1"/>
+      <w:numFmt w:val="bullet"/>
+      <w:lvlText w:val="o"/>
+      <w:lvlJc w:val="left"/>
+      <w:pPr>
+        <w:ind w:left="1800" w:hanging="360"/>
+      </w:pPr>
+      <w:rPr>
+        <w:rFonts w:ascii="Courier New" w:hAnsi="Courier New" w:cs="Courier New" w:hint="default"/>
+      </w:rPr>
+    </w:lvl>
+    <w:lvl w:ilvl="2" w:tplc="FFFFFFFF" w:tentative="1">
+      <w:start w:val="1"/>
+      <w:numFmt w:val="bullet"/>
+      <w:lvlText w:val=""/>
+      <w:lvlJc w:val="left"/>
+      <w:pPr>
+        <w:ind w:left="2520" w:hanging="360"/>
+      </w:pPr>
+      <w:rPr>
+        <w:rFonts w:ascii="Wingdings" w:hAnsi="Wingdings" w:hint="default"/>
+      </w:rPr>
+    </w:lvl>
+    <w:lvl w:ilvl="3" w:tplc="FFFFFFFF" w:tentative="1">
+      <w:start w:val="1"/>
+      <w:numFmt w:val="bullet"/>
+      <w:lvlText w:val=""/>
+      <w:lvlJc w:val="left"/>
+      <w:pPr>
+        <w:ind w:left="3240" w:hanging="360"/>
+      </w:pPr>
+      <w:rPr>
+        <w:rFonts w:ascii="Symbol" w:hAnsi="Symbol" w:hint="default"/>
+      </w:rPr>
+    </w:lvl>
+    <w:lvl w:ilvl="4" w:tplc="FFFFFFFF" w:tentative="1">
+      <w:start w:val="1"/>
+      <w:numFmt w:val="bullet"/>
+      <w:lvlText w:val="o"/>
+      <w:lvlJc w:val="left"/>
+      <w:pPr>
+        <w:ind w:left="3960" w:hanging="360"/>
+      </w:pPr>
+      <w:rPr>
+        <w:rFonts w:ascii="Courier New" w:hAnsi="Courier New" w:cs="Courier New" w:hint="default"/>
+      </w:rPr>
+    </w:lvl>
+    <w:lvl w:ilvl="5" w:tplc="FFFFFFFF" w:tentative="1">
+      <w:start w:val="1"/>
+      <w:numFmt w:val="bullet"/>
+      <w:lvlText w:val=""/>
+      <w:lvlJc w:val="left"/>
+      <w:pPr>
+        <w:ind w:left="4680" w:hanging="360"/>
+      </w:pPr>
+      <w:rPr>
+        <w:rFonts w:ascii="Wingdings" w:hAnsi="Wingdings" w:hint="default"/>
+      </w:rPr>
+    </w:lvl>
+    <w:lvl w:ilvl="6" w:tplc="FFFFFFFF" w:tentative="1">
+      <w:start w:val="1"/>
+      <w:numFmt w:val="bullet"/>
+      <w:lvlText w:val=""/>
+      <w:lvlJc w:val="left"/>
+      <w:pPr>
+        <w:ind w:left="5400" w:hanging="360"/>
+      </w:pPr>
+      <w:rPr>
+        <w:rFonts w:ascii="Symbol" w:hAnsi="Symbol" w:hint="default"/>
+      </w:rPr>
+    </w:lvl>
+    <w:lvl w:ilvl="7" w:tplc="FFFFFFFF" w:tentative="1">
+      <w:start w:val="1"/>
+      <w:numFmt w:val="bullet"/>
+      <w:lvlText w:val="o"/>
+      <w:lvlJc w:val="left"/>
+      <w:pPr>
+        <w:ind w:left="6120" w:hanging="360"/>
+      </w:pPr>
+      <w:rPr>
+        <w:rFonts w:ascii="Courier New" w:hAnsi="Courier New" w:cs="Courier New" w:hint="default"/>
+      </w:rPr>
+    </w:lvl>
+    <w:lvl w:ilvl="8" w:tplc="FFFFFFFF" w:tentative="1">
+      <w:start w:val="1"/>
+      <w:numFmt w:val="bullet"/>
+      <w:lvlText w:val=""/>
+      <w:lvlJc w:val="left"/>
+      <w:pPr>
+        <w:ind w:left="6840" w:hanging="360"/>
+      </w:pPr>
+      <w:rPr>
+        <w:rFonts w:ascii="Wingdings" w:hAnsi="Wingdings" w:hint="default"/>
+      </w:rPr>
+    </w:lvl>
+  </w:abstractNum>
+  <w:abstractNum w:abstractNumId="1" w15:restartNumberingAfterBreak="0">
     <w:nsid w:val="07E64443"/>
     <w:multiLevelType w:val="hybridMultilevel"/>
     <w:tmpl w:val="F73C558C"/>
@@ -13344,7 +13459,7 @@
       </w:rPr>
     </w:lvl>
   </w:abstractNum>
-  <w:abstractNum w:abstractNumId="1" w15:restartNumberingAfterBreak="0">
+  <w:abstractNum w:abstractNumId="2" w15:restartNumberingAfterBreak="0">
     <w:nsid w:val="08746EE1"/>
     <w:multiLevelType w:val="hybridMultilevel"/>
     <w:tmpl w:val="DF648474"/>
@@ -13457,7 +13572,7 @@
       </w:rPr>
     </w:lvl>
   </w:abstractNum>
-  <w:abstractNum w:abstractNumId="2" w15:restartNumberingAfterBreak="0">
+  <w:abstractNum w:abstractNumId="3" w15:restartNumberingAfterBreak="0">
     <w:nsid w:val="090C4C73"/>
     <w:multiLevelType w:val="hybridMultilevel"/>
     <w:tmpl w:val="44CA8492"/>
@@ -13570,7 +13685,7 @@
       </w:rPr>
     </w:lvl>
   </w:abstractNum>
-  <w:abstractNum w:abstractNumId="3" w15:restartNumberingAfterBreak="0">
+  <w:abstractNum w:abstractNumId="4" w15:restartNumberingAfterBreak="0">
     <w:nsid w:val="0C12390C"/>
     <w:multiLevelType w:val="hybridMultilevel"/>
     <w:tmpl w:val="9BA0CC10"/>
@@ -13683,7 +13798,206 @@
       </w:rPr>
     </w:lvl>
   </w:abstractNum>
-  <w:abstractNum w:abstractNumId="4" w15:restartNumberingAfterBreak="0">
+  <w:abstractNum w:abstractNumId="5" w15:restartNumberingAfterBreak="0">
+    <w:nsid w:val="0E940054"/>
+    <w:multiLevelType w:val="hybridMultilevel"/>
+    <w:tmpl w:val="7BAE2804"/>
+    <w:lvl w:ilvl="0" w:tplc="4009000B">
+      <w:start w:val="1"/>
+      <w:numFmt w:val="bullet"/>
+      <w:lvlText w:val=""/>
+      <w:lvlJc w:val="left"/>
+      <w:pPr>
+        <w:ind w:left="720" w:hanging="360"/>
+      </w:pPr>
+      <w:rPr>
+        <w:rFonts w:ascii="Wingdings" w:hAnsi="Wingdings" w:hint="default"/>
+      </w:rPr>
+    </w:lvl>
+    <w:lvl w:ilvl="1" w:tplc="40090003" w:tentative="1">
+      <w:start w:val="1"/>
+      <w:numFmt w:val="bullet"/>
+      <w:lvlText w:val="o"/>
+      <w:lvlJc w:val="left"/>
+      <w:pPr>
+        <w:ind w:left="1440" w:hanging="360"/>
+      </w:pPr>
+      <w:rPr>
+        <w:rFonts w:ascii="Courier New" w:hAnsi="Courier New" w:cs="Courier New" w:hint="default"/>
+      </w:rPr>
+    </w:lvl>
+    <w:lvl w:ilvl="2" w:tplc="40090005" w:tentative="1">
+      <w:start w:val="1"/>
+      <w:numFmt w:val="bullet"/>
+      <w:lvlText w:val=""/>
+      <w:lvlJc w:val="left"/>
+      <w:pPr>
+        <w:ind w:left="2160" w:hanging="360"/>
+      </w:pPr>
+      <w:rPr>
+        <w:rFonts w:ascii="Wingdings" w:hAnsi="Wingdings" w:hint="default"/>
+      </w:rPr>
+    </w:lvl>
+    <w:lvl w:ilvl="3" w:tplc="40090001" w:tentative="1">
+      <w:start w:val="1"/>
+      <w:numFmt w:val="bullet"/>
+      <w:lvlText w:val=""/>
+      <w:lvlJc w:val="left"/>
+      <w:pPr>
+        <w:ind w:left="2880" w:hanging="360"/>
+      </w:pPr>
+      <w:rPr>
+        <w:rFonts w:ascii="Symbol" w:hAnsi="Symbol" w:hint="default"/>
+      </w:rPr>
+    </w:lvl>
+    <w:lvl w:ilvl="4" w:tplc="40090003" w:tentative="1">
+      <w:start w:val="1"/>
+      <w:numFmt w:val="bullet"/>
+      <w:lvlText w:val="o"/>
+      <w:lvlJc w:val="left"/>
+      <w:pPr>
+        <w:ind w:left="3600" w:hanging="360"/>
+      </w:pPr>
+      <w:rPr>
+        <w:rFonts w:ascii="Courier New" w:hAnsi="Courier New" w:cs="Courier New" w:hint="default"/>
+      </w:rPr>
+    </w:lvl>
+    <w:lvl w:ilvl="5" w:tplc="40090005" w:tentative="1">
+      <w:start w:val="1"/>
+      <w:numFmt w:val="bullet"/>
+      <w:lvlText w:val=""/>
+      <w:lvlJc w:val="left"/>
+      <w:pPr>
+        <w:ind w:left="4320" w:hanging="360"/>
+      </w:pPr>
+      <w:rPr>
+        <w:rFonts w:ascii="Wingdings" w:hAnsi="Wingdings" w:hint="default"/>
+      </w:rPr>
+    </w:lvl>
+    <w:lvl w:ilvl="6" w:tplc="40090001" w:tentative="1">
+      <w:start w:val="1"/>
+      <w:numFmt w:val="bullet"/>
+      <w:lvlText w:val=""/>
+      <w:lvlJc w:val="left"/>
+      <w:pPr>
+        <w:ind w:left="5040" w:hanging="360"/>
+      </w:pPr>
+      <w:rPr>
+        <w:rFonts w:ascii="Symbol" w:hAnsi="Symbol" w:hint="default"/>
+      </w:rPr>
+    </w:lvl>
+    <w:lvl w:ilvl="7" w:tplc="40090003" w:tentative="1">
+      <w:start w:val="1"/>
+      <w:numFmt w:val="bullet"/>
+      <w:lvlText w:val="o"/>
+      <w:lvlJc w:val="left"/>
+      <w:pPr>
+        <w:ind w:left="5760" w:hanging="360"/>
+      </w:pPr>
+      <w:rPr>
+        <w:rFonts w:ascii="Courier New" w:hAnsi="Courier New" w:cs="Courier New" w:hint="default"/>
+      </w:rPr>
+    </w:lvl>
+    <w:lvl w:ilvl="8" w:tplc="40090005" w:tentative="1">
+      <w:start w:val="1"/>
+      <w:numFmt w:val="bullet"/>
+      <w:lvlText w:val=""/>
+      <w:lvlJc w:val="left"/>
+      <w:pPr>
+        <w:ind w:left="6480" w:hanging="360"/>
+      </w:pPr>
+      <w:rPr>
+        <w:rFonts w:ascii="Wingdings" w:hAnsi="Wingdings" w:hint="default"/>
+      </w:rPr>
+    </w:lvl>
+  </w:abstractNum>
+  <w:abstractNum w:abstractNumId="6" w15:restartNumberingAfterBreak="0">
+    <w:nsid w:val="10F717BF"/>
+    <w:multiLevelType w:val="hybridMultilevel"/>
+    <w:tmpl w:val="6D8ABE76"/>
+    <w:lvl w:ilvl="0" w:tplc="4009000F">
+      <w:start w:val="1"/>
+      <w:numFmt w:val="decimal"/>
+      <w:lvlText w:val="%1."/>
+      <w:lvlJc w:val="left"/>
+      <w:pPr>
+        <w:ind w:left="1440" w:hanging="360"/>
+      </w:pPr>
+    </w:lvl>
+    <w:lvl w:ilvl="1" w:tplc="40090019" w:tentative="1">
+      <w:start w:val="1"/>
+      <w:numFmt w:val="lowerLetter"/>
+      <w:lvlText w:val="%2."/>
+      <w:lvlJc w:val="left"/>
+      <w:pPr>
+        <w:ind w:left="2160" w:hanging="360"/>
+      </w:pPr>
+    </w:lvl>
+    <w:lvl w:ilvl="2" w:tplc="4009001B" w:tentative="1">
+      <w:start w:val="1"/>
+      <w:numFmt w:val="lowerRoman"/>
+      <w:lvlText w:val="%3."/>
+      <w:lvlJc w:val="right"/>
+      <w:pPr>
+        <w:ind w:left="2880" w:hanging="180"/>
+      </w:pPr>
+    </w:lvl>
+    <w:lvl w:ilvl="3" w:tplc="4009000F" w:tentative="1">
+      <w:start w:val="1"/>
+      <w:numFmt w:val="decimal"/>
+      <w:lvlText w:val="%4."/>
+      <w:lvlJc w:val="left"/>
+      <w:pPr>
+        <w:ind w:left="3600" w:hanging="360"/>
+      </w:pPr>
+    </w:lvl>
+    <w:lvl w:ilvl="4" w:tplc="40090019" w:tentative="1">
+      <w:start w:val="1"/>
+      <w:numFmt w:val="lowerLetter"/>
+      <w:lvlText w:val="%5."/>
+      <w:lvlJc w:val="left"/>
+      <w:pPr>
+        <w:ind w:left="4320" w:hanging="360"/>
+      </w:pPr>
+    </w:lvl>
+    <w:lvl w:ilvl="5" w:tplc="4009001B" w:tentative="1">
+      <w:start w:val="1"/>
+      <w:numFmt w:val="lowerRoman"/>
+      <w:lvlText w:val="%6."/>
+      <w:lvlJc w:val="right"/>
+      <w:pPr>
+        <w:ind w:left="5040" w:hanging="180"/>
+      </w:pPr>
+    </w:lvl>
+    <w:lvl w:ilvl="6" w:tplc="4009000F" w:tentative="1">
+      <w:start w:val="1"/>
+      <w:numFmt w:val="decimal"/>
+      <w:lvlText w:val="%7."/>
+      <w:lvlJc w:val="left"/>
+      <w:pPr>
+        <w:ind w:left="5760" w:hanging="360"/>
+      </w:pPr>
+    </w:lvl>
+    <w:lvl w:ilvl="7" w:tplc="40090019" w:tentative="1">
+      <w:start w:val="1"/>
+      <w:numFmt w:val="lowerLetter"/>
+      <w:lvlText w:val="%8."/>
+      <w:lvlJc w:val="left"/>
+      <w:pPr>
+        <w:ind w:left="6480" w:hanging="360"/>
+      </w:pPr>
+    </w:lvl>
+    <w:lvl w:ilvl="8" w:tplc="4009001B" w:tentative="1">
+      <w:start w:val="1"/>
+      <w:numFmt w:val="lowerRoman"/>
+      <w:lvlText w:val="%9."/>
+      <w:lvlJc w:val="right"/>
+      <w:pPr>
+        <w:ind w:left="7200" w:hanging="180"/>
+      </w:pPr>
+    </w:lvl>
+  </w:abstractNum>
+  <w:abstractNum w:abstractNumId="7" w15:restartNumberingAfterBreak="0">
     <w:nsid w:val="152D082A"/>
     <w:multiLevelType w:val="hybridMultilevel"/>
     <w:tmpl w:val="E88499C8"/>
@@ -13807,7 +14121,265 @@
       </w:rPr>
     </w:lvl>
   </w:abstractNum>
-  <w:abstractNum w:abstractNumId="5" w15:restartNumberingAfterBreak="0">
+  <w:abstractNum w:abstractNumId="8" w15:restartNumberingAfterBreak="0">
+    <w:nsid w:val="155F24A6"/>
+    <w:multiLevelType w:val="hybridMultilevel"/>
+    <w:tmpl w:val="78942C1E"/>
+    <w:lvl w:ilvl="0" w:tplc="4009000F">
+      <w:start w:val="1"/>
+      <w:numFmt w:val="decimal"/>
+      <w:lvlText w:val="%1."/>
+      <w:lvlJc w:val="left"/>
+      <w:pPr>
+        <w:ind w:left="743" w:hanging="360"/>
+      </w:pPr>
+    </w:lvl>
+    <w:lvl w:ilvl="1" w:tplc="FFFFFFFF" w:tentative="1">
+      <w:start w:val="1"/>
+      <w:numFmt w:val="lowerLetter"/>
+      <w:lvlText w:val="%2."/>
+      <w:lvlJc w:val="left"/>
+      <w:pPr>
+        <w:ind w:left="1463" w:hanging="360"/>
+      </w:pPr>
+    </w:lvl>
+    <w:lvl w:ilvl="2" w:tplc="FFFFFFFF" w:tentative="1">
+      <w:start w:val="1"/>
+      <w:numFmt w:val="lowerRoman"/>
+      <w:lvlText w:val="%3."/>
+      <w:lvlJc w:val="right"/>
+      <w:pPr>
+        <w:ind w:left="2183" w:hanging="180"/>
+      </w:pPr>
+    </w:lvl>
+    <w:lvl w:ilvl="3" w:tplc="FFFFFFFF" w:tentative="1">
+      <w:start w:val="1"/>
+      <w:numFmt w:val="decimal"/>
+      <w:lvlText w:val="%4."/>
+      <w:lvlJc w:val="left"/>
+      <w:pPr>
+        <w:ind w:left="2903" w:hanging="360"/>
+      </w:pPr>
+    </w:lvl>
+    <w:lvl w:ilvl="4" w:tplc="FFFFFFFF" w:tentative="1">
+      <w:start w:val="1"/>
+      <w:numFmt w:val="lowerLetter"/>
+      <w:lvlText w:val="%5."/>
+      <w:lvlJc w:val="left"/>
+      <w:pPr>
+        <w:ind w:left="3623" w:hanging="360"/>
+      </w:pPr>
+    </w:lvl>
+    <w:lvl w:ilvl="5" w:tplc="FFFFFFFF" w:tentative="1">
+      <w:start w:val="1"/>
+      <w:numFmt w:val="lowerRoman"/>
+      <w:lvlText w:val="%6."/>
+      <w:lvlJc w:val="right"/>
+      <w:pPr>
+        <w:ind w:left="4343" w:hanging="180"/>
+      </w:pPr>
+    </w:lvl>
+    <w:lvl w:ilvl="6" w:tplc="FFFFFFFF" w:tentative="1">
+      <w:start w:val="1"/>
+      <w:numFmt w:val="decimal"/>
+      <w:lvlText w:val="%7."/>
+      <w:lvlJc w:val="left"/>
+      <w:pPr>
+        <w:ind w:left="5063" w:hanging="360"/>
+      </w:pPr>
+    </w:lvl>
+    <w:lvl w:ilvl="7" w:tplc="FFFFFFFF" w:tentative="1">
+      <w:start w:val="1"/>
+      <w:numFmt w:val="lowerLetter"/>
+      <w:lvlText w:val="%8."/>
+      <w:lvlJc w:val="left"/>
+      <w:pPr>
+        <w:ind w:left="5783" w:hanging="360"/>
+      </w:pPr>
+    </w:lvl>
+    <w:lvl w:ilvl="8" w:tplc="FFFFFFFF" w:tentative="1">
+      <w:start w:val="1"/>
+      <w:numFmt w:val="lowerRoman"/>
+      <w:lvlText w:val="%9."/>
+      <w:lvlJc w:val="right"/>
+      <w:pPr>
+        <w:ind w:left="6503" w:hanging="180"/>
+      </w:pPr>
+    </w:lvl>
+  </w:abstractNum>
+  <w:abstractNum w:abstractNumId="9" w15:restartNumberingAfterBreak="0">
+    <w:nsid w:val="15801285"/>
+    <w:multiLevelType w:val="hybridMultilevel"/>
+    <w:tmpl w:val="6A6E9A28"/>
+    <w:lvl w:ilvl="0" w:tplc="4009000F">
+      <w:start w:val="1"/>
+      <w:numFmt w:val="decimal"/>
+      <w:lvlText w:val="%1."/>
+      <w:lvlJc w:val="left"/>
+      <w:pPr>
+        <w:ind w:left="1440" w:hanging="360"/>
+      </w:pPr>
+    </w:lvl>
+    <w:lvl w:ilvl="1" w:tplc="40090019" w:tentative="1">
+      <w:start w:val="1"/>
+      <w:numFmt w:val="lowerLetter"/>
+      <w:lvlText w:val="%2."/>
+      <w:lvlJc w:val="left"/>
+      <w:pPr>
+        <w:ind w:left="2160" w:hanging="360"/>
+      </w:pPr>
+    </w:lvl>
+    <w:lvl w:ilvl="2" w:tplc="4009001B" w:tentative="1">
+      <w:start w:val="1"/>
+      <w:numFmt w:val="lowerRoman"/>
+      <w:lvlText w:val="%3."/>
+      <w:lvlJc w:val="right"/>
+      <w:pPr>
+        <w:ind w:left="2880" w:hanging="180"/>
+      </w:pPr>
+    </w:lvl>
+    <w:lvl w:ilvl="3" w:tplc="4009000F" w:tentative="1">
+      <w:start w:val="1"/>
+      <w:numFmt w:val="decimal"/>
+      <w:lvlText w:val="%4."/>
+      <w:lvlJc w:val="left"/>
+      <w:pPr>
+        <w:ind w:left="3600" w:hanging="360"/>
+      </w:pPr>
+    </w:lvl>
+    <w:lvl w:ilvl="4" w:tplc="40090019" w:tentative="1">
+      <w:start w:val="1"/>
+      <w:numFmt w:val="lowerLetter"/>
+      <w:lvlText w:val="%5."/>
+      <w:lvlJc w:val="left"/>
+      <w:pPr>
+        <w:ind w:left="4320" w:hanging="360"/>
+      </w:pPr>
+    </w:lvl>
+    <w:lvl w:ilvl="5" w:tplc="4009001B" w:tentative="1">
+      <w:start w:val="1"/>
+      <w:numFmt w:val="lowerRoman"/>
+      <w:lvlText w:val="%6."/>
+      <w:lvlJc w:val="right"/>
+      <w:pPr>
+        <w:ind w:left="5040" w:hanging="180"/>
+      </w:pPr>
+    </w:lvl>
+    <w:lvl w:ilvl="6" w:tplc="4009000F" w:tentative="1">
+      <w:start w:val="1"/>
+      <w:numFmt w:val="decimal"/>
+      <w:lvlText w:val="%7."/>
+      <w:lvlJc w:val="left"/>
+      <w:pPr>
+        <w:ind w:left="5760" w:hanging="360"/>
+      </w:pPr>
+    </w:lvl>
+    <w:lvl w:ilvl="7" w:tplc="40090019" w:tentative="1">
+      <w:start w:val="1"/>
+      <w:numFmt w:val="lowerLetter"/>
+      <w:lvlText w:val="%8."/>
+      <w:lvlJc w:val="left"/>
+      <w:pPr>
+        <w:ind w:left="6480" w:hanging="360"/>
+      </w:pPr>
+    </w:lvl>
+    <w:lvl w:ilvl="8" w:tplc="4009001B" w:tentative="1">
+      <w:start w:val="1"/>
+      <w:numFmt w:val="lowerRoman"/>
+      <w:lvlText w:val="%9."/>
+      <w:lvlJc w:val="right"/>
+      <w:pPr>
+        <w:ind w:left="7200" w:hanging="180"/>
+      </w:pPr>
+    </w:lvl>
+  </w:abstractNum>
+  <w:abstractNum w:abstractNumId="10" w15:restartNumberingAfterBreak="0">
+    <w:nsid w:val="15C54C92"/>
+    <w:multiLevelType w:val="hybridMultilevel"/>
+    <w:tmpl w:val="5F6E6D60"/>
+    <w:lvl w:ilvl="0" w:tplc="4009000F">
+      <w:start w:val="1"/>
+      <w:numFmt w:val="decimal"/>
+      <w:lvlText w:val="%1."/>
+      <w:lvlJc w:val="left"/>
+      <w:pPr>
+        <w:ind w:left="1440" w:hanging="360"/>
+      </w:pPr>
+    </w:lvl>
+    <w:lvl w:ilvl="1" w:tplc="40090019" w:tentative="1">
+      <w:start w:val="1"/>
+      <w:numFmt w:val="lowerLetter"/>
+      <w:lvlText w:val="%2."/>
+      <w:lvlJc w:val="left"/>
+      <w:pPr>
+        <w:ind w:left="2160" w:hanging="360"/>
+      </w:pPr>
+    </w:lvl>
+    <w:lvl w:ilvl="2" w:tplc="4009001B" w:tentative="1">
+      <w:start w:val="1"/>
+      <w:numFmt w:val="lowerRoman"/>
+      <w:lvlText w:val="%3."/>
+      <w:lvlJc w:val="right"/>
+      <w:pPr>
+        <w:ind w:left="2880" w:hanging="180"/>
+      </w:pPr>
+    </w:lvl>
+    <w:lvl w:ilvl="3" w:tplc="4009000F" w:tentative="1">
+      <w:start w:val="1"/>
+      <w:numFmt w:val="decimal"/>
+      <w:lvlText w:val="%4."/>
+      <w:lvlJc w:val="left"/>
+      <w:pPr>
+        <w:ind w:left="3600" w:hanging="360"/>
+      </w:pPr>
+    </w:lvl>
+    <w:lvl w:ilvl="4" w:tplc="40090019" w:tentative="1">
+      <w:start w:val="1"/>
+      <w:numFmt w:val="lowerLetter"/>
+      <w:lvlText w:val="%5."/>
+      <w:lvlJc w:val="left"/>
+      <w:pPr>
+        <w:ind w:left="4320" w:hanging="360"/>
+      </w:pPr>
+    </w:lvl>
+    <w:lvl w:ilvl="5" w:tplc="4009001B" w:tentative="1">
+      <w:start w:val="1"/>
+      <w:numFmt w:val="lowerRoman"/>
+      <w:lvlText w:val="%6."/>
+      <w:lvlJc w:val="right"/>
+      <w:pPr>
+        <w:ind w:left="5040" w:hanging="180"/>
+      </w:pPr>
+    </w:lvl>
+    <w:lvl w:ilvl="6" w:tplc="4009000F" w:tentative="1">
+      <w:start w:val="1"/>
+      <w:numFmt w:val="decimal"/>
+      <w:lvlText w:val="%7."/>
+      <w:lvlJc w:val="left"/>
+      <w:pPr>
+        <w:ind w:left="5760" w:hanging="360"/>
+      </w:pPr>
+    </w:lvl>
+    <w:lvl w:ilvl="7" w:tplc="40090019" w:tentative="1">
+      <w:start w:val="1"/>
+      <w:numFmt w:val="lowerLetter"/>
+      <w:lvlText w:val="%8."/>
+      <w:lvlJc w:val="left"/>
+      <w:pPr>
+        <w:ind w:left="6480" w:hanging="360"/>
+      </w:pPr>
+    </w:lvl>
+    <w:lvl w:ilvl="8" w:tplc="4009001B" w:tentative="1">
+      <w:start w:val="1"/>
+      <w:numFmt w:val="lowerRoman"/>
+      <w:lvlText w:val="%9."/>
+      <w:lvlJc w:val="right"/>
+      <w:pPr>
+        <w:ind w:left="7200" w:hanging="180"/>
+      </w:pPr>
+    </w:lvl>
+  </w:abstractNum>
+  <w:abstractNum w:abstractNumId="11" w15:restartNumberingAfterBreak="0">
     <w:nsid w:val="1B787FC8"/>
     <w:multiLevelType w:val="hybridMultilevel"/>
     <w:tmpl w:val="AFF0FB7E"/>
@@ -13931,7 +14503,120 @@
       </w:rPr>
     </w:lvl>
   </w:abstractNum>
-  <w:abstractNum w:abstractNumId="6" w15:restartNumberingAfterBreak="0">
+  <w:abstractNum w:abstractNumId="12" w15:restartNumberingAfterBreak="0">
+    <w:nsid w:val="202F6BF9"/>
+    <w:multiLevelType w:val="hybridMultilevel"/>
+    <w:tmpl w:val="F404F498"/>
+    <w:lvl w:ilvl="0" w:tplc="40090001">
+      <w:start w:val="1"/>
+      <w:numFmt w:val="bullet"/>
+      <w:lvlText w:val=""/>
+      <w:lvlJc w:val="left"/>
+      <w:pPr>
+        <w:ind w:left="1464" w:hanging="360"/>
+      </w:pPr>
+      <w:rPr>
+        <w:rFonts w:ascii="Symbol" w:hAnsi="Symbol" w:hint="default"/>
+      </w:rPr>
+    </w:lvl>
+    <w:lvl w:ilvl="1" w:tplc="40090003" w:tentative="1">
+      <w:start w:val="1"/>
+      <w:numFmt w:val="bullet"/>
+      <w:lvlText w:val="o"/>
+      <w:lvlJc w:val="left"/>
+      <w:pPr>
+        <w:ind w:left="2184" w:hanging="360"/>
+      </w:pPr>
+      <w:rPr>
+        <w:rFonts w:ascii="Courier New" w:hAnsi="Courier New" w:cs="Courier New" w:hint="default"/>
+      </w:rPr>
+    </w:lvl>
+    <w:lvl w:ilvl="2" w:tplc="40090005" w:tentative="1">
+      <w:start w:val="1"/>
+      <w:numFmt w:val="bullet"/>
+      <w:lvlText w:val=""/>
+      <w:lvlJc w:val="left"/>
+      <w:pPr>
+        <w:ind w:left="2904" w:hanging="360"/>
+      </w:pPr>
+      <w:rPr>
+        <w:rFonts w:ascii="Wingdings" w:hAnsi="Wingdings" w:hint="default"/>
+      </w:rPr>
+    </w:lvl>
+    <w:lvl w:ilvl="3" w:tplc="40090001" w:tentative="1">
+      <w:start w:val="1"/>
+      <w:numFmt w:val="bullet"/>
+      <w:lvlText w:val=""/>
+      <w:lvlJc w:val="left"/>
+      <w:pPr>
+        <w:ind w:left="3624" w:hanging="360"/>
+      </w:pPr>
+      <w:rPr>
+        <w:rFonts w:ascii="Symbol" w:hAnsi="Symbol" w:hint="default"/>
+      </w:rPr>
+    </w:lvl>
+    <w:lvl w:ilvl="4" w:tplc="40090003" w:tentative="1">
+      <w:start w:val="1"/>
+      <w:numFmt w:val="bullet"/>
+      <w:lvlText w:val="o"/>
+      <w:lvlJc w:val="left"/>
+      <w:pPr>
+        <w:ind w:left="4344" w:hanging="360"/>
+      </w:pPr>
+      <w:rPr>
+        <w:rFonts w:ascii="Courier New" w:hAnsi="Courier New" w:cs="Courier New" w:hint="default"/>
+      </w:rPr>
+    </w:lvl>
+    <w:lvl w:ilvl="5" w:tplc="40090005" w:tentative="1">
+      <w:start w:val="1"/>
+      <w:numFmt w:val="bullet"/>
+      <w:lvlText w:val=""/>
+      <w:lvlJc w:val="left"/>
+      <w:pPr>
+        <w:ind w:left="5064" w:hanging="360"/>
+      </w:pPr>
+      <w:rPr>
+        <w:rFonts w:ascii="Wingdings" w:hAnsi="Wingdings" w:hint="default"/>
+      </w:rPr>
+    </w:lvl>
+    <w:lvl w:ilvl="6" w:tplc="40090001" w:tentative="1">
+      <w:start w:val="1"/>
+      <w:numFmt w:val="bullet"/>
+      <w:lvlText w:val=""/>
+      <w:lvlJc w:val="left"/>
+      <w:pPr>
+        <w:ind w:left="5784" w:hanging="360"/>
+      </w:pPr>
+      <w:rPr>
+        <w:rFonts w:ascii="Symbol" w:hAnsi="Symbol" w:hint="default"/>
+      </w:rPr>
+    </w:lvl>
+    <w:lvl w:ilvl="7" w:tplc="40090003" w:tentative="1">
+      <w:start w:val="1"/>
+      <w:numFmt w:val="bullet"/>
+      <w:lvlText w:val="o"/>
+      <w:lvlJc w:val="left"/>
+      <w:pPr>
+        <w:ind w:left="6504" w:hanging="360"/>
+      </w:pPr>
+      <w:rPr>
+        <w:rFonts w:ascii="Courier New" w:hAnsi="Courier New" w:cs="Courier New" w:hint="default"/>
+      </w:rPr>
+    </w:lvl>
+    <w:lvl w:ilvl="8" w:tplc="40090005" w:tentative="1">
+      <w:start w:val="1"/>
+      <w:numFmt w:val="bullet"/>
+      <w:lvlText w:val=""/>
+      <w:lvlJc w:val="left"/>
+      <w:pPr>
+        <w:ind w:left="7224" w:hanging="360"/>
+      </w:pPr>
+      <w:rPr>
+        <w:rFonts w:ascii="Wingdings" w:hAnsi="Wingdings" w:hint="default"/>
+      </w:rPr>
+    </w:lvl>
+  </w:abstractNum>
+  <w:abstractNum w:abstractNumId="13" w15:restartNumberingAfterBreak="0">
     <w:nsid w:val="206C1264"/>
     <w:multiLevelType w:val="multilevel"/>
     <w:tmpl w:val="9012651C"/>
@@ -14080,7 +14765,120 @@
       </w:rPr>
     </w:lvl>
   </w:abstractNum>
-  <w:abstractNum w:abstractNumId="7" w15:restartNumberingAfterBreak="0">
+  <w:abstractNum w:abstractNumId="14" w15:restartNumberingAfterBreak="0">
+    <w:nsid w:val="218D6005"/>
+    <w:multiLevelType w:val="hybridMultilevel"/>
+    <w:tmpl w:val="68B2FE04"/>
+    <w:lvl w:ilvl="0" w:tplc="4009000F">
+      <w:start w:val="1"/>
+      <w:numFmt w:val="decimal"/>
+      <w:lvlText w:val="%1."/>
+      <w:lvlJc w:val="left"/>
+      <w:pPr>
+        <w:ind w:left="1080" w:hanging="360"/>
+      </w:pPr>
+      <w:rPr>
+        <w:rFonts w:hint="default"/>
+      </w:rPr>
+    </w:lvl>
+    <w:lvl w:ilvl="1" w:tplc="FFFFFFFF" w:tentative="1">
+      <w:start w:val="1"/>
+      <w:numFmt w:val="bullet"/>
+      <w:lvlText w:val="o"/>
+      <w:lvlJc w:val="left"/>
+      <w:pPr>
+        <w:ind w:left="1800" w:hanging="360"/>
+      </w:pPr>
+      <w:rPr>
+        <w:rFonts w:ascii="Courier New" w:hAnsi="Courier New" w:cs="Courier New" w:hint="default"/>
+      </w:rPr>
+    </w:lvl>
+    <w:lvl w:ilvl="2" w:tplc="FFFFFFFF" w:tentative="1">
+      <w:start w:val="1"/>
+      <w:numFmt w:val="bullet"/>
+      <w:lvlText w:val=""/>
+      <w:lvlJc w:val="left"/>
+      <w:pPr>
+        <w:ind w:left="2520" w:hanging="360"/>
+      </w:pPr>
+      <w:rPr>
+        <w:rFonts w:ascii="Wingdings" w:hAnsi="Wingdings" w:hint="default"/>
+      </w:rPr>
+    </w:lvl>
+    <w:lvl w:ilvl="3" w:tplc="FFFFFFFF" w:tentative="1">
+      <w:start w:val="1"/>
+      <w:numFmt w:val="bullet"/>
+      <w:lvlText w:val=""/>
+      <w:lvlJc w:val="left"/>
+      <w:pPr>
+        <w:ind w:left="3240" w:hanging="360"/>
+      </w:pPr>
+      <w:rPr>
+        <w:rFonts w:ascii="Symbol" w:hAnsi="Symbol" w:hint="default"/>
+      </w:rPr>
+    </w:lvl>
+    <w:lvl w:ilvl="4" w:tplc="FFFFFFFF" w:tentative="1">
+      <w:start w:val="1"/>
+      <w:numFmt w:val="bullet"/>
+      <w:lvlText w:val="o"/>
+      <w:lvlJc w:val="left"/>
+      <w:pPr>
+        <w:ind w:left="3960" w:hanging="360"/>
+      </w:pPr>
+      <w:rPr>
+        <w:rFonts w:ascii="Courier New" w:hAnsi="Courier New" w:cs="Courier New" w:hint="default"/>
+      </w:rPr>
+    </w:lvl>
+    <w:lvl w:ilvl="5" w:tplc="FFFFFFFF" w:tentative="1">
+      <w:start w:val="1"/>
+      <w:numFmt w:val="bullet"/>
+      <w:lvlText w:val=""/>
+      <w:lvlJc w:val="left"/>
+      <w:pPr>
+        <w:ind w:left="4680" w:hanging="360"/>
+      </w:pPr>
+      <w:rPr>
+        <w:rFonts w:ascii="Wingdings" w:hAnsi="Wingdings" w:hint="default"/>
+      </w:rPr>
+    </w:lvl>
+    <w:lvl w:ilvl="6" w:tplc="FFFFFFFF" w:tentative="1">
+      <w:start w:val="1"/>
+      <w:numFmt w:val="bullet"/>
+      <w:lvlText w:val=""/>
+      <w:lvlJc w:val="left"/>
+      <w:pPr>
+        <w:ind w:left="5400" w:hanging="360"/>
+      </w:pPr>
+      <w:rPr>
+        <w:rFonts w:ascii="Symbol" w:hAnsi="Symbol" w:hint="default"/>
+      </w:rPr>
+    </w:lvl>
+    <w:lvl w:ilvl="7" w:tplc="FFFFFFFF" w:tentative="1">
+      <w:start w:val="1"/>
+      <w:numFmt w:val="bullet"/>
+      <w:lvlText w:val="o"/>
+      <w:lvlJc w:val="left"/>
+      <w:pPr>
+        <w:ind w:left="6120" w:hanging="360"/>
+      </w:pPr>
+      <w:rPr>
+        <w:rFonts w:ascii="Courier New" w:hAnsi="Courier New" w:cs="Courier New" w:hint="default"/>
+      </w:rPr>
+    </w:lvl>
+    <w:lvl w:ilvl="8" w:tplc="FFFFFFFF" w:tentative="1">
+      <w:start w:val="1"/>
+      <w:numFmt w:val="bullet"/>
+      <w:lvlText w:val=""/>
+      <w:lvlJc w:val="left"/>
+      <w:pPr>
+        <w:ind w:left="6840" w:hanging="360"/>
+      </w:pPr>
+      <w:rPr>
+        <w:rFonts w:ascii="Wingdings" w:hAnsi="Wingdings" w:hint="default"/>
+      </w:rPr>
+    </w:lvl>
+  </w:abstractNum>
+  <w:abstractNum w:abstractNumId="15" w15:restartNumberingAfterBreak="0">
     <w:nsid w:val="23536BB8"/>
     <w:multiLevelType w:val="hybridMultilevel"/>
     <w:tmpl w:val="665E886A"/>
@@ -14203,11 +15001,11 @@
       </w:rPr>
     </w:lvl>
   </w:abstractNum>
-  <w:abstractNum w:abstractNumId="8" w15:restartNumberingAfterBreak="0">
+  <w:abstractNum w:abstractNumId="16" w15:restartNumberingAfterBreak="0">
     <w:nsid w:val="23CB57A6"/>
     <w:multiLevelType w:val="hybridMultilevel"/>
-    <w:tmpl w:val="8AAE9790"/>
-    <w:lvl w:ilvl="0" w:tplc="DCB25B4A">
+    <w:tmpl w:val="2C1C829C"/>
+    <w:lvl w:ilvl="0" w:tplc="3E98BB22">
       <w:start w:val="1"/>
       <w:numFmt w:val="decimal"/>
       <w:lvlText w:val="%1."/>
@@ -14223,8 +15021,8 @@
         <w:iCs w:val="0"/>
         <w:spacing w:val="-2"/>
         <w:w w:val="99"/>
-        <w:sz w:val="28"/>
-        <w:szCs w:val="28"/>
+        <w:sz w:val="20"/>
+        <w:szCs w:val="20"/>
         <w:lang w:val="en-US" w:eastAsia="en-US" w:bidi="ar-SA"/>
       </w:rPr>
     </w:lvl>
@@ -14325,7 +15123,7 @@
       </w:rPr>
     </w:lvl>
   </w:abstractNum>
-  <w:abstractNum w:abstractNumId="9" w15:restartNumberingAfterBreak="0">
+  <w:abstractNum w:abstractNumId="17" w15:restartNumberingAfterBreak="0">
     <w:nsid w:val="24C712D2"/>
     <w:multiLevelType w:val="hybridMultilevel"/>
     <w:tmpl w:val="7BF28C18"/>
@@ -14446,7 +15244,7 @@
       </w:rPr>
     </w:lvl>
   </w:abstractNum>
-  <w:abstractNum w:abstractNumId="10" w15:restartNumberingAfterBreak="0">
+  <w:abstractNum w:abstractNumId="18" w15:restartNumberingAfterBreak="0">
     <w:nsid w:val="25265241"/>
     <w:multiLevelType w:val="hybridMultilevel"/>
     <w:tmpl w:val="9D4C0190"/>
@@ -14559,7 +15357,182 @@
       </w:rPr>
     </w:lvl>
   </w:abstractNum>
-  <w:abstractNum w:abstractNumId="11" w15:restartNumberingAfterBreak="0">
+  <w:abstractNum w:abstractNumId="19" w15:restartNumberingAfterBreak="0">
+    <w:nsid w:val="2AF238A4"/>
+    <w:multiLevelType w:val="hybridMultilevel"/>
+    <w:tmpl w:val="98A203F8"/>
+    <w:lvl w:ilvl="0" w:tplc="40090001">
+      <w:start w:val="1"/>
+      <w:numFmt w:val="bullet"/>
+      <w:lvlText w:val=""/>
+      <w:lvlJc w:val="left"/>
+      <w:pPr>
+        <w:ind w:left="743" w:hanging="360"/>
+      </w:pPr>
+      <w:rPr>
+        <w:rFonts w:ascii="Symbol" w:hAnsi="Symbol" w:hint="default"/>
+      </w:rPr>
+    </w:lvl>
+    <w:lvl w:ilvl="1" w:tplc="FFFFFFFF" w:tentative="1">
+      <w:start w:val="1"/>
+      <w:numFmt w:val="lowerLetter"/>
+      <w:lvlText w:val="%2."/>
+      <w:lvlJc w:val="left"/>
+      <w:pPr>
+        <w:ind w:left="1463" w:hanging="360"/>
+      </w:pPr>
+    </w:lvl>
+    <w:lvl w:ilvl="2" w:tplc="FFFFFFFF" w:tentative="1">
+      <w:start w:val="1"/>
+      <w:numFmt w:val="lowerRoman"/>
+      <w:lvlText w:val="%3."/>
+      <w:lvlJc w:val="right"/>
+      <w:pPr>
+        <w:ind w:left="2183" w:hanging="180"/>
+      </w:pPr>
+    </w:lvl>
+    <w:lvl w:ilvl="3" w:tplc="FFFFFFFF" w:tentative="1">
+      <w:start w:val="1"/>
+      <w:numFmt w:val="decimal"/>
+      <w:lvlText w:val="%4."/>
+      <w:lvlJc w:val="left"/>
+      <w:pPr>
+        <w:ind w:left="2903" w:hanging="360"/>
+      </w:pPr>
+    </w:lvl>
+    <w:lvl w:ilvl="4" w:tplc="FFFFFFFF" w:tentative="1">
+      <w:start w:val="1"/>
+      <w:numFmt w:val="lowerLetter"/>
+      <w:lvlText w:val="%5."/>
+      <w:lvlJc w:val="left"/>
+      <w:pPr>
+        <w:ind w:left="3623" w:hanging="360"/>
+      </w:pPr>
+    </w:lvl>
+    <w:lvl w:ilvl="5" w:tplc="FFFFFFFF" w:tentative="1">
+      <w:start w:val="1"/>
+      <w:numFmt w:val="lowerRoman"/>
+      <w:lvlText w:val="%6."/>
+      <w:lvlJc w:val="right"/>
+      <w:pPr>
+        <w:ind w:left="4343" w:hanging="180"/>
+      </w:pPr>
+    </w:lvl>
+    <w:lvl w:ilvl="6" w:tplc="FFFFFFFF" w:tentative="1">
+      <w:start w:val="1"/>
+      <w:numFmt w:val="decimal"/>
+      <w:lvlText w:val="%7."/>
+      <w:lvlJc w:val="left"/>
+      <w:pPr>
+        <w:ind w:left="5063" w:hanging="360"/>
+      </w:pPr>
+    </w:lvl>
+    <w:lvl w:ilvl="7" w:tplc="FFFFFFFF" w:tentative="1">
+      <w:start w:val="1"/>
+      <w:numFmt w:val="lowerLetter"/>
+      <w:lvlText w:val="%8."/>
+      <w:lvlJc w:val="left"/>
+      <w:pPr>
+        <w:ind w:left="5783" w:hanging="360"/>
+      </w:pPr>
+    </w:lvl>
+    <w:lvl w:ilvl="8" w:tplc="FFFFFFFF" w:tentative="1">
+      <w:start w:val="1"/>
+      <w:numFmt w:val="lowerRoman"/>
+      <w:lvlText w:val="%9."/>
+      <w:lvlJc w:val="right"/>
+      <w:pPr>
+        <w:ind w:left="6503" w:hanging="180"/>
+      </w:pPr>
+    </w:lvl>
+  </w:abstractNum>
+  <w:abstractNum w:abstractNumId="20" w15:restartNumberingAfterBreak="0">
+    <w:nsid w:val="2AFA6E2A"/>
+    <w:multiLevelType w:val="hybridMultilevel"/>
+    <w:tmpl w:val="22F6AA8A"/>
+    <w:lvl w:ilvl="0" w:tplc="4009000F">
+      <w:start w:val="1"/>
+      <w:numFmt w:val="decimal"/>
+      <w:lvlText w:val="%1."/>
+      <w:lvlJc w:val="left"/>
+      <w:pPr>
+        <w:ind w:left="1440" w:hanging="360"/>
+      </w:pPr>
+    </w:lvl>
+    <w:lvl w:ilvl="1" w:tplc="40090019" w:tentative="1">
+      <w:start w:val="1"/>
+      <w:numFmt w:val="lowerLetter"/>
+      <w:lvlText w:val="%2."/>
+      <w:lvlJc w:val="left"/>
+      <w:pPr>
+        <w:ind w:left="2160" w:hanging="360"/>
+      </w:pPr>
+    </w:lvl>
+    <w:lvl w:ilvl="2" w:tplc="4009001B" w:tentative="1">
+      <w:start w:val="1"/>
+      <w:numFmt w:val="lowerRoman"/>
+      <w:lvlText w:val="%3."/>
+      <w:lvlJc w:val="right"/>
+      <w:pPr>
+        <w:ind w:left="2880" w:hanging="180"/>
+      </w:pPr>
+    </w:lvl>
+    <w:lvl w:ilvl="3" w:tplc="4009000F" w:tentative="1">
+      <w:start w:val="1"/>
+      <w:numFmt w:val="decimal"/>
+      <w:lvlText w:val="%4."/>
+      <w:lvlJc w:val="left"/>
+      <w:pPr>
+        <w:ind w:left="3600" w:hanging="360"/>
+      </w:pPr>
+    </w:lvl>
+    <w:lvl w:ilvl="4" w:tplc="40090019" w:tentative="1">
+      <w:start w:val="1"/>
+      <w:numFmt w:val="lowerLetter"/>
+      <w:lvlText w:val="%5."/>
+      <w:lvlJc w:val="left"/>
+      <w:pPr>
+        <w:ind w:left="4320" w:hanging="360"/>
+      </w:pPr>
+    </w:lvl>
+    <w:lvl w:ilvl="5" w:tplc="4009001B" w:tentative="1">
+      <w:start w:val="1"/>
+      <w:numFmt w:val="lowerRoman"/>
+      <w:lvlText w:val="%6."/>
+      <w:lvlJc w:val="right"/>
+      <w:pPr>
+        <w:ind w:left="5040" w:hanging="180"/>
+      </w:pPr>
+    </w:lvl>
+    <w:lvl w:ilvl="6" w:tplc="4009000F" w:tentative="1">
+      <w:start w:val="1"/>
+      <w:numFmt w:val="decimal"/>
+      <w:lvlText w:val="%7."/>
+      <w:lvlJc w:val="left"/>
+      <w:pPr>
+        <w:ind w:left="5760" w:hanging="360"/>
+      </w:pPr>
+    </w:lvl>
+    <w:lvl w:ilvl="7" w:tplc="40090019" w:tentative="1">
+      <w:start w:val="1"/>
+      <w:numFmt w:val="lowerLetter"/>
+      <w:lvlText w:val="%8."/>
+      <w:lvlJc w:val="left"/>
+      <w:pPr>
+        <w:ind w:left="6480" w:hanging="360"/>
+      </w:pPr>
+    </w:lvl>
+    <w:lvl w:ilvl="8" w:tplc="4009001B" w:tentative="1">
+      <w:start w:val="1"/>
+      <w:numFmt w:val="lowerRoman"/>
+      <w:lvlText w:val="%9."/>
+      <w:lvlJc w:val="right"/>
+      <w:pPr>
+        <w:ind w:left="7200" w:hanging="180"/>
+      </w:pPr>
+    </w:lvl>
+  </w:abstractNum>
+  <w:abstractNum w:abstractNumId="21" w15:restartNumberingAfterBreak="0">
     <w:nsid w:val="2B4F41CA"/>
     <w:multiLevelType w:val="hybridMultilevel"/>
     <w:tmpl w:val="BCAC9750"/>
@@ -14672,10 +15645,10 @@
       </w:rPr>
     </w:lvl>
   </w:abstractNum>
-  <w:abstractNum w:abstractNumId="12" w15:restartNumberingAfterBreak="0">
+  <w:abstractNum w:abstractNumId="22" w15:restartNumberingAfterBreak="0">
     <w:nsid w:val="2DB649CE"/>
     <w:multiLevelType w:val="hybridMultilevel"/>
-    <w:tmpl w:val="5442EB68"/>
+    <w:tmpl w:val="2A30C69A"/>
     <w:lvl w:ilvl="0" w:tplc="4009000D">
       <w:start w:val="1"/>
       <w:numFmt w:val="bullet"/>
@@ -14688,104 +15661,189 @@
         <w:rFonts w:ascii="Wingdings" w:hAnsi="Wingdings" w:hint="default"/>
       </w:rPr>
     </w:lvl>
-    <w:lvl w:ilvl="1" w:tplc="40090003" w:tentative="1">
+    <w:lvl w:ilvl="1" w:tplc="1AD6D54A">
+      <w:numFmt w:val="bullet"/>
+      <w:lvlText w:val=""/>
+      <w:lvlJc w:val="left"/>
+      <w:pPr>
+        <w:ind w:left="1080" w:hanging="360"/>
+      </w:pPr>
+      <w:rPr>
+        <w:rFonts w:ascii="Calibri" w:eastAsia="Calibri" w:hAnsi="Calibri" w:cs="Calibri" w:hint="default"/>
+      </w:rPr>
+    </w:lvl>
+    <w:lvl w:ilvl="2" w:tplc="40090005" w:tentative="1">
+      <w:start w:val="1"/>
+      <w:numFmt w:val="bullet"/>
+      <w:lvlText w:val=""/>
+      <w:lvlJc w:val="left"/>
+      <w:pPr>
+        <w:ind w:left="1800" w:hanging="360"/>
+      </w:pPr>
+      <w:rPr>
+        <w:rFonts w:ascii="Wingdings" w:hAnsi="Wingdings" w:hint="default"/>
+      </w:rPr>
+    </w:lvl>
+    <w:lvl w:ilvl="3" w:tplc="40090001" w:tentative="1">
+      <w:start w:val="1"/>
+      <w:numFmt w:val="bullet"/>
+      <w:lvlText w:val=""/>
+      <w:lvlJc w:val="left"/>
+      <w:pPr>
+        <w:ind w:left="2520" w:hanging="360"/>
+      </w:pPr>
+      <w:rPr>
+        <w:rFonts w:ascii="Symbol" w:hAnsi="Symbol" w:hint="default"/>
+      </w:rPr>
+    </w:lvl>
+    <w:lvl w:ilvl="4" w:tplc="40090003" w:tentative="1">
       <w:start w:val="1"/>
       <w:numFmt w:val="bullet"/>
       <w:lvlText w:val="o"/>
       <w:lvlJc w:val="left"/>
       <w:pPr>
-        <w:ind w:left="1080" w:hanging="360"/>
+        <w:ind w:left="3240" w:hanging="360"/>
       </w:pPr>
       <w:rPr>
         <w:rFonts w:ascii="Courier New" w:hAnsi="Courier New" w:cs="Courier New" w:hint="default"/>
       </w:rPr>
     </w:lvl>
-    <w:lvl w:ilvl="2" w:tplc="40090005" w:tentative="1">
+    <w:lvl w:ilvl="5" w:tplc="40090005" w:tentative="1">
       <w:start w:val="1"/>
       <w:numFmt w:val="bullet"/>
       <w:lvlText w:val=""/>
       <w:lvlJc w:val="left"/>
       <w:pPr>
-        <w:ind w:left="1800" w:hanging="360"/>
+        <w:ind w:left="3960" w:hanging="360"/>
       </w:pPr>
       <w:rPr>
         <w:rFonts w:ascii="Wingdings" w:hAnsi="Wingdings" w:hint="default"/>
       </w:rPr>
     </w:lvl>
-    <w:lvl w:ilvl="3" w:tplc="40090001" w:tentative="1">
+    <w:lvl w:ilvl="6" w:tplc="40090001" w:tentative="1">
       <w:start w:val="1"/>
       <w:numFmt w:val="bullet"/>
       <w:lvlText w:val=""/>
       <w:lvlJc w:val="left"/>
       <w:pPr>
-        <w:ind w:left="2520" w:hanging="360"/>
+        <w:ind w:left="4680" w:hanging="360"/>
       </w:pPr>
       <w:rPr>
         <w:rFonts w:ascii="Symbol" w:hAnsi="Symbol" w:hint="default"/>
       </w:rPr>
     </w:lvl>
-    <w:lvl w:ilvl="4" w:tplc="40090003" w:tentative="1">
+    <w:lvl w:ilvl="7" w:tplc="40090003" w:tentative="1">
       <w:start w:val="1"/>
       <w:numFmt w:val="bullet"/>
       <w:lvlText w:val="o"/>
       <w:lvlJc w:val="left"/>
       <w:pPr>
-        <w:ind w:left="3240" w:hanging="360"/>
+        <w:ind w:left="5400" w:hanging="360"/>
       </w:pPr>
       <w:rPr>
         <w:rFonts w:ascii="Courier New" w:hAnsi="Courier New" w:cs="Courier New" w:hint="default"/>
       </w:rPr>
     </w:lvl>
-    <w:lvl w:ilvl="5" w:tplc="40090005" w:tentative="1">
+    <w:lvl w:ilvl="8" w:tplc="40090005" w:tentative="1">
       <w:start w:val="1"/>
       <w:numFmt w:val="bullet"/>
       <w:lvlText w:val=""/>
       <w:lvlJc w:val="left"/>
       <w:pPr>
-        <w:ind w:left="3960" w:hanging="360"/>
+        <w:ind w:left="6120" w:hanging="360"/>
       </w:pPr>
       <w:rPr>
         <w:rFonts w:ascii="Wingdings" w:hAnsi="Wingdings" w:hint="default"/>
       </w:rPr>
     </w:lvl>
-    <w:lvl w:ilvl="6" w:tplc="40090001" w:tentative="1">
-      <w:start w:val="1"/>
-      <w:numFmt w:val="bullet"/>
-      <w:lvlText w:val=""/>
-      <w:lvlJc w:val="left"/>
-      <w:pPr>
-        <w:ind w:left="4680" w:hanging="360"/>
-      </w:pPr>
-      <w:rPr>
-        <w:rFonts w:ascii="Symbol" w:hAnsi="Symbol" w:hint="default"/>
-      </w:rPr>
-    </w:lvl>
-    <w:lvl w:ilvl="7" w:tplc="40090003" w:tentative="1">
-      <w:start w:val="1"/>
-      <w:numFmt w:val="bullet"/>
-      <w:lvlText w:val="o"/>
-      <w:lvlJc w:val="left"/>
-      <w:pPr>
-        <w:ind w:left="5400" w:hanging="360"/>
-      </w:pPr>
-      <w:rPr>
-        <w:rFonts w:ascii="Courier New" w:hAnsi="Courier New" w:cs="Courier New" w:hint="default"/>
-      </w:rPr>
-    </w:lvl>
-    <w:lvl w:ilvl="8" w:tplc="40090005" w:tentative="1">
-      <w:start w:val="1"/>
-      <w:numFmt w:val="bullet"/>
-      <w:lvlText w:val=""/>
-      <w:lvlJc w:val="left"/>
-      <w:pPr>
-        <w:ind w:left="6120" w:hanging="360"/>
-      </w:pPr>
-      <w:rPr>
-        <w:rFonts w:ascii="Wingdings" w:hAnsi="Wingdings" w:hint="default"/>
-      </w:rPr>
-    </w:lvl>
   </w:abstractNum>
-  <w:abstractNum w:abstractNumId="13" w15:restartNumberingAfterBreak="0">
+  <w:abstractNum w:abstractNumId="23" w15:restartNumberingAfterBreak="0">
+    <w:nsid w:val="2ED56E72"/>
+    <w:multiLevelType w:val="hybridMultilevel"/>
+    <w:tmpl w:val="BB680656"/>
+    <w:lvl w:ilvl="0" w:tplc="4009000F">
+      <w:start w:val="1"/>
+      <w:numFmt w:val="decimal"/>
+      <w:lvlText w:val="%1."/>
+      <w:lvlJc w:val="left"/>
+      <w:pPr>
+        <w:ind w:left="743" w:hanging="360"/>
+      </w:pPr>
+    </w:lvl>
+    <w:lvl w:ilvl="1" w:tplc="40090019" w:tentative="1">
+      <w:start w:val="1"/>
+      <w:numFmt w:val="lowerLetter"/>
+      <w:lvlText w:val="%2."/>
+      <w:lvlJc w:val="left"/>
+      <w:pPr>
+        <w:ind w:left="1463" w:hanging="360"/>
+      </w:pPr>
+    </w:lvl>
+    <w:lvl w:ilvl="2" w:tplc="4009001B" w:tentative="1">
+      <w:start w:val="1"/>
+      <w:numFmt w:val="lowerRoman"/>
+      <w:lvlText w:val="%3."/>
+      <w:lvlJc w:val="right"/>
+      <w:pPr>
+        <w:ind w:left="2183" w:hanging="180"/>
+      </w:pPr>
+    </w:lvl>
+    <w:lvl w:ilvl="3" w:tplc="4009000F" w:tentative="1">
+      <w:start w:val="1"/>
+      <w:numFmt w:val="decimal"/>
+      <w:lvlText w:val="%4."/>
+      <w:lvlJc w:val="left"/>
+      <w:pPr>
+        <w:ind w:left="2903" w:hanging="360"/>
+      </w:pPr>
+    </w:lvl>
+    <w:lvl w:ilvl="4" w:tplc="40090019" w:tentative="1">
+      <w:start w:val="1"/>
+      <w:numFmt w:val="lowerLetter"/>
+      <w:lvlText w:val="%5."/>
+      <w:lvlJc w:val="left"/>
+      <w:pPr>
+        <w:ind w:left="3623" w:hanging="360"/>
+      </w:pPr>
+    </w:lvl>
+    <w:lvl w:ilvl="5" w:tplc="4009001B" w:tentative="1">
+      <w:start w:val="1"/>
+      <w:numFmt w:val="lowerRoman"/>
+      <w:lvlText w:val="%6."/>
+      <w:lvlJc w:val="right"/>
+      <w:pPr>
+        <w:ind w:left="4343" w:hanging="180"/>
+      </w:pPr>
+    </w:lvl>
+    <w:lvl w:ilvl="6" w:tplc="4009000F" w:tentative="1">
+      <w:start w:val="1"/>
+      <w:numFmt w:val="decimal"/>
+      <w:lvlText w:val="%7."/>
+      <w:lvlJc w:val="left"/>
+      <w:pPr>
+        <w:ind w:left="5063" w:hanging="360"/>
+      </w:pPr>
+    </w:lvl>
+    <w:lvl w:ilvl="7" w:tplc="40090019" w:tentative="1">
+      <w:start w:val="1"/>
+      <w:numFmt w:val="lowerLetter"/>
+      <w:lvlText w:val="%8."/>
+      <w:lvlJc w:val="left"/>
+      <w:pPr>
+        <w:ind w:left="5783" w:hanging="360"/>
+      </w:pPr>
+    </w:lvl>
+    <w:lvl w:ilvl="8" w:tplc="4009001B" w:tentative="1">
+      <w:start w:val="1"/>
+      <w:numFmt w:val="lowerRoman"/>
+      <w:lvlText w:val="%9."/>
+      <w:lvlJc w:val="right"/>
+      <w:pPr>
+        <w:ind w:left="6503" w:hanging="180"/>
+      </w:pPr>
+    </w:lvl>
+  </w:abstractNum>
+  <w:abstractNum w:abstractNumId="24" w15:restartNumberingAfterBreak="0">
     <w:nsid w:val="30840563"/>
     <w:multiLevelType w:val="hybridMultilevel"/>
     <w:tmpl w:val="8B3E3DFE"/>
@@ -14898,7 +15956,120 @@
       </w:rPr>
     </w:lvl>
   </w:abstractNum>
-  <w:abstractNum w:abstractNumId="14" w15:restartNumberingAfterBreak="0">
+  <w:abstractNum w:abstractNumId="25" w15:restartNumberingAfterBreak="0">
+    <w:nsid w:val="313A3596"/>
+    <w:multiLevelType w:val="hybridMultilevel"/>
+    <w:tmpl w:val="C584001C"/>
+    <w:lvl w:ilvl="0" w:tplc="40090005">
+      <w:start w:val="1"/>
+      <w:numFmt w:val="bullet"/>
+      <w:lvlText w:val=""/>
+      <w:lvlJc w:val="left"/>
+      <w:pPr>
+        <w:ind w:left="1464" w:hanging="360"/>
+      </w:pPr>
+      <w:rPr>
+        <w:rFonts w:ascii="Wingdings" w:hAnsi="Wingdings" w:hint="default"/>
+      </w:rPr>
+    </w:lvl>
+    <w:lvl w:ilvl="1" w:tplc="FFFFFFFF" w:tentative="1">
+      <w:start w:val="1"/>
+      <w:numFmt w:val="bullet"/>
+      <w:lvlText w:val="o"/>
+      <w:lvlJc w:val="left"/>
+      <w:pPr>
+        <w:ind w:left="2184" w:hanging="360"/>
+      </w:pPr>
+      <w:rPr>
+        <w:rFonts w:ascii="Courier New" w:hAnsi="Courier New" w:cs="Courier New" w:hint="default"/>
+      </w:rPr>
+    </w:lvl>
+    <w:lvl w:ilvl="2" w:tplc="FFFFFFFF" w:tentative="1">
+      <w:start w:val="1"/>
+      <w:numFmt w:val="bullet"/>
+      <w:lvlText w:val=""/>
+      <w:lvlJc w:val="left"/>
+      <w:pPr>
+        <w:ind w:left="2904" w:hanging="360"/>
+      </w:pPr>
+      <w:rPr>
+        <w:rFonts w:ascii="Wingdings" w:hAnsi="Wingdings" w:hint="default"/>
+      </w:rPr>
+    </w:lvl>
+    <w:lvl w:ilvl="3" w:tplc="FFFFFFFF" w:tentative="1">
+      <w:start w:val="1"/>
+      <w:numFmt w:val="bullet"/>
+      <w:lvlText w:val=""/>
+      <w:lvlJc w:val="left"/>
+      <w:pPr>
+        <w:ind w:left="3624" w:hanging="360"/>
+      </w:pPr>
+      <w:rPr>
+        <w:rFonts w:ascii="Symbol" w:hAnsi="Symbol" w:hint="default"/>
+      </w:rPr>
+    </w:lvl>
+    <w:lvl w:ilvl="4" w:tplc="FFFFFFFF" w:tentative="1">
+      <w:start w:val="1"/>
+      <w:numFmt w:val="bullet"/>
+      <w:lvlText w:val="o"/>
+      <w:lvlJc w:val="left"/>
+      <w:pPr>
+        <w:ind w:left="4344" w:hanging="360"/>
+      </w:pPr>
+      <w:rPr>
+        <w:rFonts w:ascii="Courier New" w:hAnsi="Courier New" w:cs="Courier New" w:hint="default"/>
+      </w:rPr>
+    </w:lvl>
+    <w:lvl w:ilvl="5" w:tplc="FFFFFFFF" w:tentative="1">
+      <w:start w:val="1"/>
+      <w:numFmt w:val="bullet"/>
+      <w:lvlText w:val=""/>
+      <w:lvlJc w:val="left"/>
+      <w:pPr>
+        <w:ind w:left="5064" w:hanging="360"/>
+      </w:pPr>
+      <w:rPr>
+        <w:rFonts w:ascii="Wingdings" w:hAnsi="Wingdings" w:hint="default"/>
+      </w:rPr>
+    </w:lvl>
+    <w:lvl w:ilvl="6" w:tplc="FFFFFFFF" w:tentative="1">
+      <w:start w:val="1"/>
+      <w:numFmt w:val="bullet"/>
+      <w:lvlText w:val=""/>
+      <w:lvlJc w:val="left"/>
+      <w:pPr>
+        <w:ind w:left="5784" w:hanging="360"/>
+      </w:pPr>
+      <w:rPr>
+        <w:rFonts w:ascii="Symbol" w:hAnsi="Symbol" w:hint="default"/>
+      </w:rPr>
+    </w:lvl>
+    <w:lvl w:ilvl="7" w:tplc="FFFFFFFF" w:tentative="1">
+      <w:start w:val="1"/>
+      <w:numFmt w:val="bullet"/>
+      <w:lvlText w:val="o"/>
+      <w:lvlJc w:val="left"/>
+      <w:pPr>
+        <w:ind w:left="6504" w:hanging="360"/>
+      </w:pPr>
+      <w:rPr>
+        <w:rFonts w:ascii="Courier New" w:hAnsi="Courier New" w:cs="Courier New" w:hint="default"/>
+      </w:rPr>
+    </w:lvl>
+    <w:lvl w:ilvl="8" w:tplc="FFFFFFFF" w:tentative="1">
+      <w:start w:val="1"/>
+      <w:numFmt w:val="bullet"/>
+      <w:lvlText w:val=""/>
+      <w:lvlJc w:val="left"/>
+      <w:pPr>
+        <w:ind w:left="7224" w:hanging="360"/>
+      </w:pPr>
+      <w:rPr>
+        <w:rFonts w:ascii="Wingdings" w:hAnsi="Wingdings" w:hint="default"/>
+      </w:rPr>
+    </w:lvl>
+  </w:abstractNum>
+  <w:abstractNum w:abstractNumId="26" w15:restartNumberingAfterBreak="0">
     <w:nsid w:val="3156666E"/>
     <w:multiLevelType w:val="hybridMultilevel"/>
     <w:tmpl w:val="CC0467C2"/>
@@ -15011,7 +16182,93 @@
       </w:rPr>
     </w:lvl>
   </w:abstractNum>
-  <w:abstractNum w:abstractNumId="15" w15:restartNumberingAfterBreak="0">
+  <w:abstractNum w:abstractNumId="27" w15:restartNumberingAfterBreak="0">
+    <w:nsid w:val="32C02D42"/>
+    <w:multiLevelType w:val="hybridMultilevel"/>
+    <w:tmpl w:val="D12CFD4C"/>
+    <w:lvl w:ilvl="0" w:tplc="4009000F">
+      <w:start w:val="1"/>
+      <w:numFmt w:val="decimal"/>
+      <w:lvlText w:val="%1."/>
+      <w:lvlJc w:val="left"/>
+      <w:pPr>
+        <w:ind w:left="743" w:hanging="360"/>
+      </w:pPr>
+    </w:lvl>
+    <w:lvl w:ilvl="1" w:tplc="40090019" w:tentative="1">
+      <w:start w:val="1"/>
+      <w:numFmt w:val="lowerLetter"/>
+      <w:lvlText w:val="%2."/>
+      <w:lvlJc w:val="left"/>
+      <w:pPr>
+        <w:ind w:left="1463" w:hanging="360"/>
+      </w:pPr>
+    </w:lvl>
+    <w:lvl w:ilvl="2" w:tplc="4009001B" w:tentative="1">
+      <w:start w:val="1"/>
+      <w:numFmt w:val="lowerRoman"/>
+      <w:lvlText w:val="%3."/>
+      <w:lvlJc w:val="right"/>
+      <w:pPr>
+        <w:ind w:left="2183" w:hanging="180"/>
+      </w:pPr>
+    </w:lvl>
+    <w:lvl w:ilvl="3" w:tplc="4009000F" w:tentative="1">
+      <w:start w:val="1"/>
+      <w:numFmt w:val="decimal"/>
+      <w:lvlText w:val="%4."/>
+      <w:lvlJc w:val="left"/>
+      <w:pPr>
+        <w:ind w:left="2903" w:hanging="360"/>
+      </w:pPr>
+    </w:lvl>
+    <w:lvl w:ilvl="4" w:tplc="40090019" w:tentative="1">
+      <w:start w:val="1"/>
+      <w:numFmt w:val="lowerLetter"/>
+      <w:lvlText w:val="%5."/>
+      <w:lvlJc w:val="left"/>
+      <w:pPr>
+        <w:ind w:left="3623" w:hanging="360"/>
+      </w:pPr>
+    </w:lvl>
+    <w:lvl w:ilvl="5" w:tplc="4009001B" w:tentative="1">
+      <w:start w:val="1"/>
+      <w:numFmt w:val="lowerRoman"/>
+      <w:lvlText w:val="%6."/>
+      <w:lvlJc w:val="right"/>
+      <w:pPr>
+        <w:ind w:left="4343" w:hanging="180"/>
+      </w:pPr>
+    </w:lvl>
+    <w:lvl w:ilvl="6" w:tplc="4009000F" w:tentative="1">
+      <w:start w:val="1"/>
+      <w:numFmt w:val="decimal"/>
+      <w:lvlText w:val="%7."/>
+      <w:lvlJc w:val="left"/>
+      <w:pPr>
+        <w:ind w:left="5063" w:hanging="360"/>
+      </w:pPr>
+    </w:lvl>
+    <w:lvl w:ilvl="7" w:tplc="40090019" w:tentative="1">
+      <w:start w:val="1"/>
+      <w:numFmt w:val="lowerLetter"/>
+      <w:lvlText w:val="%8."/>
+      <w:lvlJc w:val="left"/>
+      <w:pPr>
+        <w:ind w:left="5783" w:hanging="360"/>
+      </w:pPr>
+    </w:lvl>
+    <w:lvl w:ilvl="8" w:tplc="4009001B" w:tentative="1">
+      <w:start w:val="1"/>
+      <w:numFmt w:val="lowerRoman"/>
+      <w:lvlText w:val="%9."/>
+      <w:lvlJc w:val="right"/>
+      <w:pPr>
+        <w:ind w:left="6503" w:hanging="180"/>
+      </w:pPr>
+    </w:lvl>
+  </w:abstractNum>
+  <w:abstractNum w:abstractNumId="28" w15:restartNumberingAfterBreak="0">
     <w:nsid w:val="33962C34"/>
     <w:multiLevelType w:val="hybridMultilevel"/>
     <w:tmpl w:val="11A4415A"/>
@@ -15126,7 +16383,7 @@
       </w:rPr>
     </w:lvl>
   </w:abstractNum>
-  <w:abstractNum w:abstractNumId="16" w15:restartNumberingAfterBreak="0">
+  <w:abstractNum w:abstractNumId="29" w15:restartNumberingAfterBreak="0">
     <w:nsid w:val="33980965"/>
     <w:multiLevelType w:val="hybridMultilevel"/>
     <w:tmpl w:val="53F2FCD0"/>
@@ -15216,7 +16473,7 @@
       </w:pPr>
     </w:lvl>
   </w:abstractNum>
-  <w:abstractNum w:abstractNumId="17" w15:restartNumberingAfterBreak="0">
+  <w:abstractNum w:abstractNumId="30" w15:restartNumberingAfterBreak="0">
     <w:nsid w:val="34710D7F"/>
     <w:multiLevelType w:val="hybridMultilevel"/>
     <w:tmpl w:val="E1ECD574"/>
@@ -15329,7 +16586,7 @@
       </w:rPr>
     </w:lvl>
   </w:abstractNum>
-  <w:abstractNum w:abstractNumId="18" w15:restartNumberingAfterBreak="0">
+  <w:abstractNum w:abstractNumId="31" w15:restartNumberingAfterBreak="0">
     <w:nsid w:val="35670163"/>
     <w:multiLevelType w:val="hybridMultilevel"/>
     <w:tmpl w:val="E13C5BBC"/>
@@ -15442,7 +16699,7 @@
       </w:rPr>
     </w:lvl>
   </w:abstractNum>
-  <w:abstractNum w:abstractNumId="19" w15:restartNumberingAfterBreak="0">
+  <w:abstractNum w:abstractNumId="32" w15:restartNumberingAfterBreak="0">
     <w:nsid w:val="35B8072D"/>
     <w:multiLevelType w:val="hybridMultilevel"/>
     <w:tmpl w:val="CF9C4080"/>
@@ -15555,7 +16812,7 @@
       </w:rPr>
     </w:lvl>
   </w:abstractNum>
-  <w:abstractNum w:abstractNumId="20" w15:restartNumberingAfterBreak="0">
+  <w:abstractNum w:abstractNumId="33" w15:restartNumberingAfterBreak="0">
     <w:nsid w:val="371444F4"/>
     <w:multiLevelType w:val="hybridMultilevel"/>
     <w:tmpl w:val="1E10D5EA"/>
@@ -15668,10 +16925,10 @@
       </w:rPr>
     </w:lvl>
   </w:abstractNum>
-  <w:abstractNum w:abstractNumId="21" w15:restartNumberingAfterBreak="0">
+  <w:abstractNum w:abstractNumId="34" w15:restartNumberingAfterBreak="0">
     <w:nsid w:val="37D077E6"/>
     <w:multiLevelType w:val="hybridMultilevel"/>
-    <w:tmpl w:val="FAAE7FAC"/>
+    <w:tmpl w:val="6AD4C9A6"/>
     <w:lvl w:ilvl="0" w:tplc="84B20CAE">
       <w:numFmt w:val="bullet"/>
       <w:lvlText w:val=""/>
@@ -15686,7 +16943,7 @@
         <w:lang w:val="en-US" w:eastAsia="en-US" w:bidi="ar-SA"/>
       </w:rPr>
     </w:lvl>
-    <w:lvl w:ilvl="1" w:tplc="D0EEC9C6">
+    <w:lvl w:ilvl="1" w:tplc="8BCA3C6E">
       <w:start w:val="1"/>
       <w:numFmt w:val="decimal"/>
       <w:lvlText w:val="%2."/>
@@ -15702,8 +16959,8 @@
         <w:iCs w:val="0"/>
         <w:spacing w:val="-3"/>
         <w:w w:val="99"/>
-        <w:sz w:val="28"/>
-        <w:szCs w:val="28"/>
+        <w:sz w:val="20"/>
+        <w:szCs w:val="20"/>
         <w:lang w:val="en-US" w:eastAsia="en-US" w:bidi="ar-SA"/>
       </w:rPr>
     </w:lvl>
@@ -15792,7 +17049,7 @@
       </w:rPr>
     </w:lvl>
   </w:abstractNum>
-  <w:abstractNum w:abstractNumId="22" w15:restartNumberingAfterBreak="0">
+  <w:abstractNum w:abstractNumId="35" w15:restartNumberingAfterBreak="0">
     <w:nsid w:val="38572AE8"/>
     <w:multiLevelType w:val="hybridMultilevel"/>
     <w:tmpl w:val="99B66726"/>
@@ -15905,7 +17162,7 @@
       </w:rPr>
     </w:lvl>
   </w:abstractNum>
-  <w:abstractNum w:abstractNumId="23" w15:restartNumberingAfterBreak="0">
+  <w:abstractNum w:abstractNumId="36" w15:restartNumberingAfterBreak="0">
     <w:nsid w:val="38694386"/>
     <w:multiLevelType w:val="hybridMultilevel"/>
     <w:tmpl w:val="D88ADF5C"/>
@@ -16020,7 +17277,93 @@
       </w:rPr>
     </w:lvl>
   </w:abstractNum>
-  <w:abstractNum w:abstractNumId="24" w15:restartNumberingAfterBreak="0">
+  <w:abstractNum w:abstractNumId="37" w15:restartNumberingAfterBreak="0">
+    <w:nsid w:val="38F370DA"/>
+    <w:multiLevelType w:val="hybridMultilevel"/>
+    <w:tmpl w:val="721ADCF8"/>
+    <w:lvl w:ilvl="0" w:tplc="40090013">
+      <w:start w:val="1"/>
+      <w:numFmt w:val="upperRoman"/>
+      <w:lvlText w:val="%1."/>
+      <w:lvlJc w:val="right"/>
+      <w:pPr>
+        <w:ind w:left="743" w:hanging="360"/>
+      </w:pPr>
+    </w:lvl>
+    <w:lvl w:ilvl="1" w:tplc="FFFFFFFF" w:tentative="1">
+      <w:start w:val="1"/>
+      <w:numFmt w:val="lowerLetter"/>
+      <w:lvlText w:val="%2."/>
+      <w:lvlJc w:val="left"/>
+      <w:pPr>
+        <w:ind w:left="1463" w:hanging="360"/>
+      </w:pPr>
+    </w:lvl>
+    <w:lvl w:ilvl="2" w:tplc="FFFFFFFF" w:tentative="1">
+      <w:start w:val="1"/>
+      <w:numFmt w:val="lowerRoman"/>
+      <w:lvlText w:val="%3."/>
+      <w:lvlJc w:val="right"/>
+      <w:pPr>
+        <w:ind w:left="2183" w:hanging="180"/>
+      </w:pPr>
+    </w:lvl>
+    <w:lvl w:ilvl="3" w:tplc="FFFFFFFF" w:tentative="1">
+      <w:start w:val="1"/>
+      <w:numFmt w:val="decimal"/>
+      <w:lvlText w:val="%4."/>
+      <w:lvlJc w:val="left"/>
+      <w:pPr>
+        <w:ind w:left="2903" w:hanging="360"/>
+      </w:pPr>
+    </w:lvl>
+    <w:lvl w:ilvl="4" w:tplc="FFFFFFFF" w:tentative="1">
+      <w:start w:val="1"/>
+      <w:numFmt w:val="lowerLetter"/>
+      <w:lvlText w:val="%5."/>
+      <w:lvlJc w:val="left"/>
+      <w:pPr>
+        <w:ind w:left="3623" w:hanging="360"/>
+      </w:pPr>
+    </w:lvl>
+    <w:lvl w:ilvl="5" w:tplc="FFFFFFFF" w:tentative="1">
+      <w:start w:val="1"/>
+      <w:numFmt w:val="lowerRoman"/>
+      <w:lvlText w:val="%6."/>
+      <w:lvlJc w:val="right"/>
+      <w:pPr>
+        <w:ind w:left="4343" w:hanging="180"/>
+      </w:pPr>
+    </w:lvl>
+    <w:lvl w:ilvl="6" w:tplc="FFFFFFFF" w:tentative="1">
+      <w:start w:val="1"/>
+      <w:numFmt w:val="decimal"/>
+      <w:lvlText w:val="%7."/>
+      <w:lvlJc w:val="left"/>
+      <w:pPr>
+        <w:ind w:left="5063" w:hanging="360"/>
+      </w:pPr>
+    </w:lvl>
+    <w:lvl w:ilvl="7" w:tplc="FFFFFFFF" w:tentative="1">
+      <w:start w:val="1"/>
+      <w:numFmt w:val="lowerLetter"/>
+      <w:lvlText w:val="%8."/>
+      <w:lvlJc w:val="left"/>
+      <w:pPr>
+        <w:ind w:left="5783" w:hanging="360"/>
+      </w:pPr>
+    </w:lvl>
+    <w:lvl w:ilvl="8" w:tplc="FFFFFFFF" w:tentative="1">
+      <w:start w:val="1"/>
+      <w:numFmt w:val="lowerRoman"/>
+      <w:lvlText w:val="%9."/>
+      <w:lvlJc w:val="right"/>
+      <w:pPr>
+        <w:ind w:left="6503" w:hanging="180"/>
+      </w:pPr>
+    </w:lvl>
+  </w:abstractNum>
+  <w:abstractNum w:abstractNumId="38" w15:restartNumberingAfterBreak="0">
     <w:nsid w:val="3C5266AF"/>
     <w:multiLevelType w:val="hybridMultilevel"/>
     <w:tmpl w:val="469C27F0"/>
@@ -16110,7 +17453,7 @@
       </w:pPr>
     </w:lvl>
   </w:abstractNum>
-  <w:abstractNum w:abstractNumId="25" w15:restartNumberingAfterBreak="0">
+  <w:abstractNum w:abstractNumId="39" w15:restartNumberingAfterBreak="0">
     <w:nsid w:val="3E841520"/>
     <w:multiLevelType w:val="hybridMultilevel"/>
     <w:tmpl w:val="A184BF6A"/>
@@ -16200,7 +17543,233 @@
       </w:pPr>
     </w:lvl>
   </w:abstractNum>
-  <w:abstractNum w:abstractNumId="26" w15:restartNumberingAfterBreak="0">
+  <w:abstractNum w:abstractNumId="40" w15:restartNumberingAfterBreak="0">
+    <w:nsid w:val="3F8044E9"/>
+    <w:multiLevelType w:val="hybridMultilevel"/>
+    <w:tmpl w:val="DC74F2E8"/>
+    <w:lvl w:ilvl="0" w:tplc="40090005">
+      <w:start w:val="1"/>
+      <w:numFmt w:val="bullet"/>
+      <w:lvlText w:val=""/>
+      <w:lvlJc w:val="left"/>
+      <w:pPr>
+        <w:ind w:left="1464" w:hanging="360"/>
+      </w:pPr>
+      <w:rPr>
+        <w:rFonts w:ascii="Wingdings" w:hAnsi="Wingdings" w:hint="default"/>
+      </w:rPr>
+    </w:lvl>
+    <w:lvl w:ilvl="1" w:tplc="40090003" w:tentative="1">
+      <w:start w:val="1"/>
+      <w:numFmt w:val="bullet"/>
+      <w:lvlText w:val="o"/>
+      <w:lvlJc w:val="left"/>
+      <w:pPr>
+        <w:ind w:left="2184" w:hanging="360"/>
+      </w:pPr>
+      <w:rPr>
+        <w:rFonts w:ascii="Courier New" w:hAnsi="Courier New" w:cs="Courier New" w:hint="default"/>
+      </w:rPr>
+    </w:lvl>
+    <w:lvl w:ilvl="2" w:tplc="40090005" w:tentative="1">
+      <w:start w:val="1"/>
+      <w:numFmt w:val="bullet"/>
+      <w:lvlText w:val=""/>
+      <w:lvlJc w:val="left"/>
+      <w:pPr>
+        <w:ind w:left="2904" w:hanging="360"/>
+      </w:pPr>
+      <w:rPr>
+        <w:rFonts w:ascii="Wingdings" w:hAnsi="Wingdings" w:hint="default"/>
+      </w:rPr>
+    </w:lvl>
+    <w:lvl w:ilvl="3" w:tplc="40090001" w:tentative="1">
+      <w:start w:val="1"/>
+      <w:numFmt w:val="bullet"/>
+      <w:lvlText w:val=""/>
+      <w:lvlJc w:val="left"/>
+      <w:pPr>
+        <w:ind w:left="3624" w:hanging="360"/>
+      </w:pPr>
+      <w:rPr>
+        <w:rFonts w:ascii="Symbol" w:hAnsi="Symbol" w:hint="default"/>
+      </w:rPr>
+    </w:lvl>
+    <w:lvl w:ilvl="4" w:tplc="40090003" w:tentative="1">
+      <w:start w:val="1"/>
+      <w:numFmt w:val="bullet"/>
+      <w:lvlText w:val="o"/>
+      <w:lvlJc w:val="left"/>
+      <w:pPr>
+        <w:ind w:left="4344" w:hanging="360"/>
+      </w:pPr>
+      <w:rPr>
+        <w:rFonts w:ascii="Courier New" w:hAnsi="Courier New" w:cs="Courier New" w:hint="default"/>
+      </w:rPr>
+    </w:lvl>
+    <w:lvl w:ilvl="5" w:tplc="40090005" w:tentative="1">
+      <w:start w:val="1"/>
+      <w:numFmt w:val="bullet"/>
+      <w:lvlText w:val=""/>
+      <w:lvlJc w:val="left"/>
+      <w:pPr>
+        <w:ind w:left="5064" w:hanging="360"/>
+      </w:pPr>
+      <w:rPr>
+        <w:rFonts w:ascii="Wingdings" w:hAnsi="Wingdings" w:hint="default"/>
+      </w:rPr>
+    </w:lvl>
+    <w:lvl w:ilvl="6" w:tplc="40090001" w:tentative="1">
+      <w:start w:val="1"/>
+      <w:numFmt w:val="bullet"/>
+      <w:lvlText w:val=""/>
+      <w:lvlJc w:val="left"/>
+      <w:pPr>
+        <w:ind w:left="5784" w:hanging="360"/>
+      </w:pPr>
+      <w:rPr>
+        <w:rFonts w:ascii="Symbol" w:hAnsi="Symbol" w:hint="default"/>
+      </w:rPr>
+    </w:lvl>
+    <w:lvl w:ilvl="7" w:tplc="40090003" w:tentative="1">
+      <w:start w:val="1"/>
+      <w:numFmt w:val="bullet"/>
+      <w:lvlText w:val="o"/>
+      <w:lvlJc w:val="left"/>
+      <w:pPr>
+        <w:ind w:left="6504" w:hanging="360"/>
+      </w:pPr>
+      <w:rPr>
+        <w:rFonts w:ascii="Courier New" w:hAnsi="Courier New" w:cs="Courier New" w:hint="default"/>
+      </w:rPr>
+    </w:lvl>
+    <w:lvl w:ilvl="8" w:tplc="40090005" w:tentative="1">
+      <w:start w:val="1"/>
+      <w:numFmt w:val="bullet"/>
+      <w:lvlText w:val=""/>
+      <w:lvlJc w:val="left"/>
+      <w:pPr>
+        <w:ind w:left="7224" w:hanging="360"/>
+      </w:pPr>
+      <w:rPr>
+        <w:rFonts w:ascii="Wingdings" w:hAnsi="Wingdings" w:hint="default"/>
+      </w:rPr>
+    </w:lvl>
+  </w:abstractNum>
+  <w:abstractNum w:abstractNumId="41" w15:restartNumberingAfterBreak="0">
+    <w:nsid w:val="42B147FF"/>
+    <w:multiLevelType w:val="hybridMultilevel"/>
+    <w:tmpl w:val="A7FA8F7C"/>
+    <w:lvl w:ilvl="0" w:tplc="40090005">
+      <w:start w:val="1"/>
+      <w:numFmt w:val="bullet"/>
+      <w:lvlText w:val=""/>
+      <w:lvlJc w:val="left"/>
+      <w:pPr>
+        <w:ind w:left="743" w:hanging="360"/>
+      </w:pPr>
+      <w:rPr>
+        <w:rFonts w:ascii="Wingdings" w:hAnsi="Wingdings" w:hint="default"/>
+      </w:rPr>
+    </w:lvl>
+    <w:lvl w:ilvl="1" w:tplc="40090003" w:tentative="1">
+      <w:start w:val="1"/>
+      <w:numFmt w:val="bullet"/>
+      <w:lvlText w:val="o"/>
+      <w:lvlJc w:val="left"/>
+      <w:pPr>
+        <w:ind w:left="1463" w:hanging="360"/>
+      </w:pPr>
+      <w:rPr>
+        <w:rFonts w:ascii="Courier New" w:hAnsi="Courier New" w:cs="Courier New" w:hint="default"/>
+      </w:rPr>
+    </w:lvl>
+    <w:lvl w:ilvl="2" w:tplc="40090005" w:tentative="1">
+      <w:start w:val="1"/>
+      <w:numFmt w:val="bullet"/>
+      <w:lvlText w:val=""/>
+      <w:lvlJc w:val="left"/>
+      <w:pPr>
+        <w:ind w:left="2183" w:hanging="360"/>
+      </w:pPr>
+      <w:rPr>
+        <w:rFonts w:ascii="Wingdings" w:hAnsi="Wingdings" w:hint="default"/>
+      </w:rPr>
+    </w:lvl>
+    <w:lvl w:ilvl="3" w:tplc="40090001" w:tentative="1">
+      <w:start w:val="1"/>
+      <w:numFmt w:val="bullet"/>
+      <w:lvlText w:val=""/>
+      <w:lvlJc w:val="left"/>
+      <w:pPr>
+        <w:ind w:left="2903" w:hanging="360"/>
+      </w:pPr>
+      <w:rPr>
+        <w:rFonts w:ascii="Symbol" w:hAnsi="Symbol" w:hint="default"/>
+      </w:rPr>
+    </w:lvl>
+    <w:lvl w:ilvl="4" w:tplc="40090003" w:tentative="1">
+      <w:start w:val="1"/>
+      <w:numFmt w:val="bullet"/>
+      <w:lvlText w:val="o"/>
+      <w:lvlJc w:val="left"/>
+      <w:pPr>
+        <w:ind w:left="3623" w:hanging="360"/>
+      </w:pPr>
+      <w:rPr>
+        <w:rFonts w:ascii="Courier New" w:hAnsi="Courier New" w:cs="Courier New" w:hint="default"/>
+      </w:rPr>
+    </w:lvl>
+    <w:lvl w:ilvl="5" w:tplc="40090005" w:tentative="1">
+      <w:start w:val="1"/>
+      <w:numFmt w:val="bullet"/>
+      <w:lvlText w:val=""/>
+      <w:lvlJc w:val="left"/>
+      <w:pPr>
+        <w:ind w:left="4343" w:hanging="360"/>
+      </w:pPr>
+      <w:rPr>
+        <w:rFonts w:ascii="Wingdings" w:hAnsi="Wingdings" w:hint="default"/>
+      </w:rPr>
+    </w:lvl>
+    <w:lvl w:ilvl="6" w:tplc="40090001" w:tentative="1">
+      <w:start w:val="1"/>
+      <w:numFmt w:val="bullet"/>
+      <w:lvlText w:val=""/>
+      <w:lvlJc w:val="left"/>
+      <w:pPr>
+        <w:ind w:left="5063" w:hanging="360"/>
+      </w:pPr>
+      <w:rPr>
+        <w:rFonts w:ascii="Symbol" w:hAnsi="Symbol" w:hint="default"/>
+      </w:rPr>
+    </w:lvl>
+    <w:lvl w:ilvl="7" w:tplc="40090003" w:tentative="1">
+      <w:start w:val="1"/>
+      <w:numFmt w:val="bullet"/>
+      <w:lvlText w:val="o"/>
+      <w:lvlJc w:val="left"/>
+      <w:pPr>
+        <w:ind w:left="5783" w:hanging="360"/>
+      </w:pPr>
+      <w:rPr>
+        <w:rFonts w:ascii="Courier New" w:hAnsi="Courier New" w:cs="Courier New" w:hint="default"/>
+      </w:rPr>
+    </w:lvl>
+    <w:lvl w:ilvl="8" w:tplc="40090005" w:tentative="1">
+      <w:start w:val="1"/>
+      <w:numFmt w:val="bullet"/>
+      <w:lvlText w:val=""/>
+      <w:lvlJc w:val="left"/>
+      <w:pPr>
+        <w:ind w:left="6503" w:hanging="360"/>
+      </w:pPr>
+      <w:rPr>
+        <w:rFonts w:ascii="Wingdings" w:hAnsi="Wingdings" w:hint="default"/>
+      </w:rPr>
+    </w:lvl>
+  </w:abstractNum>
+  <w:abstractNum w:abstractNumId="42" w15:restartNumberingAfterBreak="0">
     <w:nsid w:val="48E258D8"/>
     <w:multiLevelType w:val="hybridMultilevel"/>
     <w:tmpl w:val="4F5ABEDC"/>
@@ -16313,7 +17882,7 @@
       </w:rPr>
     </w:lvl>
   </w:abstractNum>
-  <w:abstractNum w:abstractNumId="27" w15:restartNumberingAfterBreak="0">
+  <w:abstractNum w:abstractNumId="43" w15:restartNumberingAfterBreak="0">
     <w:nsid w:val="49476670"/>
     <w:multiLevelType w:val="multilevel"/>
     <w:tmpl w:val="4734F87A"/>
@@ -16462,7 +18031,7 @@
       </w:rPr>
     </w:lvl>
   </w:abstractNum>
-  <w:abstractNum w:abstractNumId="28" w15:restartNumberingAfterBreak="0">
+  <w:abstractNum w:abstractNumId="44" w15:restartNumberingAfterBreak="0">
     <w:nsid w:val="4CA80490"/>
     <w:multiLevelType w:val="hybridMultilevel"/>
     <w:tmpl w:val="6256FD6C"/>
@@ -16583,7 +18152,7 @@
       </w:rPr>
     </w:lvl>
   </w:abstractNum>
-  <w:abstractNum w:abstractNumId="29" w15:restartNumberingAfterBreak="0">
+  <w:abstractNum w:abstractNumId="45" w15:restartNumberingAfterBreak="0">
     <w:nsid w:val="4E6B34D8"/>
     <w:multiLevelType w:val="hybridMultilevel"/>
     <w:tmpl w:val="0B680F48"/>
@@ -16696,7 +18265,205 @@
       </w:rPr>
     </w:lvl>
   </w:abstractNum>
-  <w:abstractNum w:abstractNumId="30" w15:restartNumberingAfterBreak="0">
+  <w:abstractNum w:abstractNumId="46" w15:restartNumberingAfterBreak="0">
+    <w:nsid w:val="4F9D77B1"/>
+    <w:multiLevelType w:val="hybridMultilevel"/>
+    <w:tmpl w:val="4096441A"/>
+    <w:lvl w:ilvl="0" w:tplc="4009000F">
+      <w:start w:val="1"/>
+      <w:numFmt w:val="decimal"/>
+      <w:lvlText w:val="%1."/>
+      <w:lvlJc w:val="left"/>
+      <w:pPr>
+        <w:ind w:left="1440" w:hanging="360"/>
+      </w:pPr>
+    </w:lvl>
+    <w:lvl w:ilvl="1" w:tplc="40090019" w:tentative="1">
+      <w:start w:val="1"/>
+      <w:numFmt w:val="lowerLetter"/>
+      <w:lvlText w:val="%2."/>
+      <w:lvlJc w:val="left"/>
+      <w:pPr>
+        <w:ind w:left="2160" w:hanging="360"/>
+      </w:pPr>
+    </w:lvl>
+    <w:lvl w:ilvl="2" w:tplc="4009001B" w:tentative="1">
+      <w:start w:val="1"/>
+      <w:numFmt w:val="lowerRoman"/>
+      <w:lvlText w:val="%3."/>
+      <w:lvlJc w:val="right"/>
+      <w:pPr>
+        <w:ind w:left="2880" w:hanging="180"/>
+      </w:pPr>
+    </w:lvl>
+    <w:lvl w:ilvl="3" w:tplc="4009000F" w:tentative="1">
+      <w:start w:val="1"/>
+      <w:numFmt w:val="decimal"/>
+      <w:lvlText w:val="%4."/>
+      <w:lvlJc w:val="left"/>
+      <w:pPr>
+        <w:ind w:left="3600" w:hanging="360"/>
+      </w:pPr>
+    </w:lvl>
+    <w:lvl w:ilvl="4" w:tplc="40090019" w:tentative="1">
+      <w:start w:val="1"/>
+      <w:numFmt w:val="lowerLetter"/>
+      <w:lvlText w:val="%5."/>
+      <w:lvlJc w:val="left"/>
+      <w:pPr>
+        <w:ind w:left="4320" w:hanging="360"/>
+      </w:pPr>
+    </w:lvl>
+    <w:lvl w:ilvl="5" w:tplc="4009001B" w:tentative="1">
+      <w:start w:val="1"/>
+      <w:numFmt w:val="lowerRoman"/>
+      <w:lvlText w:val="%6."/>
+      <w:lvlJc w:val="right"/>
+      <w:pPr>
+        <w:ind w:left="5040" w:hanging="180"/>
+      </w:pPr>
+    </w:lvl>
+    <w:lvl w:ilvl="6" w:tplc="4009000F" w:tentative="1">
+      <w:start w:val="1"/>
+      <w:numFmt w:val="decimal"/>
+      <w:lvlText w:val="%7."/>
+      <w:lvlJc w:val="left"/>
+      <w:pPr>
+        <w:ind w:left="5760" w:hanging="360"/>
+      </w:pPr>
+    </w:lvl>
+    <w:lvl w:ilvl="7" w:tplc="40090019" w:tentative="1">
+      <w:start w:val="1"/>
+      <w:numFmt w:val="lowerLetter"/>
+      <w:lvlText w:val="%8."/>
+      <w:lvlJc w:val="left"/>
+      <w:pPr>
+        <w:ind w:left="6480" w:hanging="360"/>
+      </w:pPr>
+    </w:lvl>
+    <w:lvl w:ilvl="8" w:tplc="4009001B" w:tentative="1">
+      <w:start w:val="1"/>
+      <w:numFmt w:val="lowerRoman"/>
+      <w:lvlText w:val="%9."/>
+      <w:lvlJc w:val="right"/>
+      <w:pPr>
+        <w:ind w:left="7200" w:hanging="180"/>
+      </w:pPr>
+    </w:lvl>
+  </w:abstractNum>
+  <w:abstractNum w:abstractNumId="47" w15:restartNumberingAfterBreak="0">
+    <w:nsid w:val="515B6644"/>
+    <w:multiLevelType w:val="hybridMultilevel"/>
+    <w:tmpl w:val="C848E460"/>
+    <w:lvl w:ilvl="0" w:tplc="40090005">
+      <w:start w:val="1"/>
+      <w:numFmt w:val="bullet"/>
+      <w:lvlText w:val=""/>
+      <w:lvlJc w:val="left"/>
+      <w:pPr>
+        <w:ind w:left="720" w:hanging="360"/>
+      </w:pPr>
+      <w:rPr>
+        <w:rFonts w:ascii="Wingdings" w:hAnsi="Wingdings" w:hint="default"/>
+      </w:rPr>
+    </w:lvl>
+    <w:lvl w:ilvl="1" w:tplc="FFFFFFFF">
+      <w:numFmt w:val="bullet"/>
+      <w:lvlText w:val=""/>
+      <w:lvlJc w:val="left"/>
+      <w:pPr>
+        <w:ind w:left="1440" w:hanging="360"/>
+      </w:pPr>
+      <w:rPr>
+        <w:rFonts w:ascii="Calibri" w:eastAsia="Calibri" w:hAnsi="Calibri" w:cs="Calibri" w:hint="default"/>
+      </w:rPr>
+    </w:lvl>
+    <w:lvl w:ilvl="2" w:tplc="FFFFFFFF" w:tentative="1">
+      <w:start w:val="1"/>
+      <w:numFmt w:val="bullet"/>
+      <w:lvlText w:val=""/>
+      <w:lvlJc w:val="left"/>
+      <w:pPr>
+        <w:ind w:left="2160" w:hanging="360"/>
+      </w:pPr>
+      <w:rPr>
+        <w:rFonts w:ascii="Wingdings" w:hAnsi="Wingdings" w:hint="default"/>
+      </w:rPr>
+    </w:lvl>
+    <w:lvl w:ilvl="3" w:tplc="FFFFFFFF" w:tentative="1">
+      <w:start w:val="1"/>
+      <w:numFmt w:val="bullet"/>
+      <w:lvlText w:val=""/>
+      <w:lvlJc w:val="left"/>
+      <w:pPr>
+        <w:ind w:left="2880" w:hanging="360"/>
+      </w:pPr>
+      <w:rPr>
+        <w:rFonts w:ascii="Symbol" w:hAnsi="Symbol" w:hint="default"/>
+      </w:rPr>
+    </w:lvl>
+    <w:lvl w:ilvl="4" w:tplc="FFFFFFFF" w:tentative="1">
+      <w:start w:val="1"/>
+      <w:numFmt w:val="bullet"/>
+      <w:lvlText w:val="o"/>
+      <w:lvlJc w:val="left"/>
+      <w:pPr>
+        <w:ind w:left="3600" w:hanging="360"/>
+      </w:pPr>
+      <w:rPr>
+        <w:rFonts w:ascii="Courier New" w:hAnsi="Courier New" w:cs="Courier New" w:hint="default"/>
+      </w:rPr>
+    </w:lvl>
+    <w:lvl w:ilvl="5" w:tplc="FFFFFFFF" w:tentative="1">
+      <w:start w:val="1"/>
+      <w:numFmt w:val="bullet"/>
+      <w:lvlText w:val=""/>
+      <w:lvlJc w:val="left"/>
+      <w:pPr>
+        <w:ind w:left="4320" w:hanging="360"/>
+      </w:pPr>
+      <w:rPr>
+        <w:rFonts w:ascii="Wingdings" w:hAnsi="Wingdings" w:hint="default"/>
+      </w:rPr>
+    </w:lvl>
+    <w:lvl w:ilvl="6" w:tplc="FFFFFFFF" w:tentative="1">
+      <w:start w:val="1"/>
+      <w:numFmt w:val="bullet"/>
+      <w:lvlText w:val=""/>
+      <w:lvlJc w:val="left"/>
+      <w:pPr>
+        <w:ind w:left="5040" w:hanging="360"/>
+      </w:pPr>
+      <w:rPr>
+        <w:rFonts w:ascii="Symbol" w:hAnsi="Symbol" w:hint="default"/>
+      </w:rPr>
+    </w:lvl>
+    <w:lvl w:ilvl="7" w:tplc="FFFFFFFF" w:tentative="1">
+      <w:start w:val="1"/>
+      <w:numFmt w:val="bullet"/>
+      <w:lvlText w:val="o"/>
+      <w:lvlJc w:val="left"/>
+      <w:pPr>
+        <w:ind w:left="5760" w:hanging="360"/>
+      </w:pPr>
+      <w:rPr>
+        <w:rFonts w:ascii="Courier New" w:hAnsi="Courier New" w:cs="Courier New" w:hint="default"/>
+      </w:rPr>
+    </w:lvl>
+    <w:lvl w:ilvl="8" w:tplc="FFFFFFFF" w:tentative="1">
+      <w:start w:val="1"/>
+      <w:numFmt w:val="bullet"/>
+      <w:lvlText w:val=""/>
+      <w:lvlJc w:val="left"/>
+      <w:pPr>
+        <w:ind w:left="6480" w:hanging="360"/>
+      </w:pPr>
+      <w:rPr>
+        <w:rFonts w:ascii="Wingdings" w:hAnsi="Wingdings" w:hint="default"/>
+      </w:rPr>
+    </w:lvl>
+  </w:abstractNum>
+  <w:abstractNum w:abstractNumId="48" w15:restartNumberingAfterBreak="0">
     <w:nsid w:val="545E6B34"/>
     <w:multiLevelType w:val="hybridMultilevel"/>
     <w:tmpl w:val="302C82EC"/>
@@ -16786,7 +18553,7 @@
       </w:pPr>
     </w:lvl>
   </w:abstractNum>
-  <w:abstractNum w:abstractNumId="31" w15:restartNumberingAfterBreak="0">
+  <w:abstractNum w:abstractNumId="49" w15:restartNumberingAfterBreak="0">
     <w:nsid w:val="54F2111B"/>
     <w:multiLevelType w:val="hybridMultilevel"/>
     <w:tmpl w:val="D160E37E"/>
@@ -16876,7 +18643,7 @@
       </w:pPr>
     </w:lvl>
   </w:abstractNum>
-  <w:abstractNum w:abstractNumId="32" w15:restartNumberingAfterBreak="0">
+  <w:abstractNum w:abstractNumId="50" w15:restartNumberingAfterBreak="0">
     <w:nsid w:val="577163DD"/>
     <w:multiLevelType w:val="hybridMultilevel"/>
     <w:tmpl w:val="A3162692"/>
@@ -16989,7 +18756,120 @@
       </w:rPr>
     </w:lvl>
   </w:abstractNum>
-  <w:abstractNum w:abstractNumId="33" w15:restartNumberingAfterBreak="0">
+  <w:abstractNum w:abstractNumId="51" w15:restartNumberingAfterBreak="0">
+    <w:nsid w:val="5A803C6A"/>
+    <w:multiLevelType w:val="hybridMultilevel"/>
+    <w:tmpl w:val="A85EBD5E"/>
+    <w:lvl w:ilvl="0" w:tplc="4009000F">
+      <w:start w:val="1"/>
+      <w:numFmt w:val="decimal"/>
+      <w:lvlText w:val="%1."/>
+      <w:lvlJc w:val="left"/>
+      <w:pPr>
+        <w:ind w:left="1080" w:hanging="360"/>
+      </w:pPr>
+      <w:rPr>
+        <w:rFonts w:hint="default"/>
+      </w:rPr>
+    </w:lvl>
+    <w:lvl w:ilvl="1" w:tplc="FFFFFFFF" w:tentative="1">
+      <w:start w:val="1"/>
+      <w:numFmt w:val="bullet"/>
+      <w:lvlText w:val="o"/>
+      <w:lvlJc w:val="left"/>
+      <w:pPr>
+        <w:ind w:left="1800" w:hanging="360"/>
+      </w:pPr>
+      <w:rPr>
+        <w:rFonts w:ascii="Courier New" w:hAnsi="Courier New" w:cs="Courier New" w:hint="default"/>
+      </w:rPr>
+    </w:lvl>
+    <w:lvl w:ilvl="2" w:tplc="FFFFFFFF" w:tentative="1">
+      <w:start w:val="1"/>
+      <w:numFmt w:val="bullet"/>
+      <w:lvlText w:val=""/>
+      <w:lvlJc w:val="left"/>
+      <w:pPr>
+        <w:ind w:left="2520" w:hanging="360"/>
+      </w:pPr>
+      <w:rPr>
+        <w:rFonts w:ascii="Wingdings" w:hAnsi="Wingdings" w:hint="default"/>
+      </w:rPr>
+    </w:lvl>
+    <w:lvl w:ilvl="3" w:tplc="FFFFFFFF" w:tentative="1">
+      <w:start w:val="1"/>
+      <w:numFmt w:val="bullet"/>
+      <w:lvlText w:val=""/>
+      <w:lvlJc w:val="left"/>
+      <w:pPr>
+        <w:ind w:left="3240" w:hanging="360"/>
+      </w:pPr>
+      <w:rPr>
+        <w:rFonts w:ascii="Symbol" w:hAnsi="Symbol" w:hint="default"/>
+      </w:rPr>
+    </w:lvl>
+    <w:lvl w:ilvl="4" w:tplc="FFFFFFFF" w:tentative="1">
+      <w:start w:val="1"/>
+      <w:numFmt w:val="bullet"/>
+      <w:lvlText w:val="o"/>
+      <w:lvlJc w:val="left"/>
+      <w:pPr>
+        <w:ind w:left="3960" w:hanging="360"/>
+      </w:pPr>
+      <w:rPr>
+        <w:rFonts w:ascii="Courier New" w:hAnsi="Courier New" w:cs="Courier New" w:hint="default"/>
+      </w:rPr>
+    </w:lvl>
+    <w:lvl w:ilvl="5" w:tplc="FFFFFFFF" w:tentative="1">
+      <w:start w:val="1"/>
+      <w:numFmt w:val="bullet"/>
+      <w:lvlText w:val=""/>
+      <w:lvlJc w:val="left"/>
+      <w:pPr>
+        <w:ind w:left="4680" w:hanging="360"/>
+      </w:pPr>
+      <w:rPr>
+        <w:rFonts w:ascii="Wingdings" w:hAnsi="Wingdings" w:hint="default"/>
+      </w:rPr>
+    </w:lvl>
+    <w:lvl w:ilvl="6" w:tplc="FFFFFFFF" w:tentative="1">
+      <w:start w:val="1"/>
+      <w:numFmt w:val="bullet"/>
+      <w:lvlText w:val=""/>
+      <w:lvlJc w:val="left"/>
+      <w:pPr>
+        <w:ind w:left="5400" w:hanging="360"/>
+      </w:pPr>
+      <w:rPr>
+        <w:rFonts w:ascii="Symbol" w:hAnsi="Symbol" w:hint="default"/>
+      </w:rPr>
+    </w:lvl>
+    <w:lvl w:ilvl="7" w:tplc="FFFFFFFF" w:tentative="1">
+      <w:start w:val="1"/>
+      <w:numFmt w:val="bullet"/>
+      <w:lvlText w:val="o"/>
+      <w:lvlJc w:val="left"/>
+      <w:pPr>
+        <w:ind w:left="6120" w:hanging="360"/>
+      </w:pPr>
+      <w:rPr>
+        <w:rFonts w:ascii="Courier New" w:hAnsi="Courier New" w:cs="Courier New" w:hint="default"/>
+      </w:rPr>
+    </w:lvl>
+    <w:lvl w:ilvl="8" w:tplc="FFFFFFFF" w:tentative="1">
+      <w:start w:val="1"/>
+      <w:numFmt w:val="bullet"/>
+      <w:lvlText w:val=""/>
+      <w:lvlJc w:val="left"/>
+      <w:pPr>
+        <w:ind w:left="6840" w:hanging="360"/>
+      </w:pPr>
+      <w:rPr>
+        <w:rFonts w:ascii="Wingdings" w:hAnsi="Wingdings" w:hint="default"/>
+      </w:rPr>
+    </w:lvl>
+  </w:abstractNum>
+  <w:abstractNum w:abstractNumId="52" w15:restartNumberingAfterBreak="0">
     <w:nsid w:val="5A8A2572"/>
     <w:multiLevelType w:val="multilevel"/>
     <w:tmpl w:val="7D36F0E6"/>
@@ -17138,7 +19018,7 @@
       </w:rPr>
     </w:lvl>
   </w:abstractNum>
-  <w:abstractNum w:abstractNumId="34" w15:restartNumberingAfterBreak="0">
+  <w:abstractNum w:abstractNumId="53" w15:restartNumberingAfterBreak="0">
     <w:nsid w:val="5AB21EB8"/>
     <w:multiLevelType w:val="hybridMultilevel"/>
     <w:tmpl w:val="6452F262"/>
@@ -17251,7 +19131,7 @@
       </w:rPr>
     </w:lvl>
   </w:abstractNum>
-  <w:abstractNum w:abstractNumId="35" w15:restartNumberingAfterBreak="0">
+  <w:abstractNum w:abstractNumId="54" w15:restartNumberingAfterBreak="0">
     <w:nsid w:val="5AC04694"/>
     <w:multiLevelType w:val="multilevel"/>
     <w:tmpl w:val="CEEE1E9A"/>
@@ -17400,7 +19280,7 @@
       </w:rPr>
     </w:lvl>
   </w:abstractNum>
-  <w:abstractNum w:abstractNumId="36" w15:restartNumberingAfterBreak="0">
+  <w:abstractNum w:abstractNumId="55" w15:restartNumberingAfterBreak="0">
     <w:nsid w:val="5CD514A5"/>
     <w:multiLevelType w:val="hybridMultilevel"/>
     <w:tmpl w:val="8912F382"/>
@@ -17513,7 +19393,120 @@
       </w:rPr>
     </w:lvl>
   </w:abstractNum>
-  <w:abstractNum w:abstractNumId="37" w15:restartNumberingAfterBreak="0">
+  <w:abstractNum w:abstractNumId="56" w15:restartNumberingAfterBreak="0">
+    <w:nsid w:val="60380A91"/>
+    <w:multiLevelType w:val="hybridMultilevel"/>
+    <w:tmpl w:val="165E684E"/>
+    <w:lvl w:ilvl="0" w:tplc="4009000F">
+      <w:start w:val="1"/>
+      <w:numFmt w:val="decimal"/>
+      <w:lvlText w:val="%1."/>
+      <w:lvlJc w:val="left"/>
+      <w:pPr>
+        <w:ind w:left="743" w:hanging="360"/>
+      </w:pPr>
+      <w:rPr>
+        <w:rFonts w:hint="default"/>
+      </w:rPr>
+    </w:lvl>
+    <w:lvl w:ilvl="1" w:tplc="FFFFFFFF" w:tentative="1">
+      <w:start w:val="1"/>
+      <w:numFmt w:val="bullet"/>
+      <w:lvlText w:val="o"/>
+      <w:lvlJc w:val="left"/>
+      <w:pPr>
+        <w:ind w:left="1463" w:hanging="360"/>
+      </w:pPr>
+      <w:rPr>
+        <w:rFonts w:ascii="Courier New" w:hAnsi="Courier New" w:cs="Courier New" w:hint="default"/>
+      </w:rPr>
+    </w:lvl>
+    <w:lvl w:ilvl="2" w:tplc="FFFFFFFF" w:tentative="1">
+      <w:start w:val="1"/>
+      <w:numFmt w:val="bullet"/>
+      <w:lvlText w:val=""/>
+      <w:lvlJc w:val="left"/>
+      <w:pPr>
+        <w:ind w:left="2183" w:hanging="360"/>
+      </w:pPr>
+      <w:rPr>
+        <w:rFonts w:ascii="Wingdings" w:hAnsi="Wingdings" w:hint="default"/>
+      </w:rPr>
+    </w:lvl>
+    <w:lvl w:ilvl="3" w:tplc="FFFFFFFF" w:tentative="1">
+      <w:start w:val="1"/>
+      <w:numFmt w:val="bullet"/>
+      <w:lvlText w:val=""/>
+      <w:lvlJc w:val="left"/>
+      <w:pPr>
+        <w:ind w:left="2903" w:hanging="360"/>
+      </w:pPr>
+      <w:rPr>
+        <w:rFonts w:ascii="Symbol" w:hAnsi="Symbol" w:hint="default"/>
+      </w:rPr>
+    </w:lvl>
+    <w:lvl w:ilvl="4" w:tplc="FFFFFFFF" w:tentative="1">
+      <w:start w:val="1"/>
+      <w:numFmt w:val="bullet"/>
+      <w:lvlText w:val="o"/>
+      <w:lvlJc w:val="left"/>
+      <w:pPr>
+        <w:ind w:left="3623" w:hanging="360"/>
+      </w:pPr>
+      <w:rPr>
+        <w:rFonts w:ascii="Courier New" w:hAnsi="Courier New" w:cs="Courier New" w:hint="default"/>
+      </w:rPr>
+    </w:lvl>
+    <w:lvl w:ilvl="5" w:tplc="FFFFFFFF" w:tentative="1">
+      <w:start w:val="1"/>
+      <w:numFmt w:val="bullet"/>
+      <w:lvlText w:val=""/>
+      <w:lvlJc w:val="left"/>
+      <w:pPr>
+        <w:ind w:left="4343" w:hanging="360"/>
+      </w:pPr>
+      <w:rPr>
+        <w:rFonts w:ascii="Wingdings" w:hAnsi="Wingdings" w:hint="default"/>
+      </w:rPr>
+    </w:lvl>
+    <w:lvl w:ilvl="6" w:tplc="FFFFFFFF" w:tentative="1">
+      <w:start w:val="1"/>
+      <w:numFmt w:val="bullet"/>
+      <w:lvlText w:val=""/>
+      <w:lvlJc w:val="left"/>
+      <w:pPr>
+        <w:ind w:left="5063" w:hanging="360"/>
+      </w:pPr>
+      <w:rPr>
+        <w:rFonts w:ascii="Symbol" w:hAnsi="Symbol" w:hint="default"/>
+      </w:rPr>
+    </w:lvl>
+    <w:lvl w:ilvl="7" w:tplc="FFFFFFFF" w:tentative="1">
+      <w:start w:val="1"/>
+      <w:numFmt w:val="bullet"/>
+      <w:lvlText w:val="o"/>
+      <w:lvlJc w:val="left"/>
+      <w:pPr>
+        <w:ind w:left="5783" w:hanging="360"/>
+      </w:pPr>
+      <w:rPr>
+        <w:rFonts w:ascii="Courier New" w:hAnsi="Courier New" w:cs="Courier New" w:hint="default"/>
+      </w:rPr>
+    </w:lvl>
+    <w:lvl w:ilvl="8" w:tplc="FFFFFFFF" w:tentative="1">
+      <w:start w:val="1"/>
+      <w:numFmt w:val="bullet"/>
+      <w:lvlText w:val=""/>
+      <w:lvlJc w:val="left"/>
+      <w:pPr>
+        <w:ind w:left="6503" w:hanging="360"/>
+      </w:pPr>
+      <w:rPr>
+        <w:rFonts w:ascii="Wingdings" w:hAnsi="Wingdings" w:hint="default"/>
+      </w:rPr>
+    </w:lvl>
+  </w:abstractNum>
+  <w:abstractNum w:abstractNumId="57" w15:restartNumberingAfterBreak="0">
     <w:nsid w:val="664D642B"/>
     <w:multiLevelType w:val="hybridMultilevel"/>
     <w:tmpl w:val="C58656F2"/>
@@ -17626,7 +19619,7 @@
       </w:rPr>
     </w:lvl>
   </w:abstractNum>
-  <w:abstractNum w:abstractNumId="38" w15:restartNumberingAfterBreak="0">
+  <w:abstractNum w:abstractNumId="58" w15:restartNumberingAfterBreak="0">
     <w:nsid w:val="66EE78FE"/>
     <w:multiLevelType w:val="hybridMultilevel"/>
     <w:tmpl w:val="4798F032"/>
@@ -17715,7 +19708,7 @@
       </w:pPr>
     </w:lvl>
   </w:abstractNum>
-  <w:abstractNum w:abstractNumId="39" w15:restartNumberingAfterBreak="0">
+  <w:abstractNum w:abstractNumId="59" w15:restartNumberingAfterBreak="0">
     <w:nsid w:val="6ABC0699"/>
     <w:multiLevelType w:val="hybridMultilevel"/>
     <w:tmpl w:val="82FA482E"/>
@@ -17830,7 +19823,233 @@
       </w:rPr>
     </w:lvl>
   </w:abstractNum>
-  <w:abstractNum w:abstractNumId="40" w15:restartNumberingAfterBreak="0">
+  <w:abstractNum w:abstractNumId="60" w15:restartNumberingAfterBreak="0">
+    <w:nsid w:val="6C2054AB"/>
+    <w:multiLevelType w:val="hybridMultilevel"/>
+    <w:tmpl w:val="DF56740A"/>
+    <w:lvl w:ilvl="0" w:tplc="40090005">
+      <w:start w:val="1"/>
+      <w:numFmt w:val="bullet"/>
+      <w:lvlText w:val=""/>
+      <w:lvlJc w:val="left"/>
+      <w:pPr>
+        <w:ind w:left="1440" w:hanging="360"/>
+      </w:pPr>
+      <w:rPr>
+        <w:rFonts w:ascii="Wingdings" w:hAnsi="Wingdings" w:hint="default"/>
+      </w:rPr>
+    </w:lvl>
+    <w:lvl w:ilvl="1" w:tplc="40090003" w:tentative="1">
+      <w:start w:val="1"/>
+      <w:numFmt w:val="bullet"/>
+      <w:lvlText w:val="o"/>
+      <w:lvlJc w:val="left"/>
+      <w:pPr>
+        <w:ind w:left="2160" w:hanging="360"/>
+      </w:pPr>
+      <w:rPr>
+        <w:rFonts w:ascii="Courier New" w:hAnsi="Courier New" w:cs="Courier New" w:hint="default"/>
+      </w:rPr>
+    </w:lvl>
+    <w:lvl w:ilvl="2" w:tplc="40090005" w:tentative="1">
+      <w:start w:val="1"/>
+      <w:numFmt w:val="bullet"/>
+      <w:lvlText w:val=""/>
+      <w:lvlJc w:val="left"/>
+      <w:pPr>
+        <w:ind w:left="2880" w:hanging="360"/>
+      </w:pPr>
+      <w:rPr>
+        <w:rFonts w:ascii="Wingdings" w:hAnsi="Wingdings" w:hint="default"/>
+      </w:rPr>
+    </w:lvl>
+    <w:lvl w:ilvl="3" w:tplc="40090001" w:tentative="1">
+      <w:start w:val="1"/>
+      <w:numFmt w:val="bullet"/>
+      <w:lvlText w:val=""/>
+      <w:lvlJc w:val="left"/>
+      <w:pPr>
+        <w:ind w:left="3600" w:hanging="360"/>
+      </w:pPr>
+      <w:rPr>
+        <w:rFonts w:ascii="Symbol" w:hAnsi="Symbol" w:hint="default"/>
+      </w:rPr>
+    </w:lvl>
+    <w:lvl w:ilvl="4" w:tplc="40090003" w:tentative="1">
+      <w:start w:val="1"/>
+      <w:numFmt w:val="bullet"/>
+      <w:lvlText w:val="o"/>
+      <w:lvlJc w:val="left"/>
+      <w:pPr>
+        <w:ind w:left="4320" w:hanging="360"/>
+      </w:pPr>
+      <w:rPr>
+        <w:rFonts w:ascii="Courier New" w:hAnsi="Courier New" w:cs="Courier New" w:hint="default"/>
+      </w:rPr>
+    </w:lvl>
+    <w:lvl w:ilvl="5" w:tplc="40090005" w:tentative="1">
+      <w:start w:val="1"/>
+      <w:numFmt w:val="bullet"/>
+      <w:lvlText w:val=""/>
+      <w:lvlJc w:val="left"/>
+      <w:pPr>
+        <w:ind w:left="5040" w:hanging="360"/>
+      </w:pPr>
+      <w:rPr>
+        <w:rFonts w:ascii="Wingdings" w:hAnsi="Wingdings" w:hint="default"/>
+      </w:rPr>
+    </w:lvl>
+    <w:lvl w:ilvl="6" w:tplc="40090001" w:tentative="1">
+      <w:start w:val="1"/>
+      <w:numFmt w:val="bullet"/>
+      <w:lvlText w:val=""/>
+      <w:lvlJc w:val="left"/>
+      <w:pPr>
+        <w:ind w:left="5760" w:hanging="360"/>
+      </w:pPr>
+      <w:rPr>
+        <w:rFonts w:ascii="Symbol" w:hAnsi="Symbol" w:hint="default"/>
+      </w:rPr>
+    </w:lvl>
+    <w:lvl w:ilvl="7" w:tplc="40090003" w:tentative="1">
+      <w:start w:val="1"/>
+      <w:numFmt w:val="bullet"/>
+      <w:lvlText w:val="o"/>
+      <w:lvlJc w:val="left"/>
+      <w:pPr>
+        <w:ind w:left="6480" w:hanging="360"/>
+      </w:pPr>
+      <w:rPr>
+        <w:rFonts w:ascii="Courier New" w:hAnsi="Courier New" w:cs="Courier New" w:hint="default"/>
+      </w:rPr>
+    </w:lvl>
+    <w:lvl w:ilvl="8" w:tplc="40090005" w:tentative="1">
+      <w:start w:val="1"/>
+      <w:numFmt w:val="bullet"/>
+      <w:lvlText w:val=""/>
+      <w:lvlJc w:val="left"/>
+      <w:pPr>
+        <w:ind w:left="7200" w:hanging="360"/>
+      </w:pPr>
+      <w:rPr>
+        <w:rFonts w:ascii="Wingdings" w:hAnsi="Wingdings" w:hint="default"/>
+      </w:rPr>
+    </w:lvl>
+  </w:abstractNum>
+  <w:abstractNum w:abstractNumId="61" w15:restartNumberingAfterBreak="0">
+    <w:nsid w:val="6C9B54BB"/>
+    <w:multiLevelType w:val="hybridMultilevel"/>
+    <w:tmpl w:val="A5B6A198"/>
+    <w:lvl w:ilvl="0" w:tplc="40090005">
+      <w:start w:val="1"/>
+      <w:numFmt w:val="bullet"/>
+      <w:lvlText w:val=""/>
+      <w:lvlJc w:val="left"/>
+      <w:pPr>
+        <w:ind w:left="720" w:hanging="360"/>
+      </w:pPr>
+      <w:rPr>
+        <w:rFonts w:ascii="Wingdings" w:hAnsi="Wingdings" w:hint="default"/>
+      </w:rPr>
+    </w:lvl>
+    <w:lvl w:ilvl="1" w:tplc="40090003" w:tentative="1">
+      <w:start w:val="1"/>
+      <w:numFmt w:val="bullet"/>
+      <w:lvlText w:val="o"/>
+      <w:lvlJc w:val="left"/>
+      <w:pPr>
+        <w:ind w:left="1440" w:hanging="360"/>
+      </w:pPr>
+      <w:rPr>
+        <w:rFonts w:ascii="Courier New" w:hAnsi="Courier New" w:cs="Courier New" w:hint="default"/>
+      </w:rPr>
+    </w:lvl>
+    <w:lvl w:ilvl="2" w:tplc="40090005" w:tentative="1">
+      <w:start w:val="1"/>
+      <w:numFmt w:val="bullet"/>
+      <w:lvlText w:val=""/>
+      <w:lvlJc w:val="left"/>
+      <w:pPr>
+        <w:ind w:left="2160" w:hanging="360"/>
+      </w:pPr>
+      <w:rPr>
+        <w:rFonts w:ascii="Wingdings" w:hAnsi="Wingdings" w:hint="default"/>
+      </w:rPr>
+    </w:lvl>
+    <w:lvl w:ilvl="3" w:tplc="40090001" w:tentative="1">
+      <w:start w:val="1"/>
+      <w:numFmt w:val="bullet"/>
+      <w:lvlText w:val=""/>
+      <w:lvlJc w:val="left"/>
+      <w:pPr>
+        <w:ind w:left="2880" w:hanging="360"/>
+      </w:pPr>
+      <w:rPr>
+        <w:rFonts w:ascii="Symbol" w:hAnsi="Symbol" w:hint="default"/>
+      </w:rPr>
+    </w:lvl>
+    <w:lvl w:ilvl="4" w:tplc="40090003" w:tentative="1">
+      <w:start w:val="1"/>
+      <w:numFmt w:val="bullet"/>
+      <w:lvlText w:val="o"/>
+      <w:lvlJc w:val="left"/>
+      <w:pPr>
+        <w:ind w:left="3600" w:hanging="360"/>
+      </w:pPr>
+      <w:rPr>
+        <w:rFonts w:ascii="Courier New" w:hAnsi="Courier New" w:cs="Courier New" w:hint="default"/>
+      </w:rPr>
+    </w:lvl>
+    <w:lvl w:ilvl="5" w:tplc="40090005" w:tentative="1">
+      <w:start w:val="1"/>
+      <w:numFmt w:val="bullet"/>
+      <w:lvlText w:val=""/>
+      <w:lvlJc w:val="left"/>
+      <w:pPr>
+        <w:ind w:left="4320" w:hanging="360"/>
+      </w:pPr>
+      <w:rPr>
+        <w:rFonts w:ascii="Wingdings" w:hAnsi="Wingdings" w:hint="default"/>
+      </w:rPr>
+    </w:lvl>
+    <w:lvl w:ilvl="6" w:tplc="40090001" w:tentative="1">
+      <w:start w:val="1"/>
+      <w:numFmt w:val="bullet"/>
+      <w:lvlText w:val=""/>
+      <w:lvlJc w:val="left"/>
+      <w:pPr>
+        <w:ind w:left="5040" w:hanging="360"/>
+      </w:pPr>
+      <w:rPr>
+        <w:rFonts w:ascii="Symbol" w:hAnsi="Symbol" w:hint="default"/>
+      </w:rPr>
+    </w:lvl>
+    <w:lvl w:ilvl="7" w:tplc="40090003" w:tentative="1">
+      <w:start w:val="1"/>
+      <w:numFmt w:val="bullet"/>
+      <w:lvlText w:val="o"/>
+      <w:lvlJc w:val="left"/>
+      <w:pPr>
+        <w:ind w:left="5760" w:hanging="360"/>
+      </w:pPr>
+      <w:rPr>
+        <w:rFonts w:ascii="Courier New" w:hAnsi="Courier New" w:cs="Courier New" w:hint="default"/>
+      </w:rPr>
+    </w:lvl>
+    <w:lvl w:ilvl="8" w:tplc="40090005" w:tentative="1">
+      <w:start w:val="1"/>
+      <w:numFmt w:val="bullet"/>
+      <w:lvlText w:val=""/>
+      <w:lvlJc w:val="left"/>
+      <w:pPr>
+        <w:ind w:left="6480" w:hanging="360"/>
+      </w:pPr>
+      <w:rPr>
+        <w:rFonts w:ascii="Wingdings" w:hAnsi="Wingdings" w:hint="default"/>
+      </w:rPr>
+    </w:lvl>
+  </w:abstractNum>
+  <w:abstractNum w:abstractNumId="62" w15:restartNumberingAfterBreak="0">
     <w:nsid w:val="6D3F5CEF"/>
     <w:multiLevelType w:val="hybridMultilevel"/>
     <w:tmpl w:val="AA4810E4"/>
@@ -17946,7 +20165,7 @@
       </w:rPr>
     </w:lvl>
   </w:abstractNum>
-  <w:abstractNum w:abstractNumId="41" w15:restartNumberingAfterBreak="0">
+  <w:abstractNum w:abstractNumId="63" w15:restartNumberingAfterBreak="0">
     <w:nsid w:val="6FD22425"/>
     <w:multiLevelType w:val="multilevel"/>
     <w:tmpl w:val="B7BE6696"/>
@@ -18095,7 +20314,7 @@
       </w:rPr>
     </w:lvl>
   </w:abstractNum>
-  <w:abstractNum w:abstractNumId="42" w15:restartNumberingAfterBreak="0">
+  <w:abstractNum w:abstractNumId="64" w15:restartNumberingAfterBreak="0">
     <w:nsid w:val="714D6E91"/>
     <w:multiLevelType w:val="hybridMultilevel"/>
     <w:tmpl w:val="11E83D0C"/>
@@ -18208,7 +20427,7 @@
       </w:rPr>
     </w:lvl>
   </w:abstractNum>
-  <w:abstractNum w:abstractNumId="43" w15:restartNumberingAfterBreak="0">
+  <w:abstractNum w:abstractNumId="65" w15:restartNumberingAfterBreak="0">
     <w:nsid w:val="72EE5745"/>
     <w:multiLevelType w:val="hybridMultilevel"/>
     <w:tmpl w:val="7C0EB9B8"/>
@@ -18321,7 +20540,120 @@
       </w:rPr>
     </w:lvl>
   </w:abstractNum>
-  <w:abstractNum w:abstractNumId="44" w15:restartNumberingAfterBreak="0">
+  <w:abstractNum w:abstractNumId="66" w15:restartNumberingAfterBreak="0">
+    <w:nsid w:val="792A1F6F"/>
+    <w:multiLevelType w:val="hybridMultilevel"/>
+    <w:tmpl w:val="C7162C1E"/>
+    <w:lvl w:ilvl="0" w:tplc="40090013">
+      <w:start w:val="1"/>
+      <w:numFmt w:val="upperRoman"/>
+      <w:lvlText w:val="%1."/>
+      <w:lvlJc w:val="right"/>
+      <w:pPr>
+        <w:ind w:left="1080" w:hanging="360"/>
+      </w:pPr>
+      <w:rPr>
+        <w:rFonts w:hint="default"/>
+      </w:rPr>
+    </w:lvl>
+    <w:lvl w:ilvl="1" w:tplc="FFFFFFFF" w:tentative="1">
+      <w:start w:val="1"/>
+      <w:numFmt w:val="bullet"/>
+      <w:lvlText w:val="o"/>
+      <w:lvlJc w:val="left"/>
+      <w:pPr>
+        <w:ind w:left="1800" w:hanging="360"/>
+      </w:pPr>
+      <w:rPr>
+        <w:rFonts w:ascii="Courier New" w:hAnsi="Courier New" w:cs="Courier New" w:hint="default"/>
+      </w:rPr>
+    </w:lvl>
+    <w:lvl w:ilvl="2" w:tplc="FFFFFFFF" w:tentative="1">
+      <w:start w:val="1"/>
+      <w:numFmt w:val="bullet"/>
+      <w:lvlText w:val=""/>
+      <w:lvlJc w:val="left"/>
+      <w:pPr>
+        <w:ind w:left="2520" w:hanging="360"/>
+      </w:pPr>
+      <w:rPr>
+        <w:rFonts w:ascii="Wingdings" w:hAnsi="Wingdings" w:hint="default"/>
+      </w:rPr>
+    </w:lvl>
+    <w:lvl w:ilvl="3" w:tplc="FFFFFFFF" w:tentative="1">
+      <w:start w:val="1"/>
+      <w:numFmt w:val="bullet"/>
+      <w:lvlText w:val=""/>
+      <w:lvlJc w:val="left"/>
+      <w:pPr>
+        <w:ind w:left="3240" w:hanging="360"/>
+      </w:pPr>
+      <w:rPr>
+        <w:rFonts w:ascii="Symbol" w:hAnsi="Symbol" w:hint="default"/>
+      </w:rPr>
+    </w:lvl>
+    <w:lvl w:ilvl="4" w:tplc="FFFFFFFF" w:tentative="1">
+      <w:start w:val="1"/>
+      <w:numFmt w:val="bullet"/>
+      <w:lvlText w:val="o"/>
+      <w:lvlJc w:val="left"/>
+      <w:pPr>
+        <w:ind w:left="3960" w:hanging="360"/>
+      </w:pPr>
+      <w:rPr>
+        <w:rFonts w:ascii="Courier New" w:hAnsi="Courier New" w:cs="Courier New" w:hint="default"/>
+      </w:rPr>
+    </w:lvl>
+    <w:lvl w:ilvl="5" w:tplc="FFFFFFFF" w:tentative="1">
+      <w:start w:val="1"/>
+      <w:numFmt w:val="bullet"/>
+      <w:lvlText w:val=""/>
+      <w:lvlJc w:val="left"/>
+      <w:pPr>
+        <w:ind w:left="4680" w:hanging="360"/>
+      </w:pPr>
+      <w:rPr>
+        <w:rFonts w:ascii="Wingdings" w:hAnsi="Wingdings" w:hint="default"/>
+      </w:rPr>
+    </w:lvl>
+    <w:lvl w:ilvl="6" w:tplc="FFFFFFFF" w:tentative="1">
+      <w:start w:val="1"/>
+      <w:numFmt w:val="bullet"/>
+      <w:lvlText w:val=""/>
+      <w:lvlJc w:val="left"/>
+      <w:pPr>
+        <w:ind w:left="5400" w:hanging="360"/>
+      </w:pPr>
+      <w:rPr>
+        <w:rFonts w:ascii="Symbol" w:hAnsi="Symbol" w:hint="default"/>
+      </w:rPr>
+    </w:lvl>
+    <w:lvl w:ilvl="7" w:tplc="FFFFFFFF" w:tentative="1">
+      <w:start w:val="1"/>
+      <w:numFmt w:val="bullet"/>
+      <w:lvlText w:val="o"/>
+      <w:lvlJc w:val="left"/>
+      <w:pPr>
+        <w:ind w:left="6120" w:hanging="360"/>
+      </w:pPr>
+      <w:rPr>
+        <w:rFonts w:ascii="Courier New" w:hAnsi="Courier New" w:cs="Courier New" w:hint="default"/>
+      </w:rPr>
+    </w:lvl>
+    <w:lvl w:ilvl="8" w:tplc="FFFFFFFF" w:tentative="1">
+      <w:start w:val="1"/>
+      <w:numFmt w:val="bullet"/>
+      <w:lvlText w:val=""/>
+      <w:lvlJc w:val="left"/>
+      <w:pPr>
+        <w:ind w:left="6840" w:hanging="360"/>
+      </w:pPr>
+      <w:rPr>
+        <w:rFonts w:ascii="Wingdings" w:hAnsi="Wingdings" w:hint="default"/>
+      </w:rPr>
+    </w:lvl>
+  </w:abstractNum>
+  <w:abstractNum w:abstractNumId="67" w15:restartNumberingAfterBreak="0">
     <w:nsid w:val="7B082D1C"/>
     <w:multiLevelType w:val="hybridMultilevel"/>
     <w:tmpl w:val="A066DFAE"/>
@@ -18434,7 +20766,7 @@
       </w:rPr>
     </w:lvl>
   </w:abstractNum>
-  <w:abstractNum w:abstractNumId="45" w15:restartNumberingAfterBreak="0">
+  <w:abstractNum w:abstractNumId="68" w15:restartNumberingAfterBreak="0">
     <w:nsid w:val="7B4B391C"/>
     <w:multiLevelType w:val="hybridMultilevel"/>
     <w:tmpl w:val="69625398"/>
@@ -18547,7 +20879,7 @@
       </w:rPr>
     </w:lvl>
   </w:abstractNum>
-  <w:abstractNum w:abstractNumId="46" w15:restartNumberingAfterBreak="0">
+  <w:abstractNum w:abstractNumId="69" w15:restartNumberingAfterBreak="0">
     <w:nsid w:val="7BC21E22"/>
     <w:multiLevelType w:val="hybridMultilevel"/>
     <w:tmpl w:val="EF66AAB2"/>
@@ -18660,7 +20992,7 @@
       </w:rPr>
     </w:lvl>
   </w:abstractNum>
-  <w:abstractNum w:abstractNumId="47" w15:restartNumberingAfterBreak="0">
+  <w:abstractNum w:abstractNumId="70" w15:restartNumberingAfterBreak="0">
     <w:nsid w:val="7CFD4D19"/>
     <w:multiLevelType w:val="multilevel"/>
     <w:tmpl w:val="E0B2AA64"/>
@@ -18809,7 +21141,7 @@
       </w:rPr>
     </w:lvl>
   </w:abstractNum>
-  <w:abstractNum w:abstractNumId="48" w15:restartNumberingAfterBreak="0">
+  <w:abstractNum w:abstractNumId="71" w15:restartNumberingAfterBreak="0">
     <w:nsid w:val="7D3C35B1"/>
     <w:multiLevelType w:val="hybridMultilevel"/>
     <w:tmpl w:val="075E2068"/>
@@ -18922,152 +21254,310 @@
       </w:rPr>
     </w:lvl>
   </w:abstractNum>
+  <w:abstractNum w:abstractNumId="72" w15:restartNumberingAfterBreak="0">
+    <w:nsid w:val="7E1D6258"/>
+    <w:multiLevelType w:val="hybridMultilevel"/>
+    <w:tmpl w:val="2944806A"/>
+    <w:lvl w:ilvl="0" w:tplc="4009000F">
+      <w:start w:val="1"/>
+      <w:numFmt w:val="decimal"/>
+      <w:lvlText w:val="%1."/>
+      <w:lvlJc w:val="left"/>
+      <w:pPr>
+        <w:ind w:left="1440" w:hanging="360"/>
+      </w:pPr>
+    </w:lvl>
+    <w:lvl w:ilvl="1" w:tplc="40090019" w:tentative="1">
+      <w:start w:val="1"/>
+      <w:numFmt w:val="lowerLetter"/>
+      <w:lvlText w:val="%2."/>
+      <w:lvlJc w:val="left"/>
+      <w:pPr>
+        <w:ind w:left="2160" w:hanging="360"/>
+      </w:pPr>
+    </w:lvl>
+    <w:lvl w:ilvl="2" w:tplc="4009001B" w:tentative="1">
+      <w:start w:val="1"/>
+      <w:numFmt w:val="lowerRoman"/>
+      <w:lvlText w:val="%3."/>
+      <w:lvlJc w:val="right"/>
+      <w:pPr>
+        <w:ind w:left="2880" w:hanging="180"/>
+      </w:pPr>
+    </w:lvl>
+    <w:lvl w:ilvl="3" w:tplc="4009000F" w:tentative="1">
+      <w:start w:val="1"/>
+      <w:numFmt w:val="decimal"/>
+      <w:lvlText w:val="%4."/>
+      <w:lvlJc w:val="left"/>
+      <w:pPr>
+        <w:ind w:left="3600" w:hanging="360"/>
+      </w:pPr>
+    </w:lvl>
+    <w:lvl w:ilvl="4" w:tplc="40090019" w:tentative="1">
+      <w:start w:val="1"/>
+      <w:numFmt w:val="lowerLetter"/>
+      <w:lvlText w:val="%5."/>
+      <w:lvlJc w:val="left"/>
+      <w:pPr>
+        <w:ind w:left="4320" w:hanging="360"/>
+      </w:pPr>
+    </w:lvl>
+    <w:lvl w:ilvl="5" w:tplc="4009001B" w:tentative="1">
+      <w:start w:val="1"/>
+      <w:numFmt w:val="lowerRoman"/>
+      <w:lvlText w:val="%6."/>
+      <w:lvlJc w:val="right"/>
+      <w:pPr>
+        <w:ind w:left="5040" w:hanging="180"/>
+      </w:pPr>
+    </w:lvl>
+    <w:lvl w:ilvl="6" w:tplc="4009000F" w:tentative="1">
+      <w:start w:val="1"/>
+      <w:numFmt w:val="decimal"/>
+      <w:lvlText w:val="%7."/>
+      <w:lvlJc w:val="left"/>
+      <w:pPr>
+        <w:ind w:left="5760" w:hanging="360"/>
+      </w:pPr>
+    </w:lvl>
+    <w:lvl w:ilvl="7" w:tplc="40090019" w:tentative="1">
+      <w:start w:val="1"/>
+      <w:numFmt w:val="lowerLetter"/>
+      <w:lvlText w:val="%8."/>
+      <w:lvlJc w:val="left"/>
+      <w:pPr>
+        <w:ind w:left="6480" w:hanging="360"/>
+      </w:pPr>
+    </w:lvl>
+    <w:lvl w:ilvl="8" w:tplc="4009001B" w:tentative="1">
+      <w:start w:val="1"/>
+      <w:numFmt w:val="lowerRoman"/>
+      <w:lvlText w:val="%9."/>
+      <w:lvlJc w:val="right"/>
+      <w:pPr>
+        <w:ind w:left="7200" w:hanging="180"/>
+      </w:pPr>
+    </w:lvl>
+  </w:abstractNum>
   <w:num w:numId="1" w16cid:durableId="697000590">
+    <w:abstractNumId w:val="17"/>
+  </w:num>
+  <w:num w:numId="2" w16cid:durableId="287972380">
+    <w:abstractNumId w:val="44"/>
+  </w:num>
+  <w:num w:numId="3" w16cid:durableId="167790013">
+    <w:abstractNumId w:val="59"/>
+  </w:num>
+  <w:num w:numId="4" w16cid:durableId="1263340854">
+    <w:abstractNumId w:val="16"/>
+  </w:num>
+  <w:num w:numId="5" w16cid:durableId="1711568764">
+    <w:abstractNumId w:val="34"/>
+  </w:num>
+  <w:num w:numId="6" w16cid:durableId="992097685">
+    <w:abstractNumId w:val="15"/>
+  </w:num>
+  <w:num w:numId="7" w16cid:durableId="1989901006">
+    <w:abstractNumId w:val="28"/>
+  </w:num>
+  <w:num w:numId="8" w16cid:durableId="1711804321">
+    <w:abstractNumId w:val="35"/>
+  </w:num>
+  <w:num w:numId="9" w16cid:durableId="1804075728">
+    <w:abstractNumId w:val="1"/>
+  </w:num>
+  <w:num w:numId="10" w16cid:durableId="1693258833">
+    <w:abstractNumId w:val="58"/>
+  </w:num>
+  <w:num w:numId="11" w16cid:durableId="1547333605">
+    <w:abstractNumId w:val="7"/>
+  </w:num>
+  <w:num w:numId="12" w16cid:durableId="1766412368">
+    <w:abstractNumId w:val="11"/>
+  </w:num>
+  <w:num w:numId="13" w16cid:durableId="935598709">
+    <w:abstractNumId w:val="18"/>
+  </w:num>
+  <w:num w:numId="14" w16cid:durableId="245111708">
+    <w:abstractNumId w:val="62"/>
+  </w:num>
+  <w:num w:numId="15" w16cid:durableId="1763065477">
+    <w:abstractNumId w:val="38"/>
+  </w:num>
+  <w:num w:numId="16" w16cid:durableId="1533884624">
+    <w:abstractNumId w:val="49"/>
+  </w:num>
+  <w:num w:numId="17" w16cid:durableId="754088437">
+    <w:abstractNumId w:val="29"/>
+  </w:num>
+  <w:num w:numId="18" w16cid:durableId="270286617">
+    <w:abstractNumId w:val="48"/>
+  </w:num>
+  <w:num w:numId="19" w16cid:durableId="879318814">
+    <w:abstractNumId w:val="36"/>
+  </w:num>
+  <w:num w:numId="20" w16cid:durableId="650060160">
+    <w:abstractNumId w:val="64"/>
+  </w:num>
+  <w:num w:numId="21" w16cid:durableId="662392625">
+    <w:abstractNumId w:val="39"/>
+  </w:num>
+  <w:num w:numId="22" w16cid:durableId="755781822">
+    <w:abstractNumId w:val="45"/>
+  </w:num>
+  <w:num w:numId="23" w16cid:durableId="427969007">
+    <w:abstractNumId w:val="4"/>
+  </w:num>
+  <w:num w:numId="24" w16cid:durableId="202593613">
+    <w:abstractNumId w:val="24"/>
+  </w:num>
+  <w:num w:numId="25" w16cid:durableId="1433747148">
+    <w:abstractNumId w:val="67"/>
+  </w:num>
+  <w:num w:numId="26" w16cid:durableId="1947074984">
+    <w:abstractNumId w:val="26"/>
+  </w:num>
+  <w:num w:numId="27" w16cid:durableId="1309479295">
+    <w:abstractNumId w:val="50"/>
+  </w:num>
+  <w:num w:numId="28" w16cid:durableId="1425999547">
+    <w:abstractNumId w:val="53"/>
+  </w:num>
+  <w:num w:numId="29" w16cid:durableId="53436613">
+    <w:abstractNumId w:val="31"/>
+  </w:num>
+  <w:num w:numId="30" w16cid:durableId="1040712927">
+    <w:abstractNumId w:val="13"/>
+  </w:num>
+  <w:num w:numId="31" w16cid:durableId="426000107">
+    <w:abstractNumId w:val="70"/>
+  </w:num>
+  <w:num w:numId="32" w16cid:durableId="173881652">
+    <w:abstractNumId w:val="63"/>
+  </w:num>
+  <w:num w:numId="33" w16cid:durableId="1925873597">
+    <w:abstractNumId w:val="43"/>
+  </w:num>
+  <w:num w:numId="34" w16cid:durableId="629435888">
+    <w:abstractNumId w:val="54"/>
+  </w:num>
+  <w:num w:numId="35" w16cid:durableId="357976868">
+    <w:abstractNumId w:val="52"/>
+  </w:num>
+  <w:num w:numId="36" w16cid:durableId="1074429831">
+    <w:abstractNumId w:val="22"/>
+  </w:num>
+  <w:num w:numId="37" w16cid:durableId="745105288">
+    <w:abstractNumId w:val="21"/>
+  </w:num>
+  <w:num w:numId="38" w16cid:durableId="2061245511">
+    <w:abstractNumId w:val="69"/>
+  </w:num>
+  <w:num w:numId="39" w16cid:durableId="274019640">
+    <w:abstractNumId w:val="57"/>
+  </w:num>
+  <w:num w:numId="40" w16cid:durableId="1465155568">
+    <w:abstractNumId w:val="55"/>
+  </w:num>
+  <w:num w:numId="41" w16cid:durableId="1962223008">
+    <w:abstractNumId w:val="33"/>
+  </w:num>
+  <w:num w:numId="42" w16cid:durableId="1100031081">
+    <w:abstractNumId w:val="3"/>
+  </w:num>
+  <w:num w:numId="43" w16cid:durableId="791095382">
+    <w:abstractNumId w:val="30"/>
+  </w:num>
+  <w:num w:numId="44" w16cid:durableId="1362390176">
+    <w:abstractNumId w:val="68"/>
+  </w:num>
+  <w:num w:numId="45" w16cid:durableId="1129014742">
+    <w:abstractNumId w:val="71"/>
+  </w:num>
+  <w:num w:numId="46" w16cid:durableId="703212841">
+    <w:abstractNumId w:val="32"/>
+  </w:num>
+  <w:num w:numId="47" w16cid:durableId="1642688384">
+    <w:abstractNumId w:val="42"/>
+  </w:num>
+  <w:num w:numId="48" w16cid:durableId="1802454533">
+    <w:abstractNumId w:val="2"/>
+  </w:num>
+  <w:num w:numId="49" w16cid:durableId="824903772">
+    <w:abstractNumId w:val="65"/>
+  </w:num>
+  <w:num w:numId="50" w16cid:durableId="1610619138">
+    <w:abstractNumId w:val="12"/>
+  </w:num>
+  <w:num w:numId="51" w16cid:durableId="2063745708">
+    <w:abstractNumId w:val="25"/>
+  </w:num>
+  <w:num w:numId="52" w16cid:durableId="1670062680">
+    <w:abstractNumId w:val="40"/>
+  </w:num>
+  <w:num w:numId="53" w16cid:durableId="211503218">
+    <w:abstractNumId w:val="47"/>
+  </w:num>
+  <w:num w:numId="54" w16cid:durableId="1629167497">
+    <w:abstractNumId w:val="5"/>
+  </w:num>
+  <w:num w:numId="55" w16cid:durableId="873691675">
+    <w:abstractNumId w:val="41"/>
+  </w:num>
+  <w:num w:numId="56" w16cid:durableId="283079687">
+    <w:abstractNumId w:val="56"/>
+  </w:num>
+  <w:num w:numId="57" w16cid:durableId="417756539">
+    <w:abstractNumId w:val="23"/>
+  </w:num>
+  <w:num w:numId="58" w16cid:durableId="1342665339">
+    <w:abstractNumId w:val="27"/>
+  </w:num>
+  <w:num w:numId="59" w16cid:durableId="843059071">
+    <w:abstractNumId w:val="8"/>
+  </w:num>
+  <w:num w:numId="60" w16cid:durableId="1009022237">
+    <w:abstractNumId w:val="37"/>
+  </w:num>
+  <w:num w:numId="61" w16cid:durableId="751855984">
+    <w:abstractNumId w:val="19"/>
+  </w:num>
+  <w:num w:numId="62" w16cid:durableId="1221014307">
+    <w:abstractNumId w:val="0"/>
+  </w:num>
+  <w:num w:numId="63" w16cid:durableId="395204849">
+    <w:abstractNumId w:val="66"/>
+  </w:num>
+  <w:num w:numId="64" w16cid:durableId="1944461942">
+    <w:abstractNumId w:val="14"/>
+  </w:num>
+  <w:num w:numId="65" w16cid:durableId="1649048279">
+    <w:abstractNumId w:val="51"/>
+  </w:num>
+  <w:num w:numId="66" w16cid:durableId="1858345616">
+    <w:abstractNumId w:val="46"/>
+  </w:num>
+  <w:num w:numId="67" w16cid:durableId="977341421">
+    <w:abstractNumId w:val="20"/>
+  </w:num>
+  <w:num w:numId="68" w16cid:durableId="1494490514">
+    <w:abstractNumId w:val="6"/>
+  </w:num>
+  <w:num w:numId="69" w16cid:durableId="1422601862">
+    <w:abstractNumId w:val="72"/>
+  </w:num>
+  <w:num w:numId="70" w16cid:durableId="1181091009">
+    <w:abstractNumId w:val="10"/>
+  </w:num>
+  <w:num w:numId="71" w16cid:durableId="2111117273">
     <w:abstractNumId w:val="9"/>
   </w:num>
-  <w:num w:numId="2" w16cid:durableId="287972380">
-    <w:abstractNumId w:val="28"/>
+  <w:num w:numId="72" w16cid:durableId="1270430606">
+    <w:abstractNumId w:val="60"/>
   </w:num>
-  <w:num w:numId="3" w16cid:durableId="167790013">
-    <w:abstractNumId w:val="39"/>
-  </w:num>
-  <w:num w:numId="4" w16cid:durableId="1263340854">
-    <w:abstractNumId w:val="8"/>
-  </w:num>
-  <w:num w:numId="5" w16cid:durableId="1711568764">
-    <w:abstractNumId w:val="21"/>
-  </w:num>
-  <w:num w:numId="6" w16cid:durableId="992097685">
-    <w:abstractNumId w:val="7"/>
-  </w:num>
-  <w:num w:numId="7" w16cid:durableId="1989901006">
-    <w:abstractNumId w:val="15"/>
-  </w:num>
-  <w:num w:numId="8" w16cid:durableId="1711804321">
-    <w:abstractNumId w:val="22"/>
-  </w:num>
-  <w:num w:numId="9" w16cid:durableId="1804075728">
-    <w:abstractNumId w:val="0"/>
-  </w:num>
-  <w:num w:numId="10" w16cid:durableId="1693258833">
-    <w:abstractNumId w:val="38"/>
-  </w:num>
-  <w:num w:numId="11" w16cid:durableId="1547333605">
-    <w:abstractNumId w:val="4"/>
-  </w:num>
-  <w:num w:numId="12" w16cid:durableId="1766412368">
-    <w:abstractNumId w:val="5"/>
-  </w:num>
-  <w:num w:numId="13" w16cid:durableId="935598709">
-    <w:abstractNumId w:val="10"/>
-  </w:num>
-  <w:num w:numId="14" w16cid:durableId="245111708">
-    <w:abstractNumId w:val="40"/>
-  </w:num>
-  <w:num w:numId="15" w16cid:durableId="1763065477">
-    <w:abstractNumId w:val="24"/>
-  </w:num>
-  <w:num w:numId="16" w16cid:durableId="1533884624">
-    <w:abstractNumId w:val="31"/>
-  </w:num>
-  <w:num w:numId="17" w16cid:durableId="754088437">
-    <w:abstractNumId w:val="16"/>
-  </w:num>
-  <w:num w:numId="18" w16cid:durableId="270286617">
-    <w:abstractNumId w:val="30"/>
-  </w:num>
-  <w:num w:numId="19" w16cid:durableId="879318814">
-    <w:abstractNumId w:val="23"/>
-  </w:num>
-  <w:num w:numId="20" w16cid:durableId="650060160">
-    <w:abstractNumId w:val="42"/>
-  </w:num>
-  <w:num w:numId="21" w16cid:durableId="662392625">
-    <w:abstractNumId w:val="25"/>
-  </w:num>
-  <w:num w:numId="22" w16cid:durableId="755781822">
-    <w:abstractNumId w:val="29"/>
-  </w:num>
-  <w:num w:numId="23" w16cid:durableId="427969007">
-    <w:abstractNumId w:val="3"/>
-  </w:num>
-  <w:num w:numId="24" w16cid:durableId="202593613">
-    <w:abstractNumId w:val="13"/>
-  </w:num>
-  <w:num w:numId="25" w16cid:durableId="1433747148">
-    <w:abstractNumId w:val="44"/>
-  </w:num>
-  <w:num w:numId="26" w16cid:durableId="1947074984">
-    <w:abstractNumId w:val="14"/>
-  </w:num>
-  <w:num w:numId="27" w16cid:durableId="1309479295">
-    <w:abstractNumId w:val="32"/>
-  </w:num>
-  <w:num w:numId="28" w16cid:durableId="1425999547">
-    <w:abstractNumId w:val="34"/>
-  </w:num>
-  <w:num w:numId="29" w16cid:durableId="53436613">
-    <w:abstractNumId w:val="18"/>
-  </w:num>
-  <w:num w:numId="30" w16cid:durableId="1040712927">
-    <w:abstractNumId w:val="6"/>
-  </w:num>
-  <w:num w:numId="31" w16cid:durableId="426000107">
-    <w:abstractNumId w:val="47"/>
-  </w:num>
-  <w:num w:numId="32" w16cid:durableId="173881652">
-    <w:abstractNumId w:val="41"/>
-  </w:num>
-  <w:num w:numId="33" w16cid:durableId="1925873597">
-    <w:abstractNumId w:val="27"/>
-  </w:num>
-  <w:num w:numId="34" w16cid:durableId="629435888">
-    <w:abstractNumId w:val="35"/>
-  </w:num>
-  <w:num w:numId="35" w16cid:durableId="357976868">
-    <w:abstractNumId w:val="33"/>
-  </w:num>
-  <w:num w:numId="36" w16cid:durableId="1074429831">
-    <w:abstractNumId w:val="12"/>
-  </w:num>
-  <w:num w:numId="37" w16cid:durableId="745105288">
-    <w:abstractNumId w:val="11"/>
-  </w:num>
-  <w:num w:numId="38" w16cid:durableId="2061245511">
-    <w:abstractNumId w:val="46"/>
-  </w:num>
-  <w:num w:numId="39" w16cid:durableId="274019640">
-    <w:abstractNumId w:val="37"/>
-  </w:num>
-  <w:num w:numId="40" w16cid:durableId="1465155568">
-    <w:abstractNumId w:val="36"/>
-  </w:num>
-  <w:num w:numId="41" w16cid:durableId="1962223008">
-    <w:abstractNumId w:val="20"/>
-  </w:num>
-  <w:num w:numId="42" w16cid:durableId="1100031081">
-    <w:abstractNumId w:val="2"/>
-  </w:num>
-  <w:num w:numId="43" w16cid:durableId="791095382">
-    <w:abstractNumId w:val="17"/>
-  </w:num>
-  <w:num w:numId="44" w16cid:durableId="1362390176">
-    <w:abstractNumId w:val="45"/>
-  </w:num>
-  <w:num w:numId="45" w16cid:durableId="1129014742">
-    <w:abstractNumId w:val="48"/>
-  </w:num>
-  <w:num w:numId="46" w16cid:durableId="703212841">
-    <w:abstractNumId w:val="19"/>
-  </w:num>
-  <w:num w:numId="47" w16cid:durableId="1642688384">
-    <w:abstractNumId w:val="26"/>
-  </w:num>
-  <w:num w:numId="48" w16cid:durableId="1802454533">
-    <w:abstractNumId w:val="1"/>
-  </w:num>
-  <w:num w:numId="49" w16cid:durableId="824903772">
-    <w:abstractNumId w:val="43"/>
+  <w:num w:numId="73" w16cid:durableId="244337421">
+    <w:abstractNumId w:val="61"/>
   </w:num>
 </w:numbering>
 </file>
